--- a/ANTI-GRAVITY - Henfield - Storyboard - GC -2026 Assessment.docx
+++ b/ANTI-GRAVITY - Henfield - Storyboard - GC -2026 Assessment.docx
@@ -5,23 +5,49 @@
     <w:tbl>
       <w:tblPr>
         <w:tblStyle w:val="TableGrid"/>
-        <w:tblW w:w="4743" w:type="pct"/>
+        <w:tblW w:w="10456" w:type="dxa"/>
         <w:jc w:val="center"/>
         <w:tblLook w:val="04A0" w:firstRow="1" w:lastRow="0" w:firstColumn="1" w:lastColumn="0" w:noHBand="0" w:noVBand="1"/>
       </w:tblPr>
       <w:tblGrid>
-        <w:gridCol w:w="1990"/>
-        <w:gridCol w:w="817"/>
-        <w:gridCol w:w="7112"/>
+        <w:gridCol w:w="506"/>
+        <w:gridCol w:w="2203"/>
+        <w:gridCol w:w="916"/>
+        <w:gridCol w:w="6831"/>
       </w:tblGrid>
       <w:tr>
         <w:trPr>
-          <w:trHeight w:val="397"/>
+          <w:cantSplit/>
+          <w:trHeight w:val="1134"/>
           <w:jc w:val="center"/>
         </w:trPr>
         <w:tc>
           <w:tcPr>
-            <w:tcW w:w="1003" w:type="pct"/>
+            <w:tcW w:w="506" w:type="dxa"/>
+            <w:shd w:val="clear" w:color="auto" w:fill="BFBFBF" w:themeFill="background1" w:themeFillShade="BF"/>
+            <w:textDirection w:val="btLr"/>
+          </w:tcPr>
+          <w:p>
+            <w:pPr>
+              <w:ind w:left="113" w:right="113"/>
+              <w:jc w:val="center"/>
+              <w:rPr>
+                <w:sz w:val="22"/>
+                <w:szCs w:val="22"/>
+              </w:rPr>
+            </w:pPr>
+            <w:r>
+              <w:rPr>
+                <w:sz w:val="22"/>
+                <w:szCs w:val="22"/>
+              </w:rPr>
+              <w:t>LENGTH</w:t>
+            </w:r>
+          </w:p>
+        </w:tc>
+        <w:tc>
+          <w:tcPr>
+            <w:tcW w:w="2203" w:type="dxa"/>
             <w:shd w:val="clear" w:color="auto" w:fill="BFBFBF" w:themeFill="background1" w:themeFillShade="BF"/>
             <w:vAlign w:val="center"/>
           </w:tcPr>
@@ -36,7 +62,7 @@
         </w:tc>
         <w:tc>
           <w:tcPr>
-            <w:tcW w:w="412" w:type="pct"/>
+            <w:tcW w:w="916" w:type="dxa"/>
             <w:shd w:val="clear" w:color="auto" w:fill="BFBFBF" w:themeFill="background1" w:themeFillShade="BF"/>
             <w:vAlign w:val="center"/>
           </w:tcPr>
@@ -99,7 +125,7 @@
         </w:tc>
         <w:tc>
           <w:tcPr>
-            <w:tcW w:w="3585" w:type="pct"/>
+            <w:tcW w:w="6831" w:type="dxa"/>
             <w:shd w:val="clear" w:color="auto" w:fill="BFBFBF" w:themeFill="background1" w:themeFillShade="BF"/>
             <w:vAlign w:val="center"/>
           </w:tcPr>
@@ -115,12 +141,28 @@
       </w:tr>
       <w:tr>
         <w:trPr>
-          <w:trHeight w:val="397"/>
+          <w:cantSplit/>
+          <w:trHeight w:val="1134"/>
           <w:jc w:val="center"/>
         </w:trPr>
         <w:tc>
           <w:tcPr>
-            <w:tcW w:w="1003" w:type="pct"/>
+            <w:tcW w:w="506" w:type="dxa"/>
+            <w:textDirection w:val="btLr"/>
+          </w:tcPr>
+          <w:p>
+            <w:pPr>
+              <w:ind w:left="113" w:right="113"/>
+              <w:jc w:val="center"/>
+            </w:pPr>
+            <w:r>
+              <w:t>10</w:t>
+            </w:r>
+          </w:p>
+        </w:tc>
+        <w:tc>
+          <w:tcPr>
+            <w:tcW w:w="2203" w:type="dxa"/>
             <w:vAlign w:val="center"/>
           </w:tcPr>
           <w:p>
@@ -128,13 +170,19 @@
               <w:jc w:val="center"/>
             </w:pPr>
             <w:r>
-              <w:t>FRONT OF HOUSE</w:t>
-            </w:r>
-          </w:p>
-        </w:tc>
-        <w:tc>
-          <w:tcPr>
-            <w:tcW w:w="412" w:type="pct"/>
+              <w:t>HANDOVER</w:t>
+            </w:r>
+            <w:r>
+              <w:t>/ CONS</w:t>
+            </w:r>
+            <w:r>
+              <w:t>OLIDATION</w:t>
+            </w:r>
+          </w:p>
+        </w:tc>
+        <w:tc>
+          <w:tcPr>
+            <w:tcW w:w="916" w:type="dxa"/>
             <w:vAlign w:val="center"/>
           </w:tcPr>
           <w:p>
@@ -142,15 +190,309 @@
               <w:jc w:val="center"/>
             </w:pPr>
             <w:r>
-              <w:t>0.00</w:t>
-            </w:r>
-          </w:p>
-        </w:tc>
-        <w:tc>
-          <w:tcPr>
-            <w:tcW w:w="3585" w:type="pct"/>
+              <w:t>15:22</w:t>
+            </w:r>
+          </w:p>
+        </w:tc>
+        <w:tc>
+          <w:tcPr>
+            <w:tcW w:w="6831" w:type="dxa"/>
             <w:vAlign w:val="center"/>
           </w:tcPr>
+          <w:p>
+            <w:pPr>
+              <w:ind w:left="360"/>
+              <w:rPr>
+                <w:b/>
+                <w:bCs/>
+                <w:sz w:val="22"/>
+                <w:szCs w:val="22"/>
+              </w:rPr>
+            </w:pPr>
+            <w:r>
+              <w:rPr>
+                <w:b/>
+                <w:bCs/>
+                <w:sz w:val="22"/>
+                <w:szCs w:val="22"/>
+              </w:rPr>
+              <w:t xml:space="preserve">IC2 </w:t>
+            </w:r>
+            <w:r>
+              <w:rPr>
+                <w:b/>
+                <w:bCs/>
+                <w:sz w:val="22"/>
+                <w:szCs w:val="22"/>
+              </w:rPr>
+              <w:t>HANDOVER</w:t>
+            </w:r>
+          </w:p>
+          <w:p>
+            <w:pPr>
+              <w:pStyle w:val="ListParagraph"/>
+              <w:numPr>
+                <w:ilvl w:val="0"/>
+                <w:numId w:val="8"/>
+              </w:numPr>
+              <w:rPr>
+                <w:sz w:val="22"/>
+                <w:szCs w:val="22"/>
+              </w:rPr>
+            </w:pPr>
+            <w:r>
+              <w:rPr>
+                <w:sz w:val="22"/>
+                <w:szCs w:val="22"/>
+              </w:rPr>
+              <w:t>HEAVY ON BA</w:t>
+            </w:r>
+          </w:p>
+          <w:p>
+            <w:pPr>
+              <w:pStyle w:val="ListParagraph"/>
+              <w:numPr>
+                <w:ilvl w:val="0"/>
+                <w:numId w:val="8"/>
+              </w:numPr>
+              <w:rPr>
+                <w:sz w:val="22"/>
+                <w:szCs w:val="22"/>
+              </w:rPr>
+            </w:pPr>
+            <w:r>
+              <w:rPr>
+                <w:sz w:val="22"/>
+                <w:szCs w:val="22"/>
+              </w:rPr>
+              <w:t>CANDIDATE ON COMMAND UNIT</w:t>
+            </w:r>
+          </w:p>
+          <w:p>
+            <w:pPr>
+              <w:pStyle w:val="ListParagraph"/>
+              <w:numPr>
+                <w:ilvl w:val="0"/>
+                <w:numId w:val="8"/>
+              </w:numPr>
+              <w:rPr>
+                <w:sz w:val="22"/>
+                <w:szCs w:val="22"/>
+              </w:rPr>
+            </w:pPr>
+            <w:r>
+              <w:rPr>
+                <w:sz w:val="22"/>
+                <w:szCs w:val="22"/>
+              </w:rPr>
+              <w:t>10 MINUTES ALLOWED TO HANDOVER</w:t>
+            </w:r>
+          </w:p>
+        </w:tc>
+      </w:tr>
+      <w:tr>
+        <w:trPr>
+          <w:cantSplit/>
+          <w:trHeight w:val="1134"/>
+          <w:jc w:val="center"/>
+        </w:trPr>
+        <w:tc>
+          <w:tcPr>
+            <w:tcW w:w="506" w:type="dxa"/>
+            <w:textDirection w:val="btLr"/>
+          </w:tcPr>
+          <w:p>
+            <w:pPr>
+              <w:ind w:left="113" w:right="113"/>
+              <w:jc w:val="center"/>
+            </w:pPr>
+            <w:r>
+              <w:t>3</w:t>
+            </w:r>
+          </w:p>
+        </w:tc>
+        <w:tc>
+          <w:tcPr>
+            <w:tcW w:w="2203" w:type="dxa"/>
+            <w:vAlign w:val="center"/>
+          </w:tcPr>
+          <w:p>
+            <w:pPr>
+              <w:jc w:val="center"/>
+            </w:pPr>
+            <w:r>
+              <w:t>INJECT 1</w:t>
+            </w:r>
+          </w:p>
+        </w:tc>
+        <w:tc>
+          <w:tcPr>
+            <w:tcW w:w="916" w:type="dxa"/>
+            <w:vAlign w:val="center"/>
+          </w:tcPr>
+          <w:p>
+            <w:pPr>
+              <w:jc w:val="center"/>
+            </w:pPr>
+            <w:r>
+              <w:t>15:</w:t>
+            </w:r>
+            <w:r>
+              <w:t>32</w:t>
+            </w:r>
+          </w:p>
+        </w:tc>
+        <w:tc>
+          <w:tcPr>
+            <w:tcW w:w="6831" w:type="dxa"/>
+            <w:vAlign w:val="center"/>
+          </w:tcPr>
+          <w:p>
+            <w:pPr>
+              <w:rPr>
+                <w:b/>
+                <w:bCs/>
+              </w:rPr>
+            </w:pPr>
+            <w:r>
+              <w:rPr>
+                <w:b/>
+                <w:bCs/>
+              </w:rPr>
+              <w:t>UPDATE FROM S</w:t>
+            </w:r>
+            <w:r>
+              <w:rPr>
+                <w:b/>
+                <w:bCs/>
+              </w:rPr>
+              <w:t xml:space="preserve">ECTOR </w:t>
+            </w:r>
+            <w:r>
+              <w:rPr>
+                <w:b/>
+                <w:bCs/>
+              </w:rPr>
+              <w:t>1</w:t>
+            </w:r>
+          </w:p>
+          <w:p>
+            <w:pPr>
+              <w:pStyle w:val="ListParagraph"/>
+              <w:numPr>
+                <w:ilvl w:val="0"/>
+                <w:numId w:val="4"/>
+              </w:numPr>
+            </w:pPr>
+            <w:r>
+              <w:t>UPDATE ON SYSTEMATIC SEARCH</w:t>
+            </w:r>
+          </w:p>
+          <w:p>
+            <w:pPr>
+              <w:pStyle w:val="ListParagraph"/>
+              <w:numPr>
+                <w:ilvl w:val="0"/>
+                <w:numId w:val="4"/>
+              </w:numPr>
+            </w:pPr>
+            <w:r>
+              <w:t>4 X BA CREWS – LEFT AND RIGHT HAND WALL</w:t>
+            </w:r>
+          </w:p>
+          <w:p>
+            <w:pPr>
+              <w:pStyle w:val="ListParagraph"/>
+              <w:numPr>
+                <w:ilvl w:val="0"/>
+                <w:numId w:val="4"/>
+              </w:numPr>
+            </w:pPr>
+            <w:r>
+              <w:t>LIST UNIT AREAS SEARCHED</w:t>
+            </w:r>
+          </w:p>
+        </w:tc>
+      </w:tr>
+      <w:tr>
+        <w:trPr>
+          <w:cantSplit/>
+          <w:trHeight w:val="1134"/>
+          <w:jc w:val="center"/>
+        </w:trPr>
+        <w:tc>
+          <w:tcPr>
+            <w:tcW w:w="506" w:type="dxa"/>
+            <w:textDirection w:val="btLr"/>
+          </w:tcPr>
+          <w:p>
+            <w:pPr>
+              <w:ind w:left="113" w:right="113"/>
+              <w:jc w:val="center"/>
+            </w:pPr>
+            <w:r>
+              <w:t>5</w:t>
+            </w:r>
+          </w:p>
+        </w:tc>
+        <w:tc>
+          <w:tcPr>
+            <w:tcW w:w="2203" w:type="dxa"/>
+            <w:vAlign w:val="center"/>
+          </w:tcPr>
+          <w:p>
+            <w:pPr>
+              <w:jc w:val="center"/>
+            </w:pPr>
+            <w:r>
+              <w:t xml:space="preserve">INJECT 2 </w:t>
+            </w:r>
+          </w:p>
+        </w:tc>
+        <w:tc>
+          <w:tcPr>
+            <w:tcW w:w="916" w:type="dxa"/>
+            <w:vAlign w:val="center"/>
+          </w:tcPr>
+          <w:p>
+            <w:pPr>
+              <w:jc w:val="center"/>
+            </w:pPr>
+            <w:r>
+              <w:t>15:</w:t>
+            </w:r>
+            <w:r>
+              <w:t>35</w:t>
+            </w:r>
+          </w:p>
+        </w:tc>
+        <w:tc>
+          <w:tcPr>
+            <w:tcW w:w="6831" w:type="dxa"/>
+            <w:vAlign w:val="center"/>
+          </w:tcPr>
+          <w:p>
+            <w:pPr>
+              <w:rPr>
+                <w:b/>
+                <w:bCs/>
+              </w:rPr>
+            </w:pPr>
+            <w:r>
+              <w:rPr>
+                <w:b/>
+                <w:bCs/>
+              </w:rPr>
+              <w:t xml:space="preserve">RP - </w:t>
+            </w:r>
+            <w:r>
+              <w:rPr>
+                <w:b/>
+                <w:bCs/>
+              </w:rPr>
+              <w:t>STORE MANAGER</w:t>
+            </w:r>
+          </w:p>
           <w:p>
             <w:pPr>
               <w:pStyle w:val="ListParagraph"/>
@@ -158,17 +500,9 @@
                 <w:ilvl w:val="0"/>
                 <w:numId w:val="6"/>
               </w:numPr>
-              <w:rPr>
-                <w:sz w:val="22"/>
-                <w:szCs w:val="22"/>
-              </w:rPr>
-            </w:pPr>
-            <w:r>
-              <w:rPr>
-                <w:sz w:val="22"/>
-                <w:szCs w:val="22"/>
-              </w:rPr>
-              <w:t>CANDIDATE IN POD 1</w:t>
+            </w:pPr>
+            <w:r>
+              <w:t>TRIED CALLED ‘MR SHORT’</w:t>
             </w:r>
           </w:p>
           <w:p>
@@ -178,311 +512,9 @@
                 <w:ilvl w:val="0"/>
                 <w:numId w:val="6"/>
               </w:numPr>
-              <w:rPr>
-                <w:sz w:val="22"/>
-                <w:szCs w:val="22"/>
-              </w:rPr>
-            </w:pPr>
-            <w:r>
-              <w:rPr>
-                <w:sz w:val="22"/>
-                <w:szCs w:val="22"/>
-              </w:rPr>
-              <w:t>RECEIVING BREIF ABOUT PROCESS</w:t>
-            </w:r>
-          </w:p>
-        </w:tc>
-      </w:tr>
-      <w:tr>
-        <w:trPr>
-          <w:trHeight w:val="397"/>
-          <w:jc w:val="center"/>
-        </w:trPr>
-        <w:tc>
-          <w:tcPr>
-            <w:tcW w:w="1003" w:type="pct"/>
-            <w:vAlign w:val="center"/>
-          </w:tcPr>
-          <w:p>
-            <w:pPr>
-              <w:jc w:val="center"/>
-            </w:pPr>
-            <w:r>
-              <w:t>MOBILISAITION</w:t>
-            </w:r>
-          </w:p>
-        </w:tc>
-        <w:tc>
-          <w:tcPr>
-            <w:tcW w:w="412" w:type="pct"/>
-            <w:vAlign w:val="center"/>
-          </w:tcPr>
-          <w:p>
-            <w:pPr>
-              <w:jc w:val="center"/>
-            </w:pPr>
-            <w:r>
-              <w:t>0.00</w:t>
-            </w:r>
-          </w:p>
-        </w:tc>
-        <w:tc>
-          <w:tcPr>
-            <w:tcW w:w="3585" w:type="pct"/>
-            <w:vAlign w:val="center"/>
-          </w:tcPr>
-          <w:p>
-            <w:pPr>
-              <w:pStyle w:val="ListParagraph"/>
-              <w:numPr>
-                <w:ilvl w:val="0"/>
-                <w:numId w:val="52"/>
-              </w:numPr>
-              <w:rPr>
-                <w:sz w:val="22"/>
-                <w:szCs w:val="22"/>
-              </w:rPr>
-            </w:pPr>
-            <w:r>
-              <w:rPr>
-                <w:sz w:val="22"/>
-                <w:szCs w:val="22"/>
-              </w:rPr>
-              <w:t xml:space="preserve">CANDIATE IN POD1 </w:t>
-            </w:r>
-          </w:p>
-          <w:p>
-            <w:pPr>
-              <w:pStyle w:val="ListParagraph"/>
-              <w:numPr>
-                <w:ilvl w:val="0"/>
-                <w:numId w:val="52"/>
-              </w:numPr>
-              <w:rPr>
-                <w:sz w:val="22"/>
-                <w:szCs w:val="22"/>
-              </w:rPr>
-            </w:pPr>
-            <w:r>
-              <w:rPr>
-                <w:sz w:val="22"/>
-                <w:szCs w:val="22"/>
-              </w:rPr>
-              <w:t>RECIEVEING MOBILISATION DETAILS</w:t>
-            </w:r>
-          </w:p>
-          <w:p>
-            <w:pPr>
-              <w:pStyle w:val="ListParagraph"/>
-              <w:numPr>
-                <w:ilvl w:val="0"/>
-                <w:numId w:val="52"/>
-              </w:numPr>
-              <w:rPr>
-                <w:sz w:val="22"/>
-                <w:szCs w:val="22"/>
-              </w:rPr>
-            </w:pPr>
-            <w:r>
-              <w:rPr>
-                <w:sz w:val="22"/>
-                <w:szCs w:val="22"/>
-              </w:rPr>
-              <w:t>CALL TO CONTROL</w:t>
-            </w:r>
-          </w:p>
-          <w:p>
-            <w:pPr>
-              <w:pStyle w:val="ListParagraph"/>
-              <w:numPr>
-                <w:ilvl w:val="0"/>
-                <w:numId w:val="52"/>
-              </w:numPr>
-              <w:rPr>
-                <w:sz w:val="22"/>
-                <w:szCs w:val="22"/>
-              </w:rPr>
-            </w:pPr>
-            <w:r>
-              <w:rPr>
-                <w:sz w:val="22"/>
-                <w:szCs w:val="22"/>
-              </w:rPr>
-              <w:t>BOOK ATTANDANCE AT INCIDENT</w:t>
-            </w:r>
-          </w:p>
-        </w:tc>
-      </w:tr>
-      <w:tr>
-        <w:trPr>
-          <w:trHeight w:val="397"/>
-          <w:jc w:val="center"/>
-        </w:trPr>
-        <w:tc>
-          <w:tcPr>
-            <w:tcW w:w="1003" w:type="pct"/>
-            <w:vAlign w:val="center"/>
-          </w:tcPr>
-          <w:p>
-            <w:pPr>
-              <w:jc w:val="center"/>
-            </w:pPr>
-            <w:r>
-              <w:t>HANDOVER</w:t>
-            </w:r>
-          </w:p>
-        </w:tc>
-        <w:tc>
-          <w:tcPr>
-            <w:tcW w:w="412" w:type="pct"/>
-            <w:vAlign w:val="center"/>
-          </w:tcPr>
-          <w:p>
-            <w:pPr>
-              <w:jc w:val="center"/>
-            </w:pPr>
-            <w:r>
-              <w:t>15:22</w:t>
-            </w:r>
-          </w:p>
-        </w:tc>
-        <w:tc>
-          <w:tcPr>
-            <w:tcW w:w="3585" w:type="pct"/>
-            <w:vAlign w:val="center"/>
-          </w:tcPr>
-          <w:p>
-            <w:pPr>
-              <w:ind w:left="360"/>
-              <w:rPr>
-                <w:b/>
-                <w:bCs/>
-                <w:sz w:val="22"/>
-                <w:szCs w:val="22"/>
-              </w:rPr>
-            </w:pPr>
-            <w:r>
-              <w:rPr>
-                <w:b/>
-                <w:bCs/>
-                <w:sz w:val="22"/>
-                <w:szCs w:val="22"/>
-              </w:rPr>
-              <w:t xml:space="preserve">IC2 </w:t>
-            </w:r>
-            <w:r>
-              <w:rPr>
-                <w:b/>
-                <w:bCs/>
-                <w:sz w:val="22"/>
-                <w:szCs w:val="22"/>
-              </w:rPr>
-              <w:t>HANDOVER</w:t>
-            </w:r>
-          </w:p>
-          <w:p>
-            <w:pPr>
-              <w:pStyle w:val="ListParagraph"/>
-              <w:numPr>
-                <w:ilvl w:val="0"/>
-                <w:numId w:val="44"/>
-              </w:numPr>
-              <w:rPr>
-                <w:sz w:val="22"/>
-                <w:szCs w:val="22"/>
-              </w:rPr>
-            </w:pPr>
-            <w:r>
-              <w:rPr>
-                <w:sz w:val="22"/>
-                <w:szCs w:val="22"/>
-              </w:rPr>
-              <w:t>CANDIDATE ON COMMAND UNIT</w:t>
-            </w:r>
-          </w:p>
-          <w:p>
-            <w:pPr>
-              <w:pStyle w:val="ListParagraph"/>
-              <w:numPr>
-                <w:ilvl w:val="0"/>
-                <w:numId w:val="44"/>
-              </w:numPr>
-              <w:rPr>
-                <w:sz w:val="22"/>
-                <w:szCs w:val="22"/>
-              </w:rPr>
-            </w:pPr>
-            <w:r>
-              <w:rPr>
-                <w:sz w:val="22"/>
-                <w:szCs w:val="22"/>
-              </w:rPr>
-              <w:t>10</w:t>
-            </w:r>
-            <w:r>
-              <w:rPr>
-                <w:sz w:val="22"/>
-                <w:szCs w:val="22"/>
-              </w:rPr>
-              <w:t xml:space="preserve"> MINUTES ALLOWED TO CONSOLIDATE AND ENGAGE COMMAND SUPPORT</w:t>
-            </w:r>
-          </w:p>
-        </w:tc>
-      </w:tr>
-      <w:tr>
-        <w:trPr>
-          <w:trHeight w:val="397"/>
-          <w:jc w:val="center"/>
-        </w:trPr>
-        <w:tc>
-          <w:tcPr>
-            <w:tcW w:w="1003" w:type="pct"/>
-            <w:vAlign w:val="center"/>
-          </w:tcPr>
-          <w:p>
-            <w:pPr>
-              <w:jc w:val="center"/>
-            </w:pPr>
-            <w:r>
-              <w:t>INJECT 1</w:t>
-            </w:r>
-          </w:p>
-        </w:tc>
-        <w:tc>
-          <w:tcPr>
-            <w:tcW w:w="412" w:type="pct"/>
-            <w:vAlign w:val="center"/>
-          </w:tcPr>
-          <w:p>
-            <w:pPr>
-              <w:jc w:val="center"/>
-            </w:pPr>
-            <w:r>
-              <w:t>15:</w:t>
-            </w:r>
-            <w:r>
-              <w:t>30</w:t>
-            </w:r>
-          </w:p>
-        </w:tc>
-        <w:tc>
-          <w:tcPr>
-            <w:tcW w:w="3585" w:type="pct"/>
-            <w:vAlign w:val="center"/>
-          </w:tcPr>
-          <w:p>
-            <w:pPr>
-              <w:rPr>
-                <w:b/>
-                <w:bCs/>
-              </w:rPr>
-            </w:pPr>
-            <w:r>
-              <w:rPr>
-                <w:b/>
-                <w:bCs/>
-              </w:rPr>
-              <w:t>UPDATE FROM S1</w:t>
+            </w:pPr>
+            <w:r>
+              <w:t>NO ANSWER – RANG OFF</w:t>
             </w:r>
           </w:p>
           <w:p>
@@ -494,7 +526,13 @@
               </w:numPr>
             </w:pPr>
             <w:r>
-              <w:t>UPDATE ON SYSTEMATIC SEARCH</w:t>
+              <w:t>WILL KEEP T</w:t>
+            </w:r>
+            <w:r>
+              <w:t>R</w:t>
+            </w:r>
+            <w:r>
+              <w:t>YING</w:t>
             </w:r>
           </w:p>
           <w:p>
@@ -506,7 +544,86 @@
               </w:numPr>
             </w:pPr>
             <w:r>
-              <w:t>4 X BA CREWS – LEFT AND RIGHT HAND WALL</w:t>
+              <w:t>DELIVER CUSTOMER LIST (MR SHORTS UNIT NO.)</w:t>
+            </w:r>
+          </w:p>
+          <w:p>
+            <w:pPr>
+              <w:pStyle w:val="ListParagraph"/>
+            </w:pPr>
+          </w:p>
+        </w:tc>
+      </w:tr>
+      <w:tr>
+        <w:trPr>
+          <w:cantSplit/>
+          <w:trHeight w:val="1134"/>
+          <w:jc w:val="center"/>
+        </w:trPr>
+        <w:tc>
+          <w:tcPr>
+            <w:tcW w:w="506" w:type="dxa"/>
+            <w:textDirection w:val="btLr"/>
+          </w:tcPr>
+          <w:p>
+            <w:pPr>
+              <w:ind w:left="113" w:right="113"/>
+              <w:jc w:val="center"/>
+            </w:pPr>
+            <w:r>
+              <w:t>5</w:t>
+            </w:r>
+          </w:p>
+        </w:tc>
+        <w:tc>
+          <w:tcPr>
+            <w:tcW w:w="2203" w:type="dxa"/>
+            <w:vAlign w:val="center"/>
+          </w:tcPr>
+          <w:p>
+            <w:pPr>
+              <w:jc w:val="center"/>
+            </w:pPr>
+            <w:r>
+              <w:t>INJECT 3</w:t>
+            </w:r>
+          </w:p>
+        </w:tc>
+        <w:tc>
+          <w:tcPr>
+            <w:tcW w:w="916" w:type="dxa"/>
+            <w:vAlign w:val="center"/>
+          </w:tcPr>
+          <w:p>
+            <w:pPr>
+              <w:jc w:val="center"/>
+            </w:pPr>
+            <w:r>
+              <w:t>15:4</w:t>
+            </w:r>
+            <w:r>
+              <w:t>0</w:t>
+            </w:r>
+          </w:p>
+        </w:tc>
+        <w:tc>
+          <w:tcPr>
+            <w:tcW w:w="6831" w:type="dxa"/>
+            <w:vAlign w:val="center"/>
+          </w:tcPr>
+          <w:p>
+            <w:pPr>
+              <w:rPr>
+                <w:b/>
+                <w:bCs/>
+              </w:rPr>
+            </w:pPr>
+            <w:r>
+              <w:rPr>
+                <w:b/>
+                <w:bCs/>
+              </w:rPr>
+              <w:t>SC HUNT RETURNS</w:t>
             </w:r>
           </w:p>
           <w:p>
@@ -514,23 +631,63 @@
               <w:pStyle w:val="ListParagraph"/>
               <w:numPr>
                 <w:ilvl w:val="0"/>
-                <w:numId w:val="6"/>
+                <w:numId w:val="4"/>
               </w:numPr>
             </w:pPr>
             <w:r>
-              <w:t>LIST UNIT AREAS SEARCHED</w:t>
+              <w:t>PRESS STATEMENT DONE</w:t>
+            </w:r>
+          </w:p>
+          <w:p>
+            <w:pPr>
+              <w:pStyle w:val="ListParagraph"/>
+              <w:numPr>
+                <w:ilvl w:val="0"/>
+                <w:numId w:val="4"/>
+              </w:numPr>
+            </w:pPr>
+            <w:r>
+              <w:t>READY FOR RE-TASKING</w:t>
+            </w:r>
+          </w:p>
+          <w:p>
+            <w:pPr>
+              <w:pStyle w:val="ListParagraph"/>
+              <w:numPr>
+                <w:ilvl w:val="0"/>
+                <w:numId w:val="4"/>
+              </w:numPr>
+            </w:pPr>
+            <w:r>
+              <w:t>NO OTHER TAGS</w:t>
             </w:r>
           </w:p>
         </w:tc>
       </w:tr>
       <w:tr>
         <w:trPr>
-          <w:trHeight w:val="397"/>
+          <w:cantSplit/>
+          <w:trHeight w:val="1134"/>
           <w:jc w:val="center"/>
         </w:trPr>
         <w:tc>
           <w:tcPr>
-            <w:tcW w:w="1003" w:type="pct"/>
+            <w:tcW w:w="506" w:type="dxa"/>
+            <w:textDirection w:val="btLr"/>
+          </w:tcPr>
+          <w:p>
+            <w:pPr>
+              <w:ind w:left="113" w:right="113"/>
+              <w:jc w:val="center"/>
+            </w:pPr>
+            <w:r>
+              <w:t>3</w:t>
+            </w:r>
+          </w:p>
+        </w:tc>
+        <w:tc>
+          <w:tcPr>
+            <w:tcW w:w="2203" w:type="dxa"/>
             <w:vAlign w:val="center"/>
           </w:tcPr>
           <w:p>
@@ -538,13 +695,16 @@
               <w:jc w:val="center"/>
             </w:pPr>
             <w:r>
-              <w:t xml:space="preserve">INJECT 2 </w:t>
-            </w:r>
-          </w:p>
-        </w:tc>
-        <w:tc>
-          <w:tcPr>
-            <w:tcW w:w="412" w:type="pct"/>
+              <w:t xml:space="preserve">INJECT </w:t>
+            </w:r>
+            <w:r>
+              <w:t>4</w:t>
+            </w:r>
+          </w:p>
+        </w:tc>
+        <w:tc>
+          <w:tcPr>
+            <w:tcW w:w="916" w:type="dxa"/>
             <w:vAlign w:val="center"/>
           </w:tcPr>
           <w:p>
@@ -552,16 +712,19 @@
               <w:jc w:val="center"/>
             </w:pPr>
             <w:r>
-              <w:t>15:3</w:t>
-            </w:r>
-            <w:r>
-              <w:t>2</w:t>
-            </w:r>
-          </w:p>
-        </w:tc>
-        <w:tc>
-          <w:tcPr>
-            <w:tcW w:w="3585" w:type="pct"/>
+              <w:t>15:</w:t>
+            </w:r>
+            <w:r>
+              <w:t>4</w:t>
+            </w:r>
+            <w:r>
+              <w:t>5</w:t>
+            </w:r>
+          </w:p>
+        </w:tc>
+        <w:tc>
+          <w:tcPr>
+            <w:tcW w:w="6831" w:type="dxa"/>
             <w:vAlign w:val="center"/>
           </w:tcPr>
           <w:p>
@@ -576,14 +739,7 @@
                 <w:b/>
                 <w:bCs/>
               </w:rPr>
-              <w:t xml:space="preserve">RP - </w:t>
-            </w:r>
-            <w:r>
-              <w:rPr>
-                <w:b/>
-                <w:bCs/>
-              </w:rPr>
-              <w:t>STORE MANAGER</w:t>
+              <w:t>SECTOR 1 UPDATE</w:t>
             </w:r>
           </w:p>
           <w:p>
@@ -591,11 +747,11 @@
               <w:pStyle w:val="ListParagraph"/>
               <w:numPr>
                 <w:ilvl w:val="0"/>
-                <w:numId w:val="42"/>
+                <w:numId w:val="13"/>
               </w:numPr>
             </w:pPr>
             <w:r>
-              <w:t xml:space="preserve">DELIVER PLANS </w:t>
+              <w:t>FIRE LOCATED</w:t>
             </w:r>
           </w:p>
           <w:p>
@@ -603,11 +759,11 @@
               <w:pStyle w:val="ListParagraph"/>
               <w:numPr>
                 <w:ilvl w:val="0"/>
-                <w:numId w:val="42"/>
+                <w:numId w:val="13"/>
               </w:numPr>
             </w:pPr>
             <w:r>
-              <w:t>UPDATE ON CUSTOMERS</w:t>
+              <w:t>UNIT 2-S-7</w:t>
             </w:r>
           </w:p>
           <w:p>
@@ -615,24 +771,48 @@
               <w:pStyle w:val="ListParagraph"/>
               <w:numPr>
                 <w:ilvl w:val="0"/>
-                <w:numId w:val="42"/>
+                <w:numId w:val="13"/>
               </w:numPr>
             </w:pPr>
             <w:r>
-              <w:t>TRIGGER FOR PERSONS REPORTED</w:t>
+              <w:t>1</w:t>
+            </w:r>
+            <w:r>
+              <w:rPr>
+                <w:vertAlign w:val="superscript"/>
+              </w:rPr>
+              <w:t>ST</w:t>
+            </w:r>
+            <w:r>
+              <w:t xml:space="preserve"> FLOOR – 1-D-2 LOCATED</w:t>
             </w:r>
           </w:p>
         </w:tc>
       </w:tr>
       <w:tr>
         <w:trPr>
-          <w:trHeight w:val="397"/>
+          <w:cantSplit/>
+          <w:trHeight w:val="1134"/>
           <w:jc w:val="center"/>
         </w:trPr>
         <w:tc>
           <w:tcPr>
-            <w:tcW w:w="1003" w:type="pct"/>
-            <w:shd w:val="clear" w:color="auto" w:fill="BFE4FF" w:themeFill="accent1" w:themeFillTint="33"/>
+            <w:tcW w:w="506" w:type="dxa"/>
+            <w:textDirection w:val="btLr"/>
+          </w:tcPr>
+          <w:p>
+            <w:pPr>
+              <w:ind w:left="113" w:right="113"/>
+              <w:jc w:val="center"/>
+            </w:pPr>
+            <w:r>
+              <w:t>7</w:t>
+            </w:r>
+          </w:p>
+        </w:tc>
+        <w:tc>
+          <w:tcPr>
+            <w:tcW w:w="2203" w:type="dxa"/>
             <w:vAlign w:val="center"/>
           </w:tcPr>
           <w:p>
@@ -640,57 +820,48 @@
               <w:jc w:val="center"/>
             </w:pPr>
             <w:r>
-              <w:t xml:space="preserve">INJECT 2 </w:t>
-            </w:r>
-          </w:p>
+              <w:t xml:space="preserve">INJECT </w:t>
+            </w:r>
+            <w:r>
+              <w:t>5</w:t>
+            </w:r>
+          </w:p>
+        </w:tc>
+        <w:tc>
+          <w:tcPr>
+            <w:tcW w:w="916" w:type="dxa"/>
+            <w:vAlign w:val="center"/>
+          </w:tcPr>
           <w:p>
             <w:pPr>
               <w:jc w:val="center"/>
-              <w:rPr>
-                <w:b/>
-                <w:bCs/>
-              </w:rPr>
-            </w:pPr>
-            <w:r>
-              <w:rPr>
-                <w:b/>
-                <w:bCs/>
-              </w:rPr>
-              <w:t>OPTION 1</w:t>
-            </w:r>
-          </w:p>
-        </w:tc>
-        <w:tc>
-          <w:tcPr>
-            <w:tcW w:w="412" w:type="pct"/>
-            <w:shd w:val="clear" w:color="auto" w:fill="BFE4FF" w:themeFill="accent1" w:themeFillTint="33"/>
+            </w:pPr>
+            <w:r>
+              <w:t>15:</w:t>
+            </w:r>
+            <w:r>
+              <w:t>48</w:t>
+            </w:r>
+          </w:p>
+        </w:tc>
+        <w:tc>
+          <w:tcPr>
+            <w:tcW w:w="6831" w:type="dxa"/>
             <w:vAlign w:val="center"/>
           </w:tcPr>
           <w:p>
             <w:pPr>
-              <w:jc w:val="center"/>
-            </w:pPr>
-          </w:p>
-        </w:tc>
-        <w:tc>
-          <w:tcPr>
-            <w:tcW w:w="3585" w:type="pct"/>
-            <w:shd w:val="clear" w:color="auto" w:fill="BFE4FF" w:themeFill="accent1" w:themeFillTint="33"/>
-            <w:vAlign w:val="center"/>
-          </w:tcPr>
-          <w:p>
-            <w:pPr>
-              <w:rPr>
-                <w:b/>
-                <w:bCs/>
-              </w:rPr>
-            </w:pPr>
-            <w:r>
-              <w:rPr>
-                <w:b/>
-                <w:bCs/>
-              </w:rPr>
-              <w:t>CANDIATE ACTION:</w:t>
+              <w:rPr>
+                <w:b/>
+                <w:bCs/>
+              </w:rPr>
+            </w:pPr>
+            <w:r>
+              <w:rPr>
+                <w:b/>
+                <w:bCs/>
+              </w:rPr>
+              <w:t>SC PETIT</w:t>
             </w:r>
           </w:p>
           <w:p>
@@ -698,33 +869,43 @@
               <w:pStyle w:val="ListParagraph"/>
               <w:numPr>
                 <w:ilvl w:val="0"/>
-                <w:numId w:val="53"/>
+                <w:numId w:val="16"/>
               </w:numPr>
-            </w:pPr>
-            <w:r>
-              <w:t>DOES NOT COMMIT TO THE 1</w:t>
-            </w:r>
-            <w:r>
-              <w:rPr>
-                <w:vertAlign w:val="superscript"/>
-              </w:rPr>
-              <w:t>ST</w:t>
-            </w:r>
-            <w:r>
-              <w:t xml:space="preserve"> FLOOR</w:t>
+              <w:rPr>
+                <w:b/>
+                <w:bCs/>
+              </w:rPr>
+            </w:pPr>
+            <w:r>
+              <w:t>COMPLETED ARA</w:t>
             </w:r>
           </w:p>
         </w:tc>
       </w:tr>
       <w:tr>
         <w:trPr>
-          <w:trHeight w:val="397"/>
+          <w:cantSplit/>
+          <w:trHeight w:val="1134"/>
           <w:jc w:val="center"/>
         </w:trPr>
         <w:tc>
           <w:tcPr>
-            <w:tcW w:w="1003" w:type="pct"/>
-            <w:shd w:val="clear" w:color="auto" w:fill="BFE4FF" w:themeFill="accent1" w:themeFillTint="33"/>
+            <w:tcW w:w="506" w:type="dxa"/>
+            <w:textDirection w:val="btLr"/>
+          </w:tcPr>
+          <w:p>
+            <w:pPr>
+              <w:ind w:left="113" w:right="113"/>
+              <w:jc w:val="center"/>
+            </w:pPr>
+            <w:r>
+              <w:t>5</w:t>
+            </w:r>
+          </w:p>
+        </w:tc>
+        <w:tc>
+          <w:tcPr>
+            <w:tcW w:w="2203" w:type="dxa"/>
             <w:vAlign w:val="center"/>
           </w:tcPr>
           <w:p>
@@ -732,57 +913,52 @@
               <w:jc w:val="center"/>
             </w:pPr>
             <w:r>
-              <w:t>INJECT 2</w:t>
-            </w:r>
-          </w:p>
+              <w:t xml:space="preserve">INJECT </w:t>
+            </w:r>
+            <w:r>
+              <w:t>6</w:t>
+            </w:r>
+          </w:p>
+        </w:tc>
+        <w:tc>
+          <w:tcPr>
+            <w:tcW w:w="916" w:type="dxa"/>
+            <w:vAlign w:val="center"/>
+          </w:tcPr>
           <w:p>
             <w:pPr>
               <w:jc w:val="center"/>
-              <w:rPr>
-                <w:b/>
-                <w:bCs/>
-              </w:rPr>
-            </w:pPr>
-            <w:r>
-              <w:rPr>
-                <w:b/>
-                <w:bCs/>
-              </w:rPr>
-              <w:t>OPTION 2</w:t>
-            </w:r>
-          </w:p>
-        </w:tc>
-        <w:tc>
-          <w:tcPr>
-            <w:tcW w:w="412" w:type="pct"/>
-            <w:shd w:val="clear" w:color="auto" w:fill="BFE4FF" w:themeFill="accent1" w:themeFillTint="33"/>
+            </w:pPr>
+            <w:r>
+              <w:t>15:55</w:t>
+            </w:r>
+          </w:p>
+        </w:tc>
+        <w:tc>
+          <w:tcPr>
+            <w:tcW w:w="6831" w:type="dxa"/>
             <w:vAlign w:val="center"/>
           </w:tcPr>
           <w:p>
             <w:pPr>
-              <w:jc w:val="center"/>
-            </w:pPr>
-          </w:p>
-        </w:tc>
-        <w:tc>
-          <w:tcPr>
-            <w:tcW w:w="3585" w:type="pct"/>
-            <w:shd w:val="clear" w:color="auto" w:fill="BFE4FF" w:themeFill="accent1" w:themeFillTint="33"/>
-            <w:vAlign w:val="center"/>
-          </w:tcPr>
-          <w:p>
-            <w:pPr>
-              <w:rPr>
-                <w:b/>
-                <w:bCs/>
-              </w:rPr>
-            </w:pPr>
-            <w:r>
-              <w:rPr>
-                <w:b/>
-                <w:bCs/>
-              </w:rPr>
-              <w:t>CANDIATE ACTION:</w:t>
+              <w:rPr>
+                <w:b/>
+                <w:bCs/>
+              </w:rPr>
+            </w:pPr>
+            <w:r>
+              <w:rPr>
+                <w:b/>
+                <w:bCs/>
+              </w:rPr>
+              <w:t xml:space="preserve">SC </w:t>
+            </w:r>
+            <w:r>
+              <w:rPr>
+                <w:b/>
+                <w:bCs/>
+              </w:rPr>
+              <w:t>WIGHT</w:t>
             </w:r>
           </w:p>
           <w:p>
@@ -790,7 +966,7 @@
               <w:pStyle w:val="ListParagraph"/>
               <w:numPr>
                 <w:ilvl w:val="0"/>
-                <w:numId w:val="53"/>
+                <w:numId w:val="16"/>
               </w:numPr>
               <w:rPr>
                 <w:b/>
@@ -798,28 +974,51 @@
               </w:rPr>
             </w:pPr>
             <w:r>
-              <w:t>DOES COMMIT TO THE 1</w:t>
-            </w:r>
-            <w:r>
-              <w:rPr>
-                <w:vertAlign w:val="superscript"/>
-              </w:rPr>
-              <w:t>ST</w:t>
-            </w:r>
-            <w:r>
-              <w:t xml:space="preserve"> FLOOR</w:t>
+              <w:t>AS PER PDA</w:t>
+            </w:r>
+          </w:p>
+          <w:p>
+            <w:pPr>
+              <w:pStyle w:val="ListParagraph"/>
+              <w:numPr>
+                <w:ilvl w:val="0"/>
+                <w:numId w:val="16"/>
+              </w:numPr>
+              <w:rPr>
+                <w:b/>
+                <w:bCs/>
+              </w:rPr>
+            </w:pPr>
+            <w:r>
+              <w:t>HOLDS BMA TAG (NO CURRENT ISSUES WITH WATER)</w:t>
             </w:r>
           </w:p>
         </w:tc>
       </w:tr>
       <w:tr>
         <w:trPr>
-          <w:trHeight w:val="397"/>
+          <w:cantSplit/>
+          <w:trHeight w:val="1134"/>
           <w:jc w:val="center"/>
         </w:trPr>
         <w:tc>
           <w:tcPr>
-            <w:tcW w:w="1003" w:type="pct"/>
+            <w:tcW w:w="506" w:type="dxa"/>
+            <w:textDirection w:val="btLr"/>
+          </w:tcPr>
+          <w:p>
+            <w:pPr>
+              <w:ind w:left="113" w:right="113"/>
+              <w:jc w:val="center"/>
+            </w:pPr>
+            <w:r>
+              <w:t>5</w:t>
+            </w:r>
+          </w:p>
+        </w:tc>
+        <w:tc>
+          <w:tcPr>
+            <w:tcW w:w="2203" w:type="dxa"/>
             <w:vAlign w:val="center"/>
           </w:tcPr>
           <w:p>
@@ -827,13 +1026,16 @@
               <w:jc w:val="center"/>
             </w:pPr>
             <w:r>
-              <w:t>INJECT 3</w:t>
-            </w:r>
-          </w:p>
-        </w:tc>
-        <w:tc>
-          <w:tcPr>
-            <w:tcW w:w="412" w:type="pct"/>
+              <w:t xml:space="preserve">INJECT </w:t>
+            </w:r>
+            <w:r>
+              <w:t>7</w:t>
+            </w:r>
+          </w:p>
+        </w:tc>
+        <w:tc>
+          <w:tcPr>
+            <w:tcW w:w="916" w:type="dxa"/>
             <w:vAlign w:val="center"/>
           </w:tcPr>
           <w:p>
@@ -841,13 +1043,16 @@
               <w:jc w:val="center"/>
             </w:pPr>
             <w:r>
-              <w:t>15:40</w:t>
-            </w:r>
-          </w:p>
-        </w:tc>
-        <w:tc>
-          <w:tcPr>
-            <w:tcW w:w="3585" w:type="pct"/>
+              <w:t>16:0</w:t>
+            </w:r>
+            <w:r>
+              <w:t>0</w:t>
+            </w:r>
+          </w:p>
+        </w:tc>
+        <w:tc>
+          <w:tcPr>
+            <w:tcW w:w="6831" w:type="dxa"/>
             <w:vAlign w:val="center"/>
           </w:tcPr>
           <w:p>
@@ -862,7 +1067,7 @@
                 <w:b/>
                 <w:bCs/>
               </w:rPr>
-              <w:t>SC HUNT RETURNS</w:t>
+              <w:t>SECTOR 3</w:t>
             </w:r>
           </w:p>
           <w:p>
@@ -870,11 +1075,14 @@
               <w:pStyle w:val="ListParagraph"/>
               <w:numPr>
                 <w:ilvl w:val="0"/>
-                <w:numId w:val="6"/>
+                <w:numId w:val="4"/>
               </w:numPr>
             </w:pPr>
             <w:r>
-              <w:t>PRESS STATEMENT DONE</w:t>
+              <w:t>SMOKE SEEN FROM ROOF</w:t>
+            </w:r>
+            <w:r>
+              <w:t xml:space="preserve"> </w:t>
             </w:r>
           </w:p>
           <w:p>
@@ -882,11 +1090,11 @@
               <w:pStyle w:val="ListParagraph"/>
               <w:numPr>
                 <w:ilvl w:val="0"/>
-                <w:numId w:val="6"/>
+                <w:numId w:val="4"/>
               </w:numPr>
             </w:pPr>
             <w:r>
-              <w:t>READY FOR RE-TASKING</w:t>
+              <w:t>MOVING TOWARDS THE PYLON</w:t>
             </w:r>
           </w:p>
           <w:p>
@@ -894,23 +1102,51 @@
               <w:pStyle w:val="ListParagraph"/>
               <w:numPr>
                 <w:ilvl w:val="0"/>
-                <w:numId w:val="6"/>
+                <w:numId w:val="4"/>
               </w:numPr>
             </w:pPr>
             <w:r>
-              <w:t>NO OTHER TAGS</w:t>
+              <w:t>LIGHT GREY</w:t>
+            </w:r>
+          </w:p>
+          <w:p>
+            <w:pPr>
+              <w:pStyle w:val="ListParagraph"/>
+              <w:numPr>
+                <w:ilvl w:val="0"/>
+                <w:numId w:val="4"/>
+              </w:numPr>
+            </w:pPr>
+            <w:r>
+              <w:t>DRONE FOOTAGE AVAILABLE</w:t>
             </w:r>
           </w:p>
         </w:tc>
       </w:tr>
       <w:tr>
         <w:trPr>
-          <w:trHeight w:val="397"/>
+          <w:cantSplit/>
+          <w:trHeight w:val="1134"/>
           <w:jc w:val="center"/>
         </w:trPr>
         <w:tc>
           <w:tcPr>
-            <w:tcW w:w="1003" w:type="pct"/>
+            <w:tcW w:w="506" w:type="dxa"/>
+            <w:textDirection w:val="btLr"/>
+          </w:tcPr>
+          <w:p>
+            <w:pPr>
+              <w:ind w:left="113" w:right="113"/>
+              <w:jc w:val="center"/>
+            </w:pPr>
+            <w:r>
+              <w:t>3</w:t>
+            </w:r>
+          </w:p>
+        </w:tc>
+        <w:tc>
+          <w:tcPr>
+            <w:tcW w:w="2203" w:type="dxa"/>
             <w:vAlign w:val="center"/>
           </w:tcPr>
           <w:p>
@@ -918,13 +1154,13 @@
               <w:jc w:val="center"/>
             </w:pPr>
             <w:r>
-              <w:t>INJECT 4</w:t>
-            </w:r>
-          </w:p>
-        </w:tc>
-        <w:tc>
-          <w:tcPr>
-            <w:tcW w:w="412" w:type="pct"/>
+              <w:t>INJECT 8</w:t>
+            </w:r>
+          </w:p>
+        </w:tc>
+        <w:tc>
+          <w:tcPr>
+            <w:tcW w:w="916" w:type="dxa"/>
             <w:vAlign w:val="center"/>
           </w:tcPr>
           <w:p>
@@ -932,13 +1168,16 @@
               <w:jc w:val="center"/>
             </w:pPr>
             <w:r>
-              <w:t>15:45</w:t>
-            </w:r>
-          </w:p>
-        </w:tc>
-        <w:tc>
-          <w:tcPr>
-            <w:tcW w:w="3585" w:type="pct"/>
+              <w:t>16:</w:t>
+            </w:r>
+            <w:r>
+              <w:t>05</w:t>
+            </w:r>
+          </w:p>
+        </w:tc>
+        <w:tc>
+          <w:tcPr>
+            <w:tcW w:w="6831" w:type="dxa"/>
             <w:vAlign w:val="center"/>
           </w:tcPr>
           <w:p>
@@ -953,7 +1192,7 @@
                 <w:b/>
                 <w:bCs/>
               </w:rPr>
-              <w:t>RP AT THE WINDOW</w:t>
+              <w:t>SECTOR 1 – UPDATE</w:t>
             </w:r>
           </w:p>
           <w:p>
@@ -961,11 +1200,15 @@
               <w:pStyle w:val="ListParagraph"/>
               <w:numPr>
                 <w:ilvl w:val="0"/>
-                <w:numId w:val="6"/>
+                <w:numId w:val="25"/>
               </w:numPr>
-            </w:pPr>
-            <w:r>
-              <w:t>TRIED CALLED ‘MR SHORT’</w:t>
+              <w:rPr>
+                <w:b/>
+                <w:bCs/>
+              </w:rPr>
+            </w:pPr>
+            <w:r>
+              <w:t>DEEP SEATED FIRE</w:t>
             </w:r>
           </w:p>
           <w:p>
@@ -973,11 +1216,15 @@
               <w:pStyle w:val="ListParagraph"/>
               <w:numPr>
                 <w:ilvl w:val="0"/>
-                <w:numId w:val="6"/>
+                <w:numId w:val="25"/>
               </w:numPr>
-            </w:pPr>
-            <w:r>
-              <w:t>NO ANSWER – RANG OFF</w:t>
+              <w:rPr>
+                <w:b/>
+                <w:bCs/>
+              </w:rPr>
+            </w:pPr>
+            <w:r>
+              <w:t>HEAVY FIRE LOADING</w:t>
             </w:r>
           </w:p>
           <w:p>
@@ -985,23 +1232,60 @@
               <w:pStyle w:val="ListParagraph"/>
               <w:numPr>
                 <w:ilvl w:val="0"/>
-                <w:numId w:val="6"/>
+                <w:numId w:val="25"/>
               </w:numPr>
             </w:pPr>
             <w:r>
-              <w:t>WILL KEEP TYRING</w:t>
+              <w:t>HOT HARD WORK FOR BA</w:t>
+            </w:r>
+          </w:p>
+          <w:p>
+            <w:pPr>
+              <w:pStyle w:val="ListParagraph"/>
+              <w:numPr>
+                <w:ilvl w:val="0"/>
+                <w:numId w:val="25"/>
+              </w:numPr>
+            </w:pPr>
+            <w:r>
+              <w:t xml:space="preserve">MAM PROPT </w:t>
+            </w:r>
+            <w:r>
+              <w:t>–</w:t>
+            </w:r>
+            <w:r>
+              <w:t xml:space="preserve"> </w:t>
+            </w:r>
+            <w:r>
+              <w:t>10 MINUTES</w:t>
             </w:r>
           </w:p>
         </w:tc>
       </w:tr>
       <w:tr>
         <w:trPr>
-          <w:trHeight w:val="397"/>
+          <w:cantSplit/>
+          <w:trHeight w:val="1134"/>
           <w:jc w:val="center"/>
         </w:trPr>
         <w:tc>
           <w:tcPr>
-            <w:tcW w:w="1003" w:type="pct"/>
+            <w:tcW w:w="506" w:type="dxa"/>
+            <w:textDirection w:val="btLr"/>
+          </w:tcPr>
+          <w:p>
+            <w:pPr>
+              <w:ind w:left="113" w:right="113"/>
+              <w:jc w:val="center"/>
+            </w:pPr>
+            <w:r>
+              <w:t>7</w:t>
+            </w:r>
+          </w:p>
+        </w:tc>
+        <w:tc>
+          <w:tcPr>
+            <w:tcW w:w="2203" w:type="dxa"/>
             <w:vAlign w:val="center"/>
           </w:tcPr>
           <w:p>
@@ -1009,13 +1293,16 @@
               <w:jc w:val="center"/>
             </w:pPr>
             <w:r>
-              <w:t>INJECT 5</w:t>
-            </w:r>
-          </w:p>
-        </w:tc>
-        <w:tc>
-          <w:tcPr>
-            <w:tcW w:w="412" w:type="pct"/>
+              <w:t xml:space="preserve">INJECT </w:t>
+            </w:r>
+            <w:r>
+              <w:t>9</w:t>
+            </w:r>
+          </w:p>
+        </w:tc>
+        <w:tc>
+          <w:tcPr>
+            <w:tcW w:w="916" w:type="dxa"/>
             <w:vAlign w:val="center"/>
           </w:tcPr>
           <w:p>
@@ -1023,16 +1310,16 @@
               <w:jc w:val="center"/>
             </w:pPr>
             <w:r>
-              <w:t>15:</w:t>
-            </w:r>
-            <w:r>
-              <w:t>48</w:t>
-            </w:r>
-          </w:p>
-        </w:tc>
-        <w:tc>
-          <w:tcPr>
-            <w:tcW w:w="3585" w:type="pct"/>
+              <w:t>16:</w:t>
+            </w:r>
+            <w:r>
+              <w:t>08</w:t>
+            </w:r>
+          </w:p>
+        </w:tc>
+        <w:tc>
+          <w:tcPr>
+            <w:tcW w:w="6831" w:type="dxa"/>
             <w:vAlign w:val="center"/>
           </w:tcPr>
           <w:p>
@@ -1047,7 +1334,14 @@
                 <w:b/>
                 <w:bCs/>
               </w:rPr>
-              <w:t>VEHICLE MOVEMENTS</w:t>
+              <w:t>SC BREEN</w:t>
+            </w:r>
+            <w:r>
+              <w:rPr>
+                <w:b/>
+                <w:bCs/>
+              </w:rPr>
+              <w:t xml:space="preserve"> </w:t>
             </w:r>
           </w:p>
           <w:p>
@@ -1055,11 +1349,111 @@
               <w:pStyle w:val="ListParagraph"/>
               <w:numPr>
                 <w:ilvl w:val="0"/>
-                <w:numId w:val="51"/>
+                <w:numId w:val="9"/>
               </w:numPr>
-            </w:pPr>
-            <w:r>
-              <w:t>ON COMING APPIANCES STRUGGLING TO PARK</w:t>
+              <w:rPr>
+                <w:b/>
+                <w:bCs/>
+              </w:rPr>
+            </w:pPr>
+            <w:r>
+              <w:t>SFSO</w:t>
+            </w:r>
+            <w:r>
+              <w:t xml:space="preserve"> SCRIPT</w:t>
+            </w:r>
+          </w:p>
+          <w:p>
+            <w:pPr>
+              <w:pStyle w:val="ListParagraph"/>
+              <w:rPr>
+                <w:b/>
+                <w:bCs/>
+              </w:rPr>
+            </w:pPr>
+          </w:p>
+        </w:tc>
+      </w:tr>
+      <w:tr>
+        <w:trPr>
+          <w:cantSplit/>
+          <w:trHeight w:val="1134"/>
+          <w:jc w:val="center"/>
+        </w:trPr>
+        <w:tc>
+          <w:tcPr>
+            <w:tcW w:w="506" w:type="dxa"/>
+            <w:textDirection w:val="btLr"/>
+          </w:tcPr>
+          <w:p>
+            <w:pPr>
+              <w:ind w:left="113" w:right="113"/>
+              <w:jc w:val="center"/>
+            </w:pPr>
+            <w:r>
+              <w:lastRenderedPageBreak/>
+              <w:t>1</w:t>
+            </w:r>
+            <w:r>
+              <w:t>5</w:t>
+            </w:r>
+          </w:p>
+        </w:tc>
+        <w:tc>
+          <w:tcPr>
+            <w:tcW w:w="2203" w:type="dxa"/>
+            <w:vAlign w:val="center"/>
+          </w:tcPr>
+          <w:p>
+            <w:pPr>
+              <w:jc w:val="center"/>
+            </w:pPr>
+            <w:r>
+              <w:t xml:space="preserve">INJECT </w:t>
+            </w:r>
+            <w:r>
+              <w:t>10</w:t>
+            </w:r>
+          </w:p>
+        </w:tc>
+        <w:tc>
+          <w:tcPr>
+            <w:tcW w:w="916" w:type="dxa"/>
+            <w:vAlign w:val="center"/>
+          </w:tcPr>
+          <w:p>
+            <w:pPr>
+              <w:jc w:val="center"/>
+            </w:pPr>
+            <w:r>
+              <w:t>16:</w:t>
+            </w:r>
+            <w:r>
+              <w:t>1</w:t>
+            </w:r>
+            <w:r>
+              <w:t>5</w:t>
+            </w:r>
+          </w:p>
+        </w:tc>
+        <w:tc>
+          <w:tcPr>
+            <w:tcW w:w="6831" w:type="dxa"/>
+            <w:vAlign w:val="center"/>
+          </w:tcPr>
+          <w:p>
+            <w:pPr>
+              <w:rPr>
+                <w:b/>
+                <w:bCs/>
+              </w:rPr>
+            </w:pPr>
+            <w:r>
+              <w:rPr>
+                <w:b/>
+                <w:bCs/>
+              </w:rPr>
+              <w:t>MAM</w:t>
             </w:r>
           </w:p>
           <w:p>
@@ -1067,24 +1461,75 @@
               <w:pStyle w:val="ListParagraph"/>
               <w:numPr>
                 <w:ilvl w:val="0"/>
-                <w:numId w:val="51"/>
+                <w:numId w:val="11"/>
               </w:numPr>
-            </w:pPr>
-            <w:r>
-              <w:t>VEHICLE MOVEMENTS FROM THE BUSINESS PARK IMPACTING SAFETY</w:t>
+              <w:rPr>
+                <w:b/>
+                <w:bCs/>
+              </w:rPr>
+            </w:pPr>
+            <w:r>
+              <w:t xml:space="preserve">POLICE </w:t>
+            </w:r>
+          </w:p>
+          <w:p>
+            <w:pPr>
+              <w:pStyle w:val="ListParagraph"/>
+              <w:numPr>
+                <w:ilvl w:val="0"/>
+                <w:numId w:val="11"/>
+              </w:numPr>
+              <w:rPr>
+                <w:b/>
+                <w:bCs/>
+              </w:rPr>
+            </w:pPr>
+            <w:r>
+              <w:t>RP – STORE MANAGER</w:t>
+            </w:r>
+          </w:p>
+          <w:p>
+            <w:pPr>
+              <w:pStyle w:val="ListParagraph"/>
+              <w:numPr>
+                <w:ilvl w:val="0"/>
+                <w:numId w:val="11"/>
+              </w:numPr>
+              <w:rPr>
+                <w:b/>
+                <w:bCs/>
+              </w:rPr>
+            </w:pPr>
+            <w:r>
+              <w:t>UKPN</w:t>
             </w:r>
           </w:p>
         </w:tc>
       </w:tr>
       <w:tr>
         <w:trPr>
-          <w:trHeight w:val="397"/>
+          <w:cantSplit/>
+          <w:trHeight w:val="1134"/>
           <w:jc w:val="center"/>
         </w:trPr>
         <w:tc>
           <w:tcPr>
-            <w:tcW w:w="1003" w:type="pct"/>
-            <w:shd w:val="clear" w:color="auto" w:fill="BFE4FF" w:themeFill="accent1" w:themeFillTint="33"/>
+            <w:tcW w:w="506" w:type="dxa"/>
+            <w:textDirection w:val="btLr"/>
+          </w:tcPr>
+          <w:p>
+            <w:pPr>
+              <w:ind w:left="113" w:right="113"/>
+              <w:jc w:val="center"/>
+            </w:pPr>
+            <w:r>
+              <w:t>3</w:t>
+            </w:r>
+          </w:p>
+        </w:tc>
+        <w:tc>
+          <w:tcPr>
+            <w:tcW w:w="2203" w:type="dxa"/>
             <w:vAlign w:val="center"/>
           </w:tcPr>
           <w:p>
@@ -1092,7 +1537,10 @@
               <w:jc w:val="center"/>
             </w:pPr>
             <w:r>
-              <w:t>INJECT 5</w:t>
+              <w:t xml:space="preserve">INJECT </w:t>
+            </w:r>
+            <w:r>
+              <w:t>11</w:t>
             </w:r>
           </w:p>
           <w:p>
@@ -1108,26 +1556,56 @@
                 <w:b/>
                 <w:bCs/>
               </w:rPr>
-              <w:t>OPTION 1</w:t>
-            </w:r>
-          </w:p>
-        </w:tc>
-        <w:tc>
-          <w:tcPr>
-            <w:tcW w:w="412" w:type="pct"/>
-            <w:shd w:val="clear" w:color="auto" w:fill="BFE4FF" w:themeFill="accent1" w:themeFillTint="33"/>
+              <w:t xml:space="preserve">LINKED TO </w:t>
+            </w:r>
+            <w:r>
+              <w:rPr>
+                <w:b/>
+                <w:bCs/>
+              </w:rPr>
+              <w:t>EXTERNAL FF</w:t>
+            </w:r>
+            <w:r>
+              <w:rPr>
+                <w:b/>
+                <w:bCs/>
+              </w:rPr>
+              <w:t xml:space="preserve"> </w:t>
+            </w:r>
+          </w:p>
+          <w:p>
+            <w:pPr>
+              <w:jc w:val="center"/>
+            </w:pPr>
+            <w:r>
+              <w:rPr>
+                <w:b/>
+                <w:bCs/>
+              </w:rPr>
+              <w:t>TACTICS</w:t>
+            </w:r>
+          </w:p>
+        </w:tc>
+        <w:tc>
+          <w:tcPr>
+            <w:tcW w:w="916" w:type="dxa"/>
             <w:vAlign w:val="center"/>
           </w:tcPr>
           <w:p>
             <w:pPr>
               <w:jc w:val="center"/>
             </w:pPr>
-          </w:p>
-        </w:tc>
-        <w:tc>
-          <w:tcPr>
-            <w:tcW w:w="3585" w:type="pct"/>
-            <w:shd w:val="clear" w:color="auto" w:fill="BFE4FF" w:themeFill="accent1" w:themeFillTint="33"/>
+            <w:r>
+              <w:t>16:3</w:t>
+            </w:r>
+            <w:r>
+              <w:t>0</w:t>
+            </w:r>
+          </w:p>
+        </w:tc>
+        <w:tc>
+          <w:tcPr>
+            <w:tcW w:w="6831" w:type="dxa"/>
             <w:vAlign w:val="center"/>
           </w:tcPr>
           <w:p>
@@ -1142,7 +1620,7 @@
                 <w:b/>
                 <w:bCs/>
               </w:rPr>
-              <w:t>CANDIDATE ACTION:</w:t>
+              <w:t xml:space="preserve">SECTOR 1 UPDATE </w:t>
             </w:r>
           </w:p>
           <w:p>
@@ -1150,28 +1628,136 @@
               <w:pStyle w:val="ListParagraph"/>
               <w:numPr>
                 <w:ilvl w:val="0"/>
-                <w:numId w:val="54"/>
+                <w:numId w:val="20"/>
               </w:numPr>
-              <w:rPr>
-                <w:b/>
-                <w:bCs/>
-              </w:rPr>
-            </w:pPr>
-            <w:r>
-              <w:t>DOES NOT IMPLIMENT MARSHALLING</w:t>
+            </w:pPr>
+            <w:r>
+              <w:t>AFA ACTUATING ON 1</w:t>
+            </w:r>
+            <w:r>
+              <w:rPr>
+                <w:vertAlign w:val="superscript"/>
+              </w:rPr>
+              <w:t>ST</w:t>
+            </w:r>
+            <w:r>
+              <w:t xml:space="preserve"> FLOOR – SEEN FROM CONTROL PANEL</w:t>
+            </w:r>
+          </w:p>
+          <w:p>
+            <w:pPr>
+              <w:pStyle w:val="ListParagraph"/>
+              <w:numPr>
+                <w:ilvl w:val="0"/>
+                <w:numId w:val="10"/>
+              </w:numPr>
+            </w:pPr>
+            <w:r>
+              <w:t>EXTE</w:t>
+            </w:r>
+            <w:r>
+              <w:t>R</w:t>
+            </w:r>
+            <w:r>
+              <w:t>NAL MEASURES IN PLACE AS DIRECTED (i.e. AERIAL, GROUND MONITORS, JETS)</w:t>
+            </w:r>
+          </w:p>
+          <w:p>
+            <w:pPr>
+              <w:pStyle w:val="ListParagraph"/>
+              <w:numPr>
+                <w:ilvl w:val="0"/>
+                <w:numId w:val="10"/>
+              </w:numPr>
+            </w:pPr>
+            <w:r>
+              <w:t>DRONE FOOTAGE UPDATED</w:t>
+            </w:r>
+          </w:p>
+          <w:p>
+            <w:pPr>
+              <w:rPr>
+                <w:b/>
+                <w:bCs/>
+              </w:rPr>
+            </w:pPr>
+            <w:r>
+              <w:rPr>
+                <w:b/>
+                <w:bCs/>
+              </w:rPr>
+              <w:t>SECTOR 3</w:t>
+            </w:r>
+          </w:p>
+          <w:p>
+            <w:pPr>
+              <w:pStyle w:val="ListParagraph"/>
+              <w:numPr>
+                <w:ilvl w:val="0"/>
+                <w:numId w:val="21"/>
+              </w:numPr>
+              <w:rPr>
+                <w:b/>
+                <w:bCs/>
+              </w:rPr>
+            </w:pPr>
+            <w:r>
+              <w:t xml:space="preserve">BLACK SMOKE GOING NEAR PYLON </w:t>
+            </w:r>
+          </w:p>
+          <w:p>
+            <w:pPr>
+              <w:pStyle w:val="ListParagraph"/>
+              <w:numPr>
+                <w:ilvl w:val="0"/>
+                <w:numId w:val="21"/>
+              </w:numPr>
+              <w:rPr>
+                <w:b/>
+                <w:bCs/>
+              </w:rPr>
+            </w:pPr>
+            <w:r>
+              <w:rPr>
+                <w:b/>
+                <w:bCs/>
+              </w:rPr>
+              <w:t xml:space="preserve">NOT </w:t>
+            </w:r>
+            <w:r>
+              <w:rPr>
+                <w:b/>
+                <w:bCs/>
+              </w:rPr>
+              <w:t>ARCING</w:t>
             </w:r>
           </w:p>
         </w:tc>
       </w:tr>
       <w:tr>
         <w:trPr>
-          <w:trHeight w:val="397"/>
+          <w:cantSplit/>
+          <w:trHeight w:val="1134"/>
           <w:jc w:val="center"/>
         </w:trPr>
         <w:tc>
           <w:tcPr>
-            <w:tcW w:w="1003" w:type="pct"/>
-            <w:shd w:val="clear" w:color="auto" w:fill="BFE4FF" w:themeFill="accent1" w:themeFillTint="33"/>
+            <w:tcW w:w="506" w:type="dxa"/>
+            <w:textDirection w:val="btLr"/>
+          </w:tcPr>
+          <w:p>
+            <w:pPr>
+              <w:ind w:left="113" w:right="113"/>
+              <w:jc w:val="center"/>
+            </w:pPr>
+            <w:r>
+              <w:t>3</w:t>
+            </w:r>
+          </w:p>
+        </w:tc>
+        <w:tc>
+          <w:tcPr>
+            <w:tcW w:w="2203" w:type="dxa"/>
             <w:vAlign w:val="center"/>
           </w:tcPr>
           <w:p>
@@ -1179,7 +1765,10 @@
               <w:jc w:val="center"/>
             </w:pPr>
             <w:r>
-              <w:t>INJECT 5</w:t>
+              <w:t xml:space="preserve">INJECT </w:t>
+            </w:r>
+            <w:r>
+              <w:t>11</w:t>
             </w:r>
           </w:p>
           <w:p>
@@ -1195,26 +1784,56 @@
                 <w:b/>
                 <w:bCs/>
               </w:rPr>
-              <w:t>OPTION 2</w:t>
-            </w:r>
-          </w:p>
-        </w:tc>
-        <w:tc>
-          <w:tcPr>
-            <w:tcW w:w="412" w:type="pct"/>
-            <w:shd w:val="clear" w:color="auto" w:fill="BFE4FF" w:themeFill="accent1" w:themeFillTint="33"/>
+              <w:t xml:space="preserve">LINKED TO </w:t>
+            </w:r>
+            <w:r>
+              <w:rPr>
+                <w:b/>
+                <w:bCs/>
+              </w:rPr>
+              <w:t>INTERNAL FF</w:t>
+            </w:r>
+            <w:r>
+              <w:rPr>
+                <w:b/>
+                <w:bCs/>
+              </w:rPr>
+              <w:t xml:space="preserve"> </w:t>
+            </w:r>
+          </w:p>
+          <w:p>
+            <w:pPr>
+              <w:jc w:val="center"/>
+            </w:pPr>
+            <w:r>
+              <w:rPr>
+                <w:b/>
+                <w:bCs/>
+              </w:rPr>
+              <w:t>TACTICS</w:t>
+            </w:r>
+          </w:p>
+        </w:tc>
+        <w:tc>
+          <w:tcPr>
+            <w:tcW w:w="916" w:type="dxa"/>
             <w:vAlign w:val="center"/>
           </w:tcPr>
           <w:p>
             <w:pPr>
               <w:jc w:val="center"/>
             </w:pPr>
-          </w:p>
-        </w:tc>
-        <w:tc>
-          <w:tcPr>
-            <w:tcW w:w="3585" w:type="pct"/>
-            <w:shd w:val="clear" w:color="auto" w:fill="BFE4FF" w:themeFill="accent1" w:themeFillTint="33"/>
+            <w:r>
+              <w:t>16:3</w:t>
+            </w:r>
+            <w:r>
+              <w:t>0</w:t>
+            </w:r>
+          </w:p>
+        </w:tc>
+        <w:tc>
+          <w:tcPr>
+            <w:tcW w:w="6831" w:type="dxa"/>
             <w:vAlign w:val="center"/>
           </w:tcPr>
           <w:p>
@@ -1229,7 +1848,7 @@
                 <w:b/>
                 <w:bCs/>
               </w:rPr>
-              <w:t>CANDIDATE ACTION:</w:t>
+              <w:t xml:space="preserve">SECTOR 1 UPDATE </w:t>
             </w:r>
           </w:p>
           <w:p>
@@ -1237,27 +1856,118 @@
               <w:pStyle w:val="ListParagraph"/>
               <w:numPr>
                 <w:ilvl w:val="0"/>
-                <w:numId w:val="54"/>
+                <w:numId w:val="22"/>
               </w:numPr>
-              <w:rPr>
-                <w:b/>
-                <w:bCs/>
-              </w:rPr>
-            </w:pPr>
-            <w:r>
-              <w:t>DOES IMPLIMENT MARSHALLING</w:t>
+            </w:pPr>
+            <w:r>
+              <w:t>AFA ACTUATING ON 1</w:t>
+            </w:r>
+            <w:r>
+              <w:rPr>
+                <w:vertAlign w:val="superscript"/>
+              </w:rPr>
+              <w:t>ST</w:t>
+            </w:r>
+            <w:r>
+              <w:t xml:space="preserve"> FLOOR – SEEN FROM CONTROL PANEL</w:t>
+            </w:r>
+          </w:p>
+          <w:p>
+            <w:pPr>
+              <w:pStyle w:val="ListParagraph"/>
+              <w:numPr>
+                <w:ilvl w:val="0"/>
+                <w:numId w:val="22"/>
+              </w:numPr>
+            </w:pPr>
+            <w:r>
+              <w:t>INTERNAL OPERATIONS – STEADY PROGRESS</w:t>
+            </w:r>
+          </w:p>
+          <w:p>
+            <w:pPr>
+              <w:rPr>
+                <w:b/>
+                <w:bCs/>
+              </w:rPr>
+            </w:pPr>
+            <w:r>
+              <w:rPr>
+                <w:b/>
+                <w:bCs/>
+              </w:rPr>
+              <w:t>SECTOR 3 UPDATE</w:t>
+            </w:r>
+          </w:p>
+          <w:p>
+            <w:pPr>
+              <w:pStyle w:val="ListParagraph"/>
+              <w:numPr>
+                <w:ilvl w:val="0"/>
+                <w:numId w:val="22"/>
+              </w:numPr>
+              <w:rPr>
+                <w:b/>
+                <w:bCs/>
+              </w:rPr>
+            </w:pPr>
+            <w:r>
+              <w:t>LIGHT SMOKE STILL GOING TOWADS PYLON</w:t>
+            </w:r>
+          </w:p>
+          <w:p>
+            <w:pPr>
+              <w:pStyle w:val="ListParagraph"/>
+              <w:numPr>
+                <w:ilvl w:val="0"/>
+                <w:numId w:val="22"/>
+              </w:numPr>
+              <w:rPr>
+                <w:b/>
+                <w:bCs/>
+              </w:rPr>
+            </w:pPr>
+            <w:r>
+              <w:rPr>
+                <w:b/>
+                <w:bCs/>
+              </w:rPr>
+              <w:t xml:space="preserve">NOT </w:t>
+            </w:r>
+            <w:r>
+              <w:rPr>
+                <w:b/>
+                <w:bCs/>
+              </w:rPr>
+              <w:t>ARCING</w:t>
             </w:r>
           </w:p>
         </w:tc>
       </w:tr>
       <w:tr>
         <w:trPr>
-          <w:trHeight w:val="397"/>
+          <w:cantSplit/>
+          <w:trHeight w:val="1134"/>
           <w:jc w:val="center"/>
         </w:trPr>
         <w:tc>
           <w:tcPr>
-            <w:tcW w:w="1003" w:type="pct"/>
+            <w:tcW w:w="506" w:type="dxa"/>
+            <w:textDirection w:val="btLr"/>
+          </w:tcPr>
+          <w:p>
+            <w:pPr>
+              <w:ind w:left="113" w:right="113"/>
+              <w:jc w:val="center"/>
+            </w:pPr>
+            <w:r>
+              <w:t>2</w:t>
+            </w:r>
+          </w:p>
+        </w:tc>
+        <w:tc>
+          <w:tcPr>
+            <w:tcW w:w="2203" w:type="dxa"/>
             <w:vAlign w:val="center"/>
           </w:tcPr>
           <w:p>
@@ -1265,13 +1975,16 @@
               <w:jc w:val="center"/>
             </w:pPr>
             <w:r>
-              <w:t>INJECT 6</w:t>
-            </w:r>
-          </w:p>
-        </w:tc>
-        <w:tc>
-          <w:tcPr>
-            <w:tcW w:w="412" w:type="pct"/>
+              <w:t xml:space="preserve">INJECT </w:t>
+            </w:r>
+            <w:r>
+              <w:t>12</w:t>
+            </w:r>
+          </w:p>
+        </w:tc>
+        <w:tc>
+          <w:tcPr>
+            <w:tcW w:w="916" w:type="dxa"/>
             <w:vAlign w:val="center"/>
           </w:tcPr>
           <w:p>
@@ -1279,13 +1992,16 @@
               <w:jc w:val="center"/>
             </w:pPr>
             <w:r>
-              <w:t>15:55</w:t>
-            </w:r>
-          </w:p>
-        </w:tc>
-        <w:tc>
-          <w:tcPr>
-            <w:tcW w:w="3585" w:type="pct"/>
+              <w:t>16:3</w:t>
+            </w:r>
+            <w:r>
+              <w:t>3</w:t>
+            </w:r>
+          </w:p>
+        </w:tc>
+        <w:tc>
+          <w:tcPr>
+            <w:tcW w:w="6831" w:type="dxa"/>
             <w:vAlign w:val="center"/>
           </w:tcPr>
           <w:p>
@@ -1300,14 +2016,7 @@
                 <w:b/>
                 <w:bCs/>
               </w:rPr>
-              <w:t xml:space="preserve">SC </w:t>
-            </w:r>
-            <w:r>
-              <w:rPr>
-                <w:b/>
-                <w:bCs/>
-              </w:rPr>
-              <w:t>ATTANDANCE</w:t>
+              <w:t>STORE MANAGER UPDATE</w:t>
             </w:r>
           </w:p>
           <w:p>
@@ -1315,7 +2024,7 @@
               <w:pStyle w:val="ListParagraph"/>
               <w:numPr>
                 <w:ilvl w:val="0"/>
-                <w:numId w:val="54"/>
+                <w:numId w:val="23"/>
               </w:numPr>
               <w:rPr>
                 <w:b/>
@@ -1323,7 +2032,7 @@
               </w:rPr>
             </w:pPr>
             <w:r>
-              <w:t>AS PER PDA</w:t>
+              <w:t>MR SHORT IS NOW ACCOUNTED FOR</w:t>
             </w:r>
           </w:p>
           <w:p>
@@ -1331,27 +2040,39 @@
               <w:pStyle w:val="ListParagraph"/>
               <w:numPr>
                 <w:ilvl w:val="0"/>
-                <w:numId w:val="54"/>
+                <w:numId w:val="23"/>
               </w:numPr>
-              <w:rPr>
-                <w:b/>
-                <w:bCs/>
-              </w:rPr>
-            </w:pPr>
-            <w:r>
-              <w:t>HOLDS BMA TAG (NO CURRENT ISSUES WITH WATER)</w:t>
+            </w:pPr>
+            <w:r>
+              <w:t>LOCATED AT HOME</w:t>
             </w:r>
           </w:p>
         </w:tc>
       </w:tr>
       <w:tr>
         <w:trPr>
-          <w:trHeight w:val="397"/>
+          <w:cantSplit/>
+          <w:trHeight w:val="1134"/>
           <w:jc w:val="center"/>
         </w:trPr>
         <w:tc>
           <w:tcPr>
-            <w:tcW w:w="1003" w:type="pct"/>
+            <w:tcW w:w="506" w:type="dxa"/>
+            <w:textDirection w:val="btLr"/>
+          </w:tcPr>
+          <w:p>
+            <w:pPr>
+              <w:ind w:left="113" w:right="113"/>
+              <w:jc w:val="center"/>
+            </w:pPr>
+            <w:r>
+              <w:t>5</w:t>
+            </w:r>
+          </w:p>
+        </w:tc>
+        <w:tc>
+          <w:tcPr>
+            <w:tcW w:w="2203" w:type="dxa"/>
             <w:vAlign w:val="center"/>
           </w:tcPr>
           <w:p>
@@ -1359,13 +2080,55 @@
               <w:jc w:val="center"/>
             </w:pPr>
             <w:r>
-              <w:t>INJECT 7</w:t>
-            </w:r>
-          </w:p>
-        </w:tc>
-        <w:tc>
-          <w:tcPr>
-            <w:tcW w:w="412" w:type="pct"/>
+              <w:t>INJECT 1</w:t>
+            </w:r>
+            <w:r>
+              <w:t>3</w:t>
+            </w:r>
+          </w:p>
+          <w:p>
+            <w:pPr>
+              <w:jc w:val="center"/>
+              <w:rPr>
+                <w:b/>
+                <w:bCs/>
+              </w:rPr>
+            </w:pPr>
+            <w:r>
+              <w:rPr>
+                <w:b/>
+                <w:bCs/>
+              </w:rPr>
+              <w:t>EXTERNAL FF</w:t>
+            </w:r>
+            <w:r>
+              <w:rPr>
+                <w:b/>
+                <w:bCs/>
+              </w:rPr>
+              <w:t xml:space="preserve"> </w:t>
+            </w:r>
+          </w:p>
+          <w:p>
+            <w:pPr>
+              <w:jc w:val="center"/>
+              <w:rPr>
+                <w:b/>
+                <w:bCs/>
+              </w:rPr>
+            </w:pPr>
+            <w:r>
+              <w:rPr>
+                <w:b/>
+                <w:bCs/>
+              </w:rPr>
+              <w:t>TACTICS</w:t>
+            </w:r>
+          </w:p>
+        </w:tc>
+        <w:tc>
+          <w:tcPr>
+            <w:tcW w:w="916" w:type="dxa"/>
             <w:vAlign w:val="center"/>
           </w:tcPr>
           <w:p>
@@ -1373,16 +2136,16 @@
               <w:jc w:val="center"/>
             </w:pPr>
             <w:r>
-              <w:t>16:0</w:t>
-            </w:r>
-            <w:r>
-              <w:t>0</w:t>
-            </w:r>
-          </w:p>
-        </w:tc>
-        <w:tc>
-          <w:tcPr>
-            <w:tcW w:w="3585" w:type="pct"/>
+              <w:t>16:</w:t>
+            </w:r>
+            <w:r>
+              <w:t>35</w:t>
+            </w:r>
+          </w:p>
+        </w:tc>
+        <w:tc>
+          <w:tcPr>
+            <w:tcW w:w="6831" w:type="dxa"/>
             <w:vAlign w:val="center"/>
           </w:tcPr>
           <w:p>
@@ -1405,11 +2168,15 @@
               <w:pStyle w:val="ListParagraph"/>
               <w:numPr>
                 <w:ilvl w:val="0"/>
-                <w:numId w:val="6"/>
+                <w:numId w:val="12"/>
               </w:numPr>
-            </w:pPr>
-            <w:r>
-              <w:t>SMOKE SEEN FROM ROOF</w:t>
+              <w:rPr>
+                <w:b/>
+                <w:bCs/>
+              </w:rPr>
+            </w:pPr>
+            <w:r>
+              <w:t>THICK BLACK SMOKE NOW SEEN COMING FROM ROOF</w:t>
             </w:r>
           </w:p>
           <w:p>
@@ -1417,11 +2184,136 @@
               <w:pStyle w:val="ListParagraph"/>
               <w:numPr>
                 <w:ilvl w:val="0"/>
-                <w:numId w:val="6"/>
+                <w:numId w:val="12"/>
               </w:numPr>
-            </w:pPr>
-            <w:r>
-              <w:t>MOVING TOWARDS THE PYLON</w:t>
+              <w:rPr>
+                <w:b/>
+                <w:bCs/>
+              </w:rPr>
+            </w:pPr>
+            <w:r>
+              <w:t>DRONE FOOTAGE UPDATED</w:t>
+            </w:r>
+          </w:p>
+          <w:p>
+            <w:pPr>
+              <w:pStyle w:val="ListParagraph"/>
+              <w:rPr>
+                <w:b/>
+                <w:bCs/>
+              </w:rPr>
+            </w:pPr>
+          </w:p>
+        </w:tc>
+      </w:tr>
+      <w:tr>
+        <w:trPr>
+          <w:cantSplit/>
+          <w:trHeight w:val="1134"/>
+          <w:jc w:val="center"/>
+        </w:trPr>
+        <w:tc>
+          <w:tcPr>
+            <w:tcW w:w="506" w:type="dxa"/>
+            <w:textDirection w:val="btLr"/>
+          </w:tcPr>
+          <w:p>
+            <w:pPr>
+              <w:ind w:left="113" w:right="113"/>
+              <w:jc w:val="center"/>
+            </w:pPr>
+            <w:r>
+              <w:t>5</w:t>
+            </w:r>
+          </w:p>
+        </w:tc>
+        <w:tc>
+          <w:tcPr>
+            <w:tcW w:w="2203" w:type="dxa"/>
+            <w:vAlign w:val="center"/>
+          </w:tcPr>
+          <w:p>
+            <w:pPr>
+              <w:jc w:val="center"/>
+            </w:pPr>
+            <w:r>
+              <w:t>INJECT 1</w:t>
+            </w:r>
+            <w:r>
+              <w:t>3</w:t>
+            </w:r>
+          </w:p>
+          <w:p>
+            <w:pPr>
+              <w:jc w:val="center"/>
+              <w:rPr>
+                <w:b/>
+                <w:bCs/>
+              </w:rPr>
+            </w:pPr>
+            <w:r>
+              <w:rPr>
+                <w:b/>
+                <w:bCs/>
+              </w:rPr>
+              <w:t>INTERNAL FF</w:t>
+            </w:r>
+            <w:r>
+              <w:rPr>
+                <w:b/>
+                <w:bCs/>
+              </w:rPr>
+              <w:t xml:space="preserve"> </w:t>
+            </w:r>
+          </w:p>
+          <w:p>
+            <w:pPr>
+              <w:jc w:val="center"/>
+            </w:pPr>
+            <w:r>
+              <w:rPr>
+                <w:b/>
+                <w:bCs/>
+              </w:rPr>
+              <w:t>TACTICS</w:t>
+            </w:r>
+          </w:p>
+        </w:tc>
+        <w:tc>
+          <w:tcPr>
+            <w:tcW w:w="916" w:type="dxa"/>
+            <w:vAlign w:val="center"/>
+          </w:tcPr>
+          <w:p>
+            <w:pPr>
+              <w:jc w:val="center"/>
+            </w:pPr>
+            <w:r>
+              <w:t>16:</w:t>
+            </w:r>
+            <w:r>
+              <w:t>35</w:t>
+            </w:r>
+          </w:p>
+        </w:tc>
+        <w:tc>
+          <w:tcPr>
+            <w:tcW w:w="6831" w:type="dxa"/>
+            <w:vAlign w:val="center"/>
+          </w:tcPr>
+          <w:p>
+            <w:pPr>
+              <w:rPr>
+                <w:b/>
+                <w:bCs/>
+              </w:rPr>
+            </w:pPr>
+            <w:r>
+              <w:rPr>
+                <w:b/>
+                <w:bCs/>
+              </w:rPr>
+              <w:t>SECTOR 1 UPDATE</w:t>
             </w:r>
           </w:p>
           <w:p>
@@ -1429,23 +2321,116 @@
               <w:pStyle w:val="ListParagraph"/>
               <w:numPr>
                 <w:ilvl w:val="0"/>
-                <w:numId w:val="6"/>
+                <w:numId w:val="12"/>
               </w:numPr>
-            </w:pPr>
-            <w:r>
-              <w:t>LIGHT GREY</w:t>
+              <w:rPr>
+                <w:b/>
+                <w:bCs/>
+              </w:rPr>
+            </w:pPr>
+            <w:r>
+              <w:t>FIRE CONFIRMED ON 1</w:t>
+            </w:r>
+            <w:r>
+              <w:rPr>
+                <w:vertAlign w:val="superscript"/>
+              </w:rPr>
+              <w:t>ST</w:t>
+            </w:r>
+            <w:r>
+              <w:t xml:space="preserve"> FLOOR</w:t>
+            </w:r>
+          </w:p>
+          <w:p>
+            <w:pPr>
+              <w:pStyle w:val="ListParagraph"/>
+              <w:numPr>
+                <w:ilvl w:val="0"/>
+                <w:numId w:val="12"/>
+              </w:numPr>
+              <w:rPr>
+                <w:b/>
+                <w:bCs/>
+              </w:rPr>
+            </w:pPr>
+            <w:r>
+              <w:t>DIRECTLY BELOW FIRE ON 2</w:t>
+            </w:r>
+            <w:r>
+              <w:rPr>
+                <w:vertAlign w:val="superscript"/>
+              </w:rPr>
+              <w:t>ND</w:t>
+            </w:r>
+            <w:r>
+              <w:t xml:space="preserve"> FLOOR</w:t>
+            </w:r>
+          </w:p>
+          <w:p>
+            <w:pPr>
+              <w:pStyle w:val="ListParagraph"/>
+              <w:numPr>
+                <w:ilvl w:val="0"/>
+                <w:numId w:val="12"/>
+              </w:numPr>
+            </w:pPr>
+            <w:r>
+              <w:t>CREWS STILL FIREFIGHTING ON 2</w:t>
+            </w:r>
+            <w:r>
+              <w:rPr>
+                <w:vertAlign w:val="superscript"/>
+              </w:rPr>
+              <w:t>ND</w:t>
+            </w:r>
+            <w:r>
+              <w:t xml:space="preserve"> FLOOR ABOVE FIRE ON 1</w:t>
+            </w:r>
+            <w:r>
+              <w:rPr>
+                <w:vertAlign w:val="superscript"/>
+              </w:rPr>
+              <w:t>ST</w:t>
+            </w:r>
+          </w:p>
+          <w:p>
+            <w:pPr>
+              <w:pStyle w:val="ListParagraph"/>
+              <w:numPr>
+                <w:ilvl w:val="0"/>
+                <w:numId w:val="12"/>
+              </w:numPr>
+            </w:pPr>
+            <w:r>
+              <w:t>COMMIT CREWS WITH 45MM JETS</w:t>
             </w:r>
           </w:p>
         </w:tc>
       </w:tr>
       <w:tr>
         <w:trPr>
-          <w:trHeight w:val="397"/>
+          <w:cantSplit/>
+          <w:trHeight w:val="1134"/>
           <w:jc w:val="center"/>
         </w:trPr>
         <w:tc>
           <w:tcPr>
-            <w:tcW w:w="1003" w:type="pct"/>
+            <w:tcW w:w="506" w:type="dxa"/>
+            <w:textDirection w:val="btLr"/>
+          </w:tcPr>
+          <w:p>
+            <w:pPr>
+              <w:ind w:left="113" w:right="113"/>
+              <w:jc w:val="center"/>
+            </w:pPr>
+            <w:r>
+              <w:t>10</w:t>
+            </w:r>
+          </w:p>
+        </w:tc>
+        <w:tc>
+          <w:tcPr>
+            <w:tcW w:w="2203" w:type="dxa"/>
             <w:vAlign w:val="center"/>
           </w:tcPr>
           <w:p>
@@ -1453,13 +2438,16 @@
               <w:jc w:val="center"/>
             </w:pPr>
             <w:r>
-              <w:t>INJECT 8</w:t>
-            </w:r>
-          </w:p>
-        </w:tc>
-        <w:tc>
-          <w:tcPr>
-            <w:tcW w:w="412" w:type="pct"/>
+              <w:t>INJECT 1</w:t>
+            </w:r>
+            <w:r>
+              <w:t>4</w:t>
+            </w:r>
+          </w:p>
+        </w:tc>
+        <w:tc>
+          <w:tcPr>
+            <w:tcW w:w="916" w:type="dxa"/>
             <w:vAlign w:val="center"/>
           </w:tcPr>
           <w:p>
@@ -1470,13 +2458,16 @@
               <w:t>16:</w:t>
             </w:r>
             <w:r>
-              <w:t>02</w:t>
-            </w:r>
-          </w:p>
-        </w:tc>
-        <w:tc>
-          <w:tcPr>
-            <w:tcW w:w="3585" w:type="pct"/>
+              <w:t>4</w:t>
+            </w:r>
+            <w:r>
+              <w:t>0</w:t>
+            </w:r>
+          </w:p>
+        </w:tc>
+        <w:tc>
+          <w:tcPr>
+            <w:tcW w:w="6831" w:type="dxa"/>
             <w:vAlign w:val="center"/>
           </w:tcPr>
           <w:p>
@@ -1491,7 +2482,7 @@
                 <w:b/>
                 <w:bCs/>
               </w:rPr>
-              <w:t>POLICE INJECT</w:t>
+              <w:t>HANDOVER</w:t>
             </w:r>
           </w:p>
           <w:p>
@@ -1499,11 +2490,85 @@
               <w:pStyle w:val="ListParagraph"/>
               <w:numPr>
                 <w:ilvl w:val="0"/>
-                <w:numId w:val="45"/>
+                <w:numId w:val="19"/>
               </w:numPr>
             </w:pPr>
             <w:r>
-              <w:t>CONCERNS FOR BUSINESS PARK ACTIVITY</w:t>
+              <w:t>CANDIDATE TO HANDOVER COMMAND TO DAC</w:t>
+            </w:r>
+          </w:p>
+        </w:tc>
+      </w:tr>
+      <w:tr>
+        <w:trPr>
+          <w:cantSplit/>
+          <w:trHeight w:val="1134"/>
+          <w:jc w:val="center"/>
+        </w:trPr>
+        <w:tc>
+          <w:tcPr>
+            <w:tcW w:w="506" w:type="dxa"/>
+            <w:textDirection w:val="btLr"/>
+          </w:tcPr>
+          <w:p>
+            <w:pPr>
+              <w:ind w:left="113" w:right="113"/>
+              <w:jc w:val="center"/>
+            </w:pPr>
+            <w:r>
+              <w:t>0</w:t>
+            </w:r>
+          </w:p>
+        </w:tc>
+        <w:tc>
+          <w:tcPr>
+            <w:tcW w:w="2203" w:type="dxa"/>
+            <w:vAlign w:val="center"/>
+          </w:tcPr>
+          <w:p>
+            <w:pPr>
+              <w:jc w:val="center"/>
+            </w:pPr>
+            <w:r>
+              <w:t>END OF EXERCISE</w:t>
+            </w:r>
+          </w:p>
+        </w:tc>
+        <w:tc>
+          <w:tcPr>
+            <w:tcW w:w="916" w:type="dxa"/>
+            <w:vAlign w:val="center"/>
+          </w:tcPr>
+          <w:p>
+            <w:pPr>
+              <w:jc w:val="center"/>
+            </w:pPr>
+            <w:r>
+              <w:t>16:5</w:t>
+            </w:r>
+            <w:r>
+              <w:t>0</w:t>
+            </w:r>
+          </w:p>
+        </w:tc>
+        <w:tc>
+          <w:tcPr>
+            <w:tcW w:w="6831" w:type="dxa"/>
+            <w:vAlign w:val="center"/>
+          </w:tcPr>
+          <w:p>
+            <w:pPr>
+              <w:rPr>
+                <w:b/>
+                <w:bCs/>
+              </w:rPr>
+            </w:pPr>
+            <w:r>
+              <w:rPr>
+                <w:b/>
+                <w:bCs/>
+              </w:rPr>
+              <w:t>END OF EXERCISE</w:t>
             </w:r>
           </w:p>
           <w:p>
@@ -1511,1605 +2576,7 @@
               <w:pStyle w:val="ListParagraph"/>
               <w:numPr>
                 <w:ilvl w:val="0"/>
-                <w:numId w:val="45"/>
-              </w:numPr>
-            </w:pPr>
-            <w:r>
-              <w:t>PHARMASUITCAL BUS. MUST HAVE ACCESS</w:t>
-            </w:r>
-          </w:p>
-          <w:p>
-            <w:pPr>
-              <w:pStyle w:val="ListParagraph"/>
-              <w:numPr>
-                <w:ilvl w:val="0"/>
-                <w:numId w:val="45"/>
-              </w:numPr>
-            </w:pPr>
-            <w:r>
-              <w:t xml:space="preserve">INJECT </w:t>
-            </w:r>
-            <w:r>
-              <w:t>5 OPTIONS CONCLUDED</w:t>
-            </w:r>
-          </w:p>
-        </w:tc>
-      </w:tr>
-      <w:tr>
-        <w:trPr>
-          <w:trHeight w:val="397"/>
-          <w:jc w:val="center"/>
-        </w:trPr>
-        <w:tc>
-          <w:tcPr>
-            <w:tcW w:w="1003" w:type="pct"/>
-            <w:vAlign w:val="center"/>
-          </w:tcPr>
-          <w:p>
-            <w:pPr>
-              <w:jc w:val="center"/>
-            </w:pPr>
-            <w:r>
-              <w:lastRenderedPageBreak/>
-              <w:t>INJECT 9</w:t>
-            </w:r>
-          </w:p>
-        </w:tc>
-        <w:tc>
-          <w:tcPr>
-            <w:tcW w:w="412" w:type="pct"/>
-            <w:vAlign w:val="center"/>
-          </w:tcPr>
-          <w:p>
-            <w:pPr>
-              <w:jc w:val="center"/>
-            </w:pPr>
-            <w:r>
-              <w:t>16:1</w:t>
-            </w:r>
-            <w:r>
-              <w:t>0</w:t>
-            </w:r>
-          </w:p>
-        </w:tc>
-        <w:tc>
-          <w:tcPr>
-            <w:tcW w:w="3585" w:type="pct"/>
-            <w:vAlign w:val="center"/>
-          </w:tcPr>
-          <w:p>
-            <w:pPr>
-              <w:rPr>
-                <w:b/>
-                <w:bCs/>
-              </w:rPr>
-            </w:pPr>
-            <w:r>
-              <w:rPr>
-                <w:b/>
-                <w:bCs/>
-              </w:rPr>
-              <w:t>SECTOR 1 UPDATE</w:t>
-            </w:r>
-          </w:p>
-          <w:p>
-            <w:pPr>
-              <w:pStyle w:val="ListParagraph"/>
-              <w:numPr>
-                <w:ilvl w:val="0"/>
-                <w:numId w:val="43"/>
-              </w:numPr>
-            </w:pPr>
-            <w:r>
-              <w:t xml:space="preserve">UPDATE TO </w:t>
-            </w:r>
-            <w:r>
-              <w:t>CONCIDER INJECT 2 OPTIONS</w:t>
-            </w:r>
-          </w:p>
-          <w:p>
-            <w:pPr>
-              <w:pStyle w:val="ListParagraph"/>
-              <w:numPr>
-                <w:ilvl w:val="0"/>
-                <w:numId w:val="43"/>
-              </w:numPr>
-            </w:pPr>
-            <w:r>
-              <w:t>2</w:t>
-            </w:r>
-            <w:r>
-              <w:rPr>
-                <w:vertAlign w:val="superscript"/>
-              </w:rPr>
-              <w:t>ND</w:t>
-            </w:r>
-            <w:r>
-              <w:t xml:space="preserve"> FLOOR SEARCH PATTERN (75% COMPLETE) </w:t>
-            </w:r>
-          </w:p>
-        </w:tc>
-      </w:tr>
-      <w:tr>
-        <w:trPr>
-          <w:trHeight w:val="397"/>
-          <w:jc w:val="center"/>
-        </w:trPr>
-        <w:tc>
-          <w:tcPr>
-            <w:tcW w:w="1003" w:type="pct"/>
-            <w:vAlign w:val="center"/>
-          </w:tcPr>
-          <w:p>
-            <w:pPr>
-              <w:jc w:val="center"/>
-            </w:pPr>
-            <w:r>
-              <w:t>INJECT 10</w:t>
-            </w:r>
-          </w:p>
-        </w:tc>
-        <w:tc>
-          <w:tcPr>
-            <w:tcW w:w="412" w:type="pct"/>
-            <w:vAlign w:val="center"/>
-          </w:tcPr>
-          <w:p>
-            <w:pPr>
-              <w:jc w:val="center"/>
-            </w:pPr>
-            <w:r>
-              <w:t>16:</w:t>
-            </w:r>
-            <w:r>
-              <w:t>12</w:t>
-            </w:r>
-          </w:p>
-        </w:tc>
-        <w:tc>
-          <w:tcPr>
-            <w:tcW w:w="3585" w:type="pct"/>
-            <w:vAlign w:val="center"/>
-          </w:tcPr>
-          <w:p>
-            <w:pPr>
-              <w:rPr>
-                <w:b/>
-                <w:bCs/>
-              </w:rPr>
-            </w:pPr>
-            <w:r>
-              <w:rPr>
-                <w:b/>
-                <w:bCs/>
-              </w:rPr>
-              <w:t>DRONE FOOTAGE</w:t>
-            </w:r>
-          </w:p>
-          <w:p>
-            <w:pPr>
-              <w:pStyle w:val="ListParagraph"/>
-              <w:numPr>
-                <w:ilvl w:val="0"/>
-                <w:numId w:val="55"/>
-              </w:numPr>
-              <w:rPr>
-                <w:b/>
-                <w:bCs/>
-              </w:rPr>
-            </w:pPr>
-            <w:r>
-              <w:t>DISPLAYED ON CU SCREEN</w:t>
-            </w:r>
-          </w:p>
-          <w:p>
-            <w:pPr>
-              <w:pStyle w:val="ListParagraph"/>
-              <w:numPr>
-                <w:ilvl w:val="0"/>
-                <w:numId w:val="55"/>
-              </w:numPr>
-              <w:rPr>
-                <w:b/>
-                <w:bCs/>
-              </w:rPr>
-            </w:pPr>
-            <w:r>
-              <w:t>LIGHT SMOKE SEEN FROM ROOF</w:t>
-            </w:r>
-          </w:p>
-        </w:tc>
-      </w:tr>
-      <w:tr>
-        <w:trPr>
-          <w:trHeight w:val="397"/>
-          <w:jc w:val="center"/>
-        </w:trPr>
-        <w:tc>
-          <w:tcPr>
-            <w:tcW w:w="1003" w:type="pct"/>
-            <w:vAlign w:val="center"/>
-          </w:tcPr>
-          <w:p>
-            <w:pPr>
-              <w:jc w:val="center"/>
-            </w:pPr>
-            <w:r>
-              <w:t>INJECT 11</w:t>
-            </w:r>
-          </w:p>
-        </w:tc>
-        <w:tc>
-          <w:tcPr>
-            <w:tcW w:w="412" w:type="pct"/>
-            <w:vAlign w:val="center"/>
-          </w:tcPr>
-          <w:p>
-            <w:pPr>
-              <w:jc w:val="center"/>
-            </w:pPr>
-            <w:r>
-              <w:t>16:</w:t>
-            </w:r>
-            <w:r>
-              <w:t>15</w:t>
-            </w:r>
-          </w:p>
-        </w:tc>
-        <w:tc>
-          <w:tcPr>
-            <w:tcW w:w="3585" w:type="pct"/>
-            <w:vAlign w:val="center"/>
-          </w:tcPr>
-          <w:p>
-            <w:pPr>
-              <w:rPr>
-                <w:b/>
-                <w:bCs/>
-              </w:rPr>
-            </w:pPr>
-            <w:r>
-              <w:rPr>
-                <w:b/>
-                <w:bCs/>
-              </w:rPr>
-              <w:t>SFSO AND UKPN IN ATTENDANCE</w:t>
-            </w:r>
-          </w:p>
-          <w:p>
-            <w:pPr>
-              <w:pStyle w:val="ListParagraph"/>
-              <w:numPr>
-                <w:ilvl w:val="0"/>
-                <w:numId w:val="46"/>
-              </w:numPr>
-              <w:rPr>
-                <w:b/>
-                <w:bCs/>
-              </w:rPr>
-            </w:pPr>
-            <w:r>
-              <w:t>SEE SCRIPT</w:t>
-            </w:r>
-            <w:r>
-              <w:t>S</w:t>
-            </w:r>
-          </w:p>
-          <w:p>
-            <w:pPr>
-              <w:pStyle w:val="ListParagraph"/>
-              <w:numPr>
-                <w:ilvl w:val="0"/>
-                <w:numId w:val="46"/>
-              </w:numPr>
-              <w:rPr>
-                <w:b/>
-                <w:bCs/>
-              </w:rPr>
-            </w:pPr>
-            <w:r>
-              <w:t>HAZARDS OUTLINED BY SFSO AND UKPN</w:t>
-            </w:r>
-          </w:p>
-          <w:p>
-            <w:pPr>
-              <w:pStyle w:val="ListParagraph"/>
-              <w:numPr>
-                <w:ilvl w:val="0"/>
-                <w:numId w:val="46"/>
-              </w:numPr>
-              <w:rPr>
-                <w:b/>
-                <w:bCs/>
-              </w:rPr>
-            </w:pPr>
-            <w:r>
-              <w:t xml:space="preserve">CONSEQUENCES OUTLINED </w:t>
-            </w:r>
-            <w:r>
-              <w:t>BY UKPN</w:t>
-            </w:r>
-          </w:p>
-        </w:tc>
-      </w:tr>
-      <w:tr>
-        <w:trPr>
-          <w:trHeight w:val="397"/>
-          <w:jc w:val="center"/>
-        </w:trPr>
-        <w:tc>
-          <w:tcPr>
-            <w:tcW w:w="1003" w:type="pct"/>
-            <w:vAlign w:val="center"/>
-          </w:tcPr>
-          <w:p>
-            <w:pPr>
-              <w:jc w:val="center"/>
-            </w:pPr>
-            <w:r>
-              <w:t>INJECT 11a</w:t>
-            </w:r>
-          </w:p>
-        </w:tc>
-        <w:tc>
-          <w:tcPr>
-            <w:tcW w:w="412" w:type="pct"/>
-            <w:vAlign w:val="center"/>
-          </w:tcPr>
-          <w:p>
-            <w:pPr>
-              <w:jc w:val="center"/>
-            </w:pPr>
-            <w:r>
-              <w:t>16:18</w:t>
-            </w:r>
-          </w:p>
-        </w:tc>
-        <w:tc>
-          <w:tcPr>
-            <w:tcW w:w="3585" w:type="pct"/>
-            <w:vAlign w:val="center"/>
-          </w:tcPr>
-          <w:p>
-            <w:pPr>
-              <w:rPr>
-                <w:b/>
-                <w:bCs/>
-              </w:rPr>
-            </w:pPr>
-            <w:r>
-              <w:rPr>
-                <w:b/>
-                <w:bCs/>
-              </w:rPr>
-              <w:t>UPDATE FROM SECTOR 1</w:t>
-            </w:r>
-            <w:r>
-              <w:rPr>
-                <w:b/>
-                <w:bCs/>
-              </w:rPr>
-              <w:t xml:space="preserve"> - </w:t>
-            </w:r>
-            <w:r>
-              <w:t>DELIVERED DURING INJECT 11</w:t>
-            </w:r>
-          </w:p>
-          <w:p>
-            <w:pPr>
-              <w:pStyle w:val="ListParagraph"/>
-              <w:numPr>
-                <w:ilvl w:val="0"/>
-                <w:numId w:val="46"/>
-              </w:numPr>
-              <w:rPr>
-                <w:b/>
-                <w:bCs/>
-              </w:rPr>
-            </w:pPr>
-            <w:r>
-              <w:t>FIRE LOCATED ON 2</w:t>
-            </w:r>
-            <w:r>
-              <w:rPr>
-                <w:vertAlign w:val="superscript"/>
-              </w:rPr>
-              <w:t>ND</w:t>
-            </w:r>
-            <w:r>
-              <w:t xml:space="preserve"> FLOOR</w:t>
-            </w:r>
-          </w:p>
-          <w:p>
-            <w:pPr>
-              <w:pStyle w:val="ListParagraph"/>
-              <w:numPr>
-                <w:ilvl w:val="0"/>
-                <w:numId w:val="46"/>
-              </w:numPr>
-              <w:rPr>
-                <w:b/>
-                <w:bCs/>
-              </w:rPr>
-            </w:pPr>
-            <w:r>
-              <w:t xml:space="preserve">UNIT 2-S-7 </w:t>
-            </w:r>
-          </w:p>
-          <w:p>
-            <w:pPr>
-              <w:pStyle w:val="ListParagraph"/>
-              <w:numPr>
-                <w:ilvl w:val="0"/>
-                <w:numId w:val="46"/>
-              </w:numPr>
-              <w:rPr>
-                <w:b/>
-                <w:bCs/>
-              </w:rPr>
-            </w:pPr>
-            <w:r>
-              <w:t>CREWS APPLYING WATER</w:t>
-            </w:r>
-          </w:p>
-        </w:tc>
-      </w:tr>
-      <w:tr>
-        <w:trPr>
-          <w:trHeight w:val="397"/>
-          <w:jc w:val="center"/>
-        </w:trPr>
-        <w:tc>
-          <w:tcPr>
-            <w:tcW w:w="1003" w:type="pct"/>
-            <w:shd w:val="clear" w:color="auto" w:fill="BFE4FF" w:themeFill="accent1" w:themeFillTint="33"/>
-            <w:vAlign w:val="center"/>
-          </w:tcPr>
-          <w:p>
-            <w:pPr>
-              <w:jc w:val="center"/>
-            </w:pPr>
-            <w:r>
-              <w:t>INJECT 11</w:t>
-            </w:r>
-          </w:p>
-          <w:p>
-            <w:pPr>
-              <w:jc w:val="center"/>
-              <w:rPr>
-                <w:b/>
-                <w:bCs/>
-              </w:rPr>
-            </w:pPr>
-            <w:r>
-              <w:rPr>
-                <w:b/>
-                <w:bCs/>
-              </w:rPr>
-              <w:t>OPTION 1</w:t>
-            </w:r>
-          </w:p>
-        </w:tc>
-        <w:tc>
-          <w:tcPr>
-            <w:tcW w:w="412" w:type="pct"/>
-            <w:shd w:val="clear" w:color="auto" w:fill="BFE4FF" w:themeFill="accent1" w:themeFillTint="33"/>
-            <w:vAlign w:val="center"/>
-          </w:tcPr>
-          <w:p>
-            <w:pPr>
-              <w:jc w:val="center"/>
-            </w:pPr>
-          </w:p>
-        </w:tc>
-        <w:tc>
-          <w:tcPr>
-            <w:tcW w:w="3585" w:type="pct"/>
-            <w:shd w:val="clear" w:color="auto" w:fill="BFE4FF" w:themeFill="accent1" w:themeFillTint="33"/>
-            <w:vAlign w:val="center"/>
-          </w:tcPr>
-          <w:p>
-            <w:pPr>
-              <w:rPr>
-                <w:b/>
-                <w:bCs/>
-              </w:rPr>
-            </w:pPr>
-            <w:r>
-              <w:rPr>
-                <w:b/>
-                <w:bCs/>
-              </w:rPr>
-              <w:t>CANDIDATE ACTION:</w:t>
-            </w:r>
-          </w:p>
-          <w:p>
-            <w:pPr>
-              <w:pStyle w:val="ListParagraph"/>
-              <w:numPr>
-                <w:ilvl w:val="0"/>
-                <w:numId w:val="56"/>
-              </w:numPr>
-            </w:pPr>
-            <w:r>
-              <w:t>TACTICAL WITHDAWL FROM BUILDING</w:t>
-            </w:r>
-          </w:p>
-        </w:tc>
-      </w:tr>
-      <w:tr>
-        <w:trPr>
-          <w:trHeight w:val="397"/>
-          <w:jc w:val="center"/>
-        </w:trPr>
-        <w:tc>
-          <w:tcPr>
-            <w:tcW w:w="1003" w:type="pct"/>
-            <w:shd w:val="clear" w:color="auto" w:fill="BFE4FF" w:themeFill="accent1" w:themeFillTint="33"/>
-            <w:vAlign w:val="center"/>
-          </w:tcPr>
-          <w:p>
-            <w:pPr>
-              <w:jc w:val="center"/>
-            </w:pPr>
-            <w:r>
-              <w:t>INJECT 11</w:t>
-            </w:r>
-          </w:p>
-          <w:p>
-            <w:pPr>
-              <w:jc w:val="center"/>
-            </w:pPr>
-            <w:r>
-              <w:rPr>
-                <w:b/>
-                <w:bCs/>
-              </w:rPr>
-              <w:t>OPTION 2</w:t>
-            </w:r>
-          </w:p>
-        </w:tc>
-        <w:tc>
-          <w:tcPr>
-            <w:tcW w:w="412" w:type="pct"/>
-            <w:shd w:val="clear" w:color="auto" w:fill="BFE4FF" w:themeFill="accent1" w:themeFillTint="33"/>
-            <w:vAlign w:val="center"/>
-          </w:tcPr>
-          <w:p>
-            <w:pPr>
-              <w:jc w:val="center"/>
-            </w:pPr>
-          </w:p>
-        </w:tc>
-        <w:tc>
-          <w:tcPr>
-            <w:tcW w:w="3585" w:type="pct"/>
-            <w:shd w:val="clear" w:color="auto" w:fill="BFE4FF" w:themeFill="accent1" w:themeFillTint="33"/>
-            <w:vAlign w:val="center"/>
-          </w:tcPr>
-          <w:p>
-            <w:pPr>
-              <w:rPr>
-                <w:b/>
-                <w:bCs/>
-              </w:rPr>
-            </w:pPr>
-            <w:r>
-              <w:rPr>
-                <w:b/>
-                <w:bCs/>
-              </w:rPr>
-              <w:t>CANDIDATE ACTION:</w:t>
-            </w:r>
-          </w:p>
-          <w:p>
-            <w:pPr>
-              <w:pStyle w:val="ListParagraph"/>
-              <w:numPr>
-                <w:ilvl w:val="0"/>
-                <w:numId w:val="56"/>
-              </w:numPr>
-              <w:rPr>
-                <w:b/>
-                <w:bCs/>
-              </w:rPr>
-            </w:pPr>
-            <w:r>
-              <w:t xml:space="preserve">CONTINUE WITH INTERNAL </w:t>
-            </w:r>
-            <w:r>
-              <w:t>OPERATIONS</w:t>
-            </w:r>
-          </w:p>
-        </w:tc>
-      </w:tr>
-      <w:tr>
-        <w:trPr>
-          <w:trHeight w:val="397"/>
-          <w:jc w:val="center"/>
-        </w:trPr>
-        <w:tc>
-          <w:tcPr>
-            <w:tcW w:w="1003" w:type="pct"/>
-            <w:vAlign w:val="center"/>
-          </w:tcPr>
-          <w:p>
-            <w:pPr>
-              <w:jc w:val="center"/>
-            </w:pPr>
-            <w:r>
-              <w:t>INJECT 12</w:t>
-            </w:r>
-          </w:p>
-        </w:tc>
-        <w:tc>
-          <w:tcPr>
-            <w:tcW w:w="412" w:type="pct"/>
-            <w:vAlign w:val="center"/>
-          </w:tcPr>
-          <w:p>
-            <w:pPr>
-              <w:jc w:val="center"/>
-            </w:pPr>
-            <w:r>
-              <w:t>16:25</w:t>
-            </w:r>
-          </w:p>
-        </w:tc>
-        <w:tc>
-          <w:tcPr>
-            <w:tcW w:w="3585" w:type="pct"/>
-            <w:vAlign w:val="center"/>
-          </w:tcPr>
-          <w:p>
-            <w:pPr>
-              <w:rPr>
-                <w:b/>
-                <w:bCs/>
-              </w:rPr>
-            </w:pPr>
-            <w:r>
-              <w:rPr>
-                <w:b/>
-                <w:bCs/>
-              </w:rPr>
-              <w:t>SECTOR SAFETY UPDATE</w:t>
-            </w:r>
-          </w:p>
-          <w:p>
-            <w:pPr>
-              <w:pStyle w:val="ListParagraph"/>
-              <w:numPr>
-                <w:ilvl w:val="0"/>
-                <w:numId w:val="46"/>
-              </w:numPr>
-            </w:pPr>
-            <w:r>
-              <w:t>ARA RETURNED</w:t>
-            </w:r>
-          </w:p>
-          <w:p>
-            <w:pPr>
-              <w:pStyle w:val="ListParagraph"/>
-              <w:numPr>
-                <w:ilvl w:val="0"/>
-                <w:numId w:val="46"/>
-              </w:numPr>
-            </w:pPr>
-            <w:r>
-              <w:t>BESPOKE TO INJECT 11 OPTIONS</w:t>
-            </w:r>
-          </w:p>
-        </w:tc>
-      </w:tr>
-      <w:tr>
-        <w:trPr>
-          <w:trHeight w:val="397"/>
-          <w:jc w:val="center"/>
-        </w:trPr>
-        <w:tc>
-          <w:tcPr>
-            <w:tcW w:w="1003" w:type="pct"/>
-            <w:vAlign w:val="center"/>
-          </w:tcPr>
-          <w:p>
-            <w:pPr>
-              <w:jc w:val="center"/>
-            </w:pPr>
-            <w:r>
-              <w:t>INJECT 13</w:t>
-            </w:r>
-          </w:p>
-          <w:p>
-            <w:pPr>
-              <w:jc w:val="center"/>
-            </w:pPr>
-            <w:r>
-              <w:rPr>
-                <w:b/>
-                <w:bCs/>
-              </w:rPr>
-              <w:t>LINKED TO OPTION 1 OF INJECT 11</w:t>
-            </w:r>
-          </w:p>
-        </w:tc>
-        <w:tc>
-          <w:tcPr>
-            <w:tcW w:w="412" w:type="pct"/>
-            <w:vAlign w:val="center"/>
-          </w:tcPr>
-          <w:p>
-            <w:pPr>
-              <w:jc w:val="center"/>
-            </w:pPr>
-            <w:r>
-              <w:t>16:30</w:t>
-            </w:r>
-          </w:p>
-        </w:tc>
-        <w:tc>
-          <w:tcPr>
-            <w:tcW w:w="3585" w:type="pct"/>
-            <w:vAlign w:val="center"/>
-          </w:tcPr>
-          <w:p>
-            <w:pPr>
-              <w:rPr>
-                <w:b/>
-                <w:bCs/>
-              </w:rPr>
-            </w:pPr>
-            <w:r>
-              <w:rPr>
-                <w:b/>
-                <w:bCs/>
-              </w:rPr>
-              <w:t>SECTOR 1 UPDATE</w:t>
-            </w:r>
-            <w:r>
-              <w:rPr>
-                <w:b/>
-                <w:bCs/>
-              </w:rPr>
-              <w:t xml:space="preserve"> </w:t>
-            </w:r>
-          </w:p>
-          <w:p>
-            <w:pPr>
-              <w:pStyle w:val="ListParagraph"/>
-              <w:numPr>
-                <w:ilvl w:val="0"/>
-                <w:numId w:val="58"/>
-              </w:numPr>
-            </w:pPr>
-            <w:r>
-              <w:t xml:space="preserve">AFA ACTUATING </w:t>
-            </w:r>
-            <w:r>
-              <w:t>ON 1</w:t>
-            </w:r>
-            <w:r>
-              <w:rPr>
-                <w:vertAlign w:val="superscript"/>
-              </w:rPr>
-              <w:t>ST</w:t>
-            </w:r>
-            <w:r>
-              <w:t xml:space="preserve"> FLOOR</w:t>
-            </w:r>
-            <w:r>
-              <w:t xml:space="preserve"> – SEEN FROM CONTROL PANEL</w:t>
-            </w:r>
-          </w:p>
-          <w:p>
-            <w:pPr>
-              <w:pStyle w:val="ListParagraph"/>
-              <w:numPr>
-                <w:ilvl w:val="0"/>
-                <w:numId w:val="47"/>
-              </w:numPr>
-            </w:pPr>
-            <w:r>
-              <w:t xml:space="preserve">EXTRENAL </w:t>
-            </w:r>
-            <w:r>
-              <w:t>MEASURE</w:t>
-            </w:r>
-            <w:r>
-              <w:t>S</w:t>
-            </w:r>
-            <w:r>
-              <w:t xml:space="preserve"> IN PLACE AS DIRECTED (</w:t>
-            </w:r>
-            <w:r>
-              <w:t xml:space="preserve">i.e. </w:t>
-            </w:r>
-            <w:r>
-              <w:t xml:space="preserve">AERIAL, </w:t>
-            </w:r>
-            <w:r>
-              <w:t>GROUND MONITORS, JETS)</w:t>
-            </w:r>
-          </w:p>
-          <w:p>
-            <w:pPr>
-              <w:pStyle w:val="ListParagraph"/>
-              <w:numPr>
-                <w:ilvl w:val="0"/>
-                <w:numId w:val="47"/>
-              </w:numPr>
-            </w:pPr>
-            <w:r>
-              <w:t>DRONE FOOTAGE UPDATED</w:t>
-            </w:r>
-          </w:p>
-          <w:p>
-            <w:pPr>
-              <w:rPr>
-                <w:b/>
-                <w:bCs/>
-              </w:rPr>
-            </w:pPr>
-            <w:r>
-              <w:rPr>
-                <w:b/>
-                <w:bCs/>
-              </w:rPr>
-              <w:t>SECTOR 3</w:t>
-            </w:r>
-          </w:p>
-          <w:p>
-            <w:pPr>
-              <w:pStyle w:val="ListParagraph"/>
-              <w:numPr>
-                <w:ilvl w:val="0"/>
-                <w:numId w:val="59"/>
-              </w:numPr>
-              <w:rPr>
-                <w:b/>
-                <w:bCs/>
-              </w:rPr>
-            </w:pPr>
-            <w:r>
-              <w:t xml:space="preserve">BLACK SMOKE GOING NEAR PYLON </w:t>
-            </w:r>
-          </w:p>
-          <w:p>
-            <w:pPr>
-              <w:pStyle w:val="ListParagraph"/>
-              <w:numPr>
-                <w:ilvl w:val="0"/>
-                <w:numId w:val="59"/>
-              </w:numPr>
-              <w:rPr>
-                <w:b/>
-                <w:bCs/>
-              </w:rPr>
-            </w:pPr>
-            <w:r>
-              <w:rPr>
-                <w:b/>
-                <w:bCs/>
-              </w:rPr>
-              <w:t>NOT ARCHING</w:t>
-            </w:r>
-          </w:p>
-        </w:tc>
-      </w:tr>
-      <w:tr>
-        <w:trPr>
-          <w:trHeight w:val="397"/>
-          <w:jc w:val="center"/>
-        </w:trPr>
-        <w:tc>
-          <w:tcPr>
-            <w:tcW w:w="1003" w:type="pct"/>
-            <w:vAlign w:val="center"/>
-          </w:tcPr>
-          <w:p>
-            <w:pPr>
-              <w:jc w:val="center"/>
-            </w:pPr>
-            <w:r>
-              <w:t>INJECT 13</w:t>
-            </w:r>
-          </w:p>
-          <w:p>
-            <w:pPr>
-              <w:jc w:val="center"/>
-            </w:pPr>
-            <w:r>
-              <w:rPr>
-                <w:b/>
-                <w:bCs/>
-              </w:rPr>
-              <w:t xml:space="preserve">LINKED TO OPTION </w:t>
-            </w:r>
-            <w:r>
-              <w:rPr>
-                <w:b/>
-                <w:bCs/>
-              </w:rPr>
-              <w:t>2</w:t>
-            </w:r>
-            <w:r>
-              <w:rPr>
-                <w:b/>
-                <w:bCs/>
-              </w:rPr>
-              <w:t xml:space="preserve"> OF INJECT 11</w:t>
-            </w:r>
-          </w:p>
-        </w:tc>
-        <w:tc>
-          <w:tcPr>
-            <w:tcW w:w="412" w:type="pct"/>
-            <w:vAlign w:val="center"/>
-          </w:tcPr>
-          <w:p>
-            <w:pPr>
-              <w:jc w:val="center"/>
-            </w:pPr>
-            <w:r>
-              <w:t>16:30</w:t>
-            </w:r>
-          </w:p>
-        </w:tc>
-        <w:tc>
-          <w:tcPr>
-            <w:tcW w:w="3585" w:type="pct"/>
-            <w:vAlign w:val="center"/>
-          </w:tcPr>
-          <w:p>
-            <w:pPr>
-              <w:rPr>
-                <w:b/>
-                <w:bCs/>
-              </w:rPr>
-            </w:pPr>
-            <w:r>
-              <w:rPr>
-                <w:b/>
-                <w:bCs/>
-              </w:rPr>
-              <w:t xml:space="preserve">SECTOR 1 UPDATE </w:t>
-            </w:r>
-          </w:p>
-          <w:p>
-            <w:pPr>
-              <w:pStyle w:val="ListParagraph"/>
-              <w:numPr>
-                <w:ilvl w:val="0"/>
-                <w:numId w:val="60"/>
-              </w:numPr>
-            </w:pPr>
-            <w:r>
-              <w:t>AFA ACTUATING ON 1</w:t>
-            </w:r>
-            <w:r>
-              <w:rPr>
-                <w:vertAlign w:val="superscript"/>
-              </w:rPr>
-              <w:t>ST</w:t>
-            </w:r>
-            <w:r>
-              <w:t xml:space="preserve"> FLOOR – SEEN FROM CONTROL PANEL</w:t>
-            </w:r>
-          </w:p>
-          <w:p>
-            <w:pPr>
-              <w:pStyle w:val="ListParagraph"/>
-              <w:numPr>
-                <w:ilvl w:val="0"/>
-                <w:numId w:val="60"/>
-              </w:numPr>
-            </w:pPr>
-            <w:r>
-              <w:t>INTERNAL OPERATIONS – STEADY PROGRESS</w:t>
-            </w:r>
-          </w:p>
-          <w:p>
-            <w:pPr>
-              <w:pStyle w:val="ListParagraph"/>
-              <w:numPr>
-                <w:ilvl w:val="0"/>
-                <w:numId w:val="60"/>
-              </w:numPr>
-            </w:pPr>
-            <w:r>
-              <w:t xml:space="preserve">AERIAL APPLIANCE SETUP </w:t>
-            </w:r>
-            <w:r>
-              <w:rPr>
-                <w:b/>
-                <w:bCs/>
-              </w:rPr>
-              <w:t>(IF REQ.)</w:t>
-            </w:r>
-          </w:p>
-          <w:p>
-            <w:pPr>
-              <w:pStyle w:val="ListParagraph"/>
-              <w:numPr>
-                <w:ilvl w:val="0"/>
-                <w:numId w:val="60"/>
-              </w:numPr>
-            </w:pPr>
-            <w:r>
-              <w:t>DRONE FOOTAGE UPDATED</w:t>
-            </w:r>
-            <w:r>
-              <w:t xml:space="preserve"> – WITH OR WITHOUT AERIAL</w:t>
-            </w:r>
-          </w:p>
-          <w:p>
-            <w:pPr>
-              <w:rPr>
-                <w:b/>
-                <w:bCs/>
-              </w:rPr>
-            </w:pPr>
-            <w:r>
-              <w:rPr>
-                <w:b/>
-                <w:bCs/>
-              </w:rPr>
-              <w:t>SECTOR 3 UPDATE</w:t>
-            </w:r>
-          </w:p>
-          <w:p>
-            <w:pPr>
-              <w:pStyle w:val="ListParagraph"/>
-              <w:numPr>
-                <w:ilvl w:val="0"/>
-                <w:numId w:val="60"/>
-              </w:numPr>
-              <w:rPr>
-                <w:b/>
-                <w:bCs/>
-              </w:rPr>
-            </w:pPr>
-            <w:r>
-              <w:t xml:space="preserve">LIGHT </w:t>
-            </w:r>
-            <w:r>
-              <w:t>SMOKE STIL</w:t>
-            </w:r>
-            <w:r>
-              <w:t>L</w:t>
-            </w:r>
-            <w:r>
-              <w:t xml:space="preserve"> GOING TOWADS PYLON</w:t>
-            </w:r>
-          </w:p>
-          <w:p>
-            <w:pPr>
-              <w:pStyle w:val="ListParagraph"/>
-              <w:numPr>
-                <w:ilvl w:val="0"/>
-                <w:numId w:val="60"/>
-              </w:numPr>
-              <w:rPr>
-                <w:b/>
-                <w:bCs/>
-              </w:rPr>
-            </w:pPr>
-            <w:r>
-              <w:rPr>
-                <w:b/>
-                <w:bCs/>
-              </w:rPr>
-              <w:t>NOT ARCHING</w:t>
-            </w:r>
-          </w:p>
-        </w:tc>
-      </w:tr>
-      <w:tr>
-        <w:trPr>
-          <w:trHeight w:val="397"/>
-          <w:jc w:val="center"/>
-        </w:trPr>
-        <w:tc>
-          <w:tcPr>
-            <w:tcW w:w="1003" w:type="pct"/>
-            <w:vAlign w:val="center"/>
-          </w:tcPr>
-          <w:p>
-            <w:pPr>
-              <w:jc w:val="center"/>
-            </w:pPr>
-            <w:r>
-              <w:t>INJECT 14</w:t>
-            </w:r>
-          </w:p>
-        </w:tc>
-        <w:tc>
-          <w:tcPr>
-            <w:tcW w:w="412" w:type="pct"/>
-            <w:vAlign w:val="center"/>
-          </w:tcPr>
-          <w:p>
-            <w:pPr>
-              <w:jc w:val="center"/>
-            </w:pPr>
-            <w:r>
-              <w:t>16:35</w:t>
-            </w:r>
-          </w:p>
-        </w:tc>
-        <w:tc>
-          <w:tcPr>
-            <w:tcW w:w="3585" w:type="pct"/>
-            <w:vAlign w:val="center"/>
-          </w:tcPr>
-          <w:p>
-            <w:pPr>
-              <w:rPr>
-                <w:b/>
-                <w:bCs/>
-              </w:rPr>
-            </w:pPr>
-            <w:r>
-              <w:rPr>
-                <w:b/>
-                <w:bCs/>
-              </w:rPr>
-              <w:t>MAM</w:t>
-            </w:r>
-          </w:p>
-          <w:p>
-            <w:pPr>
-              <w:pStyle w:val="ListParagraph"/>
-              <w:numPr>
-                <w:ilvl w:val="0"/>
-                <w:numId w:val="48"/>
-              </w:numPr>
-              <w:rPr>
-                <w:b/>
-                <w:bCs/>
-              </w:rPr>
-            </w:pPr>
-            <w:r>
-              <w:t xml:space="preserve">POLICE </w:t>
-            </w:r>
-          </w:p>
-          <w:p>
-            <w:pPr>
-              <w:pStyle w:val="ListParagraph"/>
-              <w:numPr>
-                <w:ilvl w:val="0"/>
-                <w:numId w:val="48"/>
-              </w:numPr>
-              <w:rPr>
-                <w:b/>
-                <w:bCs/>
-              </w:rPr>
-            </w:pPr>
-            <w:r>
-              <w:t>RP – STORE MANAGER</w:t>
-            </w:r>
-          </w:p>
-          <w:p>
-            <w:pPr>
-              <w:pStyle w:val="ListParagraph"/>
-              <w:numPr>
-                <w:ilvl w:val="0"/>
-                <w:numId w:val="48"/>
-              </w:numPr>
-              <w:rPr>
-                <w:b/>
-                <w:bCs/>
-              </w:rPr>
-            </w:pPr>
-            <w:r>
-              <w:t>UKPN</w:t>
-            </w:r>
-          </w:p>
-        </w:tc>
-      </w:tr>
-      <w:tr>
-        <w:trPr>
-          <w:trHeight w:val="397"/>
-          <w:jc w:val="center"/>
-        </w:trPr>
-        <w:tc>
-          <w:tcPr>
-            <w:tcW w:w="1003" w:type="pct"/>
-            <w:vAlign w:val="center"/>
-          </w:tcPr>
-          <w:p>
-            <w:pPr>
-              <w:jc w:val="center"/>
-            </w:pPr>
-            <w:r>
-              <w:t>INJECT 15</w:t>
-            </w:r>
-          </w:p>
-          <w:p>
-            <w:pPr>
-              <w:jc w:val="center"/>
-              <w:rPr>
-                <w:b/>
-                <w:bCs/>
-              </w:rPr>
-            </w:pPr>
-            <w:r>
-              <w:rPr>
-                <w:b/>
-                <w:bCs/>
-              </w:rPr>
-              <w:t>LINKED TO OPTION 1 OF INJECT 11</w:t>
-            </w:r>
-          </w:p>
-        </w:tc>
-        <w:tc>
-          <w:tcPr>
-            <w:tcW w:w="412" w:type="pct"/>
-            <w:vAlign w:val="center"/>
-          </w:tcPr>
-          <w:p>
-            <w:pPr>
-              <w:jc w:val="center"/>
-            </w:pPr>
-            <w:r>
-              <w:t>16:45</w:t>
-            </w:r>
-          </w:p>
-        </w:tc>
-        <w:tc>
-          <w:tcPr>
-            <w:tcW w:w="3585" w:type="pct"/>
-            <w:vAlign w:val="center"/>
-          </w:tcPr>
-          <w:p>
-            <w:pPr>
-              <w:rPr>
-                <w:b/>
-                <w:bCs/>
-              </w:rPr>
-            </w:pPr>
-            <w:r>
-              <w:rPr>
-                <w:b/>
-                <w:bCs/>
-              </w:rPr>
-              <w:t>SECTOR 3 UPDATE</w:t>
-            </w:r>
-          </w:p>
-          <w:p>
-            <w:pPr>
-              <w:pStyle w:val="ListParagraph"/>
-              <w:numPr>
-                <w:ilvl w:val="0"/>
-                <w:numId w:val="49"/>
-              </w:numPr>
-              <w:rPr>
-                <w:b/>
-                <w:bCs/>
-              </w:rPr>
-            </w:pPr>
-            <w:r>
-              <w:t>THICK BLACK SMOKE NOW SEEN COMING FROM ROOF</w:t>
-            </w:r>
-          </w:p>
-          <w:p>
-            <w:pPr>
-              <w:pStyle w:val="ListParagraph"/>
-              <w:numPr>
-                <w:ilvl w:val="0"/>
-                <w:numId w:val="49"/>
-              </w:numPr>
-              <w:rPr>
-                <w:b/>
-                <w:bCs/>
-              </w:rPr>
-            </w:pPr>
-            <w:r>
-              <w:t>DRONE FOOTAGE UPDATED</w:t>
-            </w:r>
-          </w:p>
-          <w:p>
-            <w:pPr>
-              <w:pStyle w:val="ListParagraph"/>
-              <w:rPr>
-                <w:b/>
-                <w:bCs/>
-              </w:rPr>
-            </w:pPr>
-          </w:p>
-        </w:tc>
-      </w:tr>
-      <w:tr>
-        <w:trPr>
-          <w:trHeight w:val="397"/>
-          <w:jc w:val="center"/>
-        </w:trPr>
-        <w:tc>
-          <w:tcPr>
-            <w:tcW w:w="1003" w:type="pct"/>
-            <w:vAlign w:val="center"/>
-          </w:tcPr>
-          <w:p>
-            <w:pPr>
-              <w:jc w:val="center"/>
-            </w:pPr>
-            <w:r>
-              <w:lastRenderedPageBreak/>
-              <w:t>INJECT 15</w:t>
-            </w:r>
-          </w:p>
-          <w:p>
-            <w:pPr>
-              <w:jc w:val="center"/>
-            </w:pPr>
-            <w:r>
-              <w:rPr>
-                <w:b/>
-                <w:bCs/>
-              </w:rPr>
-              <w:t xml:space="preserve">LINKED TO OPTION </w:t>
-            </w:r>
-            <w:r>
-              <w:rPr>
-                <w:b/>
-                <w:bCs/>
-              </w:rPr>
-              <w:t>2</w:t>
-            </w:r>
-            <w:r>
-              <w:rPr>
-                <w:b/>
-                <w:bCs/>
-              </w:rPr>
-              <w:t xml:space="preserve"> OF INJECT 11</w:t>
-            </w:r>
-          </w:p>
-        </w:tc>
-        <w:tc>
-          <w:tcPr>
-            <w:tcW w:w="412" w:type="pct"/>
-            <w:vAlign w:val="center"/>
-          </w:tcPr>
-          <w:p>
-            <w:pPr>
-              <w:jc w:val="center"/>
-            </w:pPr>
-            <w:r>
-              <w:t>16:45</w:t>
-            </w:r>
-          </w:p>
-        </w:tc>
-        <w:tc>
-          <w:tcPr>
-            <w:tcW w:w="3585" w:type="pct"/>
-            <w:vAlign w:val="center"/>
-          </w:tcPr>
-          <w:p>
-            <w:pPr>
-              <w:rPr>
-                <w:b/>
-                <w:bCs/>
-              </w:rPr>
-            </w:pPr>
-            <w:r>
-              <w:rPr>
-                <w:b/>
-                <w:bCs/>
-              </w:rPr>
-              <w:t>SECTOR 1 UPDATE</w:t>
-            </w:r>
-          </w:p>
-          <w:p>
-            <w:pPr>
-              <w:pStyle w:val="ListParagraph"/>
-              <w:numPr>
-                <w:ilvl w:val="0"/>
-                <w:numId w:val="49"/>
-              </w:numPr>
-              <w:rPr>
-                <w:b/>
-                <w:bCs/>
-              </w:rPr>
-            </w:pPr>
-            <w:r>
-              <w:t>FIRE CONFIRMED ON 1</w:t>
-            </w:r>
-            <w:r>
-              <w:rPr>
-                <w:vertAlign w:val="superscript"/>
-              </w:rPr>
-              <w:t>ST</w:t>
-            </w:r>
-            <w:r>
-              <w:t xml:space="preserve"> FLOOR</w:t>
-            </w:r>
-          </w:p>
-          <w:p>
-            <w:pPr>
-              <w:pStyle w:val="ListParagraph"/>
-              <w:numPr>
-                <w:ilvl w:val="0"/>
-                <w:numId w:val="49"/>
-              </w:numPr>
-              <w:rPr>
-                <w:b/>
-                <w:bCs/>
-              </w:rPr>
-            </w:pPr>
-            <w:r>
-              <w:t>DIRECTLY BELOW FIRE ON 2</w:t>
-            </w:r>
-            <w:r>
-              <w:rPr>
-                <w:vertAlign w:val="superscript"/>
-              </w:rPr>
-              <w:t>ND</w:t>
-            </w:r>
-            <w:r>
-              <w:t xml:space="preserve"> FLOOR</w:t>
-            </w:r>
-          </w:p>
-          <w:p>
-            <w:pPr>
-              <w:pStyle w:val="ListParagraph"/>
-              <w:rPr>
-                <w:b/>
-                <w:bCs/>
-              </w:rPr>
-            </w:pPr>
-            <w:r>
-              <w:t>CREWS STILL FIREFIGHTING ON 2</w:t>
-            </w:r>
-            <w:r>
-              <w:rPr>
-                <w:vertAlign w:val="superscript"/>
-              </w:rPr>
-              <w:t>ND</w:t>
-            </w:r>
-            <w:r>
-              <w:t xml:space="preserve"> FLOOR ABOVE FIRE ON 1ST</w:t>
-            </w:r>
-          </w:p>
-        </w:tc>
-      </w:tr>
-      <w:tr>
-        <w:trPr>
-          <w:trHeight w:val="397"/>
-          <w:jc w:val="center"/>
-        </w:trPr>
-        <w:tc>
-          <w:tcPr>
-            <w:tcW w:w="1003" w:type="pct"/>
-            <w:vAlign w:val="center"/>
-          </w:tcPr>
-          <w:p>
-            <w:pPr>
-              <w:jc w:val="center"/>
-            </w:pPr>
-            <w:r>
-              <w:t>INJECT 16</w:t>
-            </w:r>
-          </w:p>
-        </w:tc>
-        <w:tc>
-          <w:tcPr>
-            <w:tcW w:w="412" w:type="pct"/>
-            <w:vAlign w:val="center"/>
-          </w:tcPr>
-          <w:p>
-            <w:pPr>
-              <w:jc w:val="center"/>
-            </w:pPr>
-            <w:r>
-              <w:t>16:50</w:t>
-            </w:r>
-          </w:p>
-        </w:tc>
-        <w:tc>
-          <w:tcPr>
-            <w:tcW w:w="3585" w:type="pct"/>
-            <w:vAlign w:val="center"/>
-          </w:tcPr>
-          <w:p>
-            <w:pPr>
-              <w:rPr>
-                <w:b/>
-                <w:bCs/>
-              </w:rPr>
-            </w:pPr>
-            <w:r>
-              <w:rPr>
-                <w:b/>
-                <w:bCs/>
-              </w:rPr>
-              <w:t>HANDOVER</w:t>
-            </w:r>
-          </w:p>
-          <w:p>
-            <w:pPr>
-              <w:pStyle w:val="ListParagraph"/>
-              <w:numPr>
-                <w:ilvl w:val="0"/>
-                <w:numId w:val="57"/>
-              </w:numPr>
-            </w:pPr>
-            <w:r>
-              <w:t>CANDIDATE TO HANDOVER COMMAND TO DAC</w:t>
-            </w:r>
-          </w:p>
-        </w:tc>
-      </w:tr>
-      <w:tr>
-        <w:trPr>
-          <w:trHeight w:val="397"/>
-          <w:jc w:val="center"/>
-        </w:trPr>
-        <w:tc>
-          <w:tcPr>
-            <w:tcW w:w="1003" w:type="pct"/>
-            <w:vAlign w:val="center"/>
-          </w:tcPr>
-          <w:p>
-            <w:pPr>
-              <w:jc w:val="center"/>
-            </w:pPr>
-            <w:r>
-              <w:t>END OF EXERCISE</w:t>
-            </w:r>
-          </w:p>
-        </w:tc>
-        <w:tc>
-          <w:tcPr>
-            <w:tcW w:w="412" w:type="pct"/>
-            <w:vAlign w:val="center"/>
-          </w:tcPr>
-          <w:p>
-            <w:pPr>
-              <w:jc w:val="center"/>
-            </w:pPr>
-            <w:r>
-              <w:t>1</w:t>
-            </w:r>
-            <w:r>
-              <w:t>6</w:t>
-            </w:r>
-            <w:r>
-              <w:t>:</w:t>
-            </w:r>
-            <w:r>
-              <w:t>5</w:t>
-            </w:r>
-            <w:r>
-              <w:t>5</w:t>
-            </w:r>
-          </w:p>
-        </w:tc>
-        <w:tc>
-          <w:tcPr>
-            <w:tcW w:w="3585" w:type="pct"/>
-            <w:vAlign w:val="center"/>
-          </w:tcPr>
-          <w:p>
-            <w:pPr>
-              <w:rPr>
-                <w:b/>
-                <w:bCs/>
-              </w:rPr>
-            </w:pPr>
-            <w:r>
-              <w:rPr>
-                <w:b/>
-                <w:bCs/>
-              </w:rPr>
-              <w:t>END OF EXERCISE</w:t>
-            </w:r>
-          </w:p>
-          <w:p>
-            <w:pPr>
-              <w:pStyle w:val="ListParagraph"/>
-              <w:numPr>
-                <w:ilvl w:val="0"/>
-                <w:numId w:val="57"/>
+                <w:numId w:val="19"/>
               </w:numPr>
             </w:pPr>
             <w:r>
@@ -3401,7 +2868,10 @@
               <w:t xml:space="preserve">13, </w:t>
             </w:r>
             <w:r>
-              <w:t>15</w:t>
+              <w:t>1</w:t>
+            </w:r>
+            <w:r>
+              <w:t>6</w:t>
             </w:r>
           </w:p>
         </w:tc>
@@ -3446,7 +2916,10 @@
               <w:t xml:space="preserve">3, </w:t>
             </w:r>
             <w:r>
-              <w:t>15</w:t>
+              <w:t>1</w:t>
+            </w:r>
+            <w:r>
+              <w:t>6</w:t>
             </w:r>
           </w:p>
         </w:tc>
@@ -3476,7 +2949,13 @@
               <w:t xml:space="preserve">11, </w:t>
             </w:r>
             <w:r>
-              <w:t xml:space="preserve">14 </w:t>
+              <w:t>1</w:t>
+            </w:r>
+            <w:r>
+              <w:t>5</w:t>
+            </w:r>
+            <w:r>
+              <w:t xml:space="preserve"> </w:t>
             </w:r>
           </w:p>
         </w:tc>
@@ -3506,7 +2985,10 @@
               <w:t xml:space="preserve">11, </w:t>
             </w:r>
             <w:r>
-              <w:t>14</w:t>
+              <w:t>1</w:t>
+            </w:r>
+            <w:r>
+              <w:t>5</w:t>
             </w:r>
           </w:p>
         </w:tc>
@@ -3619,10 +3101,19 @@
               <w:t xml:space="preserve">11, </w:t>
             </w:r>
             <w:r>
-              <w:t xml:space="preserve">14, </w:t>
-            </w:r>
-            <w:r>
-              <w:t>15</w:t>
+              <w:t>1</w:t>
+            </w:r>
+            <w:r>
+              <w:t>5</w:t>
+            </w:r>
+            <w:r>
+              <w:t xml:space="preserve">, </w:t>
+            </w:r>
+            <w:r>
+              <w:t>1</w:t>
+            </w:r>
+            <w:r>
+              <w:t>6</w:t>
             </w:r>
           </w:p>
         </w:tc>
@@ -3655,7 +3146,10 @@
               <w:t xml:space="preserve">11, </w:t>
             </w:r>
             <w:r>
-              <w:t>15</w:t>
+              <w:t>1</w:t>
+            </w:r>
+            <w:r>
+              <w:t>6</w:t>
             </w:r>
           </w:p>
         </w:tc>
@@ -3679,17 +3173,8 @@
                 <w:b/>
                 <w:bCs/>
               </w:rPr>
-              <w:t xml:space="preserve">Command and </w:t>
-            </w:r>
-            <w:proofErr w:type="gramStart"/>
-            <w:r>
-              <w:rPr>
-                <w:b/>
-                <w:bCs/>
-              </w:rPr>
-              <w:t>Control</w:t>
-            </w:r>
-            <w:proofErr w:type="gramEnd"/>
+              <w:t>Command and Control</w:t>
+            </w:r>
           </w:p>
         </w:tc>
         <w:tc>
@@ -3905,7 +3390,10 @@
               <w:t xml:space="preserve">11, </w:t>
             </w:r>
             <w:r>
-              <w:t>15</w:t>
+              <w:t>1</w:t>
+            </w:r>
+            <w:r>
+              <w:t>6</w:t>
             </w:r>
           </w:p>
         </w:tc>
@@ -4003,10 +3491,16 @@
               <w:t xml:space="preserve">, </w:t>
             </w:r>
             <w:r>
-              <w:t>14</w:t>
-            </w:r>
-            <w:r>
-              <w:t>, 16</w:t>
+              <w:t>1</w:t>
+            </w:r>
+            <w:r>
+              <w:t>5</w:t>
+            </w:r>
+            <w:r>
+              <w:t>, 1</w:t>
+            </w:r>
+            <w:r>
+              <w:t>7</w:t>
             </w:r>
           </w:p>
         </w:tc>
@@ -4042,7 +3536,10 @@
               <w:t>, 11</w:t>
             </w:r>
             <w:r>
-              <w:t>, 16</w:t>
+              <w:t>, 1</w:t>
+            </w:r>
+            <w:r>
+              <w:t>7</w:t>
             </w:r>
           </w:p>
         </w:tc>
@@ -4066,7 +3563,10 @@
           </w:tcPr>
           <w:p>
             <w:r>
-              <w:t>16</w:t>
+              <w:t>1</w:t>
+            </w:r>
+            <w:r>
+              <w:t>7</w:t>
             </w:r>
           </w:p>
         </w:tc>
@@ -4224,7 +3724,10 @@
               <w:t xml:space="preserve">13, </w:t>
             </w:r>
             <w:r>
-              <w:t>15</w:t>
+              <w:t>1</w:t>
+            </w:r>
+            <w:r>
+              <w:t>6</w:t>
             </w:r>
           </w:p>
         </w:tc>
@@ -4575,7 +4078,7 @@
                             <w:rPr>
                               <w:noProof/>
                             </w:rPr>
-                            <w:t>05/05/2026</w:t>
+                            <w:t>15/05/2026</w:t>
                           </w:r>
                           <w:r>
                             <w:fldChar w:fldCharType="end"/>
@@ -4600,11 +4103,7 @@
         </mc:Choice>
         <mc:Fallback>
           <w:pict>
-            <v:shapetype w14:anchorId="4AAECD50" id="_x0000_t202" coordsize="21600,21600" o:spt="202" path="m,l,21600r21600,l21600,xe">
-              <v:stroke joinstyle="miter"/>
-              <v:path gradientshapeok="t" o:connecttype="rect"/>
-            </v:shapetype>
-            <v:shape id="Text Box 6" o:spid="_x0000_s1028" type="#_x0000_t202" style="position:absolute;margin-left:-11.8pt;margin-top:10.35pt;width:90.4pt;height:23.65pt;z-index:251658245;visibility:visible;mso-wrap-style:square;mso-width-percent:0;mso-height-percent:0;mso-wrap-distance-left:9pt;mso-wrap-distance-top:0;mso-wrap-distance-right:9pt;mso-wrap-distance-bottom:0;mso-position-horizontal:absolute;mso-position-horizontal-relative:text;mso-position-vertical:absolute;mso-position-vertical-relative:text;mso-width-percent:0;mso-height-percent:0;mso-width-relative:page;mso-height-relative:page;v-text-anchor:top" o:gfxdata="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" stroked="f">
+            <v:shape w14:anchorId="4AAECD50" id="Text Box 6" o:spid="_x0000_s1028" type="#_x0000_t202" style="position:absolute;margin-left:-11.8pt;margin-top:10.35pt;width:90.4pt;height:23.65pt;z-index:251658245;visibility:visible;mso-wrap-style:square;mso-width-percent:0;mso-height-percent:0;mso-wrap-distance-left:9pt;mso-wrap-distance-top:0;mso-wrap-distance-right:9pt;mso-wrap-distance-bottom:0;mso-position-horizontal:absolute;mso-position-horizontal-relative:text;mso-position-vertical:absolute;mso-position-vertical-relative:text;mso-width-percent:0;mso-height-percent:0;mso-width-relative:page;mso-height-relative:page;v-text-anchor:top" o:gfxdata="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" stroked="f">
               <v:textbox>
                 <w:txbxContent>
                   <w:p>
@@ -4624,7 +4123,7 @@
                       <w:rPr>
                         <w:noProof/>
                       </w:rPr>
-                      <w:t>05/05/2026</w:t>
+                      <w:t>15/05/2026</w:t>
                     </w:r>
                     <w:r>
                       <w:fldChar w:fldCharType="end"/>
@@ -4696,7 +4195,7 @@
                             <w:rPr>
                               <w:noProof/>
                             </w:rPr>
-                            <w:t>05/05/2026</w:t>
+                            <w:t>15/05/2026</w:t>
                           </w:r>
                           <w:r>
                             <w:fldChar w:fldCharType="end"/>
@@ -4741,7 +4240,7 @@
                       <w:rPr>
                         <w:noProof/>
                       </w:rPr>
-                      <w:t>05/05/2026</w:t>
+                      <w:t>15/05/2026</w:t>
                     </w:r>
                     <w:r>
                       <w:fldChar w:fldCharType="end"/>
@@ -4972,7 +4471,7 @@
                             <w:rPr>
                               <w:noProof/>
                             </w:rPr>
-                            <w:t>05/05/2026</w:t>
+                            <w:t>15/05/2026</w:t>
                           </w:r>
                           <w:r>
                             <w:fldChar w:fldCharType="end"/>
@@ -5017,7 +4516,7 @@
                       <w:rPr>
                         <w:noProof/>
                       </w:rPr>
-                      <w:t>05/05/2026</w:t>
+                      <w:t>15/05/2026</w:t>
                     </w:r>
                     <w:r>
                       <w:fldChar w:fldCharType="end"/>
@@ -5435,6 +4934,7 @@
                       <w:dataBinding w:prefixMappings="xmlns:ns0='http://purl.org/dc/elements/1.1/' xmlns:ns1='http://schemas.openxmlformats.org/package/2006/metadata/core-properties' " w:xpath="/ns1:coreProperties[1]/ns0:title[1]" w:storeItemID="{6C3C8BC8-F283-45AE-878A-BAB7291924A1}"/>
                       <w:text/>
                     </w:sdtPr>
+                    <w:sdtEndPr/>
                     <w:sdtContent>
                       <w:p>
                         <w:pPr>
@@ -5527,119 +5027,6 @@
 <file path=word/numbering.xml><?xml version="1.0" encoding="utf-8"?>
 <w:numbering xmlns:wpc="http://schemas.microsoft.com/office/word/2010/wordprocessingCanvas" xmlns:cx="http://schemas.microsoft.com/office/drawing/2014/chartex" xmlns:cx1="http://schemas.microsoft.com/office/drawing/2015/9/8/chartex" xmlns:cx2="http://schemas.microsoft.com/office/drawing/2015/10/21/chartex" xmlns:cx3="http://schemas.microsoft.com/office/drawing/2016/5/9/chartex" xmlns:cx4="http://schemas.microsoft.com/office/drawing/2016/5/10/chartex" xmlns:cx5="http://schemas.microsoft.com/office/drawing/2016/5/11/chartex" xmlns:cx6="http://schemas.microsoft.com/office/drawing/2016/5/12/chartex" xmlns:cx7="http://schemas.microsoft.com/office/drawing/2016/5/13/chartex" xmlns:cx8="http://schemas.microsoft.com/office/drawing/2016/5/14/chartex" xmlns:mc="http://schemas.openxmlformats.org/markup-compatibility/2006" xmlns:aink="http://schemas.microsoft.com/office/drawing/2016/ink" xmlns:am3d="http://schemas.microsoft.com/office/drawing/2017/model3d" xmlns:o="urn:schemas-microsoft-com:office:office" xmlns:oel="http://schemas.microsoft.com/office/2019/extlst" xmlns:r="http://schemas.openxmlformats.org/officeDocument/2006/relationships" xmlns:m="http://schemas.openxmlformats.org/officeDocument/2006/math" xmlns:v="urn:schemas-microsoft-com:vml" xmlns:wp14="http://schemas.microsoft.com/office/word/2010/wordprocessingDrawing" xmlns:wp="http://schemas.openxmlformats.org/drawingml/2006/wordprocessingDrawing" xmlns:w10="urn:schemas-microsoft-com:office:word" xmlns:w="http://schemas.openxmlformats.org/wordprocessingml/2006/main" xmlns:w14="http://schemas.microsoft.com/office/word/2010/wordml" xmlns:w15="http://schemas.microsoft.com/office/word/2012/wordml" xmlns:w16cex="http://schemas.microsoft.com/office/word/2018/wordml/cex" xmlns:w16cid="http://schemas.microsoft.com/office/word/2016/wordml/cid" xmlns:w16="http://schemas.microsoft.com/office/word/2018/wordml" xmlns:w16du="http://schemas.microsoft.com/office/word/2023/wordml/word16du" xmlns:w16sdtdh="http://schemas.microsoft.com/office/word/2020/wordml/sdtdatahash" xmlns:w16sdtfl="http://schemas.microsoft.com/office/word/2024/wordml/sdtformatlock" xmlns:w16se="http://schemas.microsoft.com/office/word/2015/wordml/symex" xmlns:wpg="http://schemas.microsoft.com/office/word/2010/wordprocessingGroup" xmlns:wpi="http://schemas.microsoft.com/office/word/2010/wordprocessingInk" xmlns:wne="http://schemas.microsoft.com/office/word/2006/wordml" xmlns:wps="http://schemas.microsoft.com/office/word/2010/wordprocessingShape" mc:Ignorable="w14 w15 w16se w16cid w16 w16cex w16sdtdh w16sdtfl w16du wp14">
   <w:abstractNum w:abstractNumId="0" w15:restartNumberingAfterBreak="0">
-    <w:nsid w:val="00F858FC"/>
-    <w:multiLevelType w:val="hybridMultilevel"/>
-    <w:tmpl w:val="13785A6E"/>
-    <w:lvl w:ilvl="0" w:tplc="08090001">
-      <w:start w:val="1"/>
-      <w:numFmt w:val="bullet"/>
-      <w:lvlText w:val=""/>
-      <w:lvlJc w:val="left"/>
-      <w:pPr>
-        <w:ind w:left="720" w:hanging="360"/>
-      </w:pPr>
-      <w:rPr>
-        <w:rFonts w:ascii="Symbol" w:hAnsi="Symbol" w:hint="default"/>
-      </w:rPr>
-    </w:lvl>
-    <w:lvl w:ilvl="1" w:tplc="08090003" w:tentative="1">
-      <w:start w:val="1"/>
-      <w:numFmt w:val="bullet"/>
-      <w:lvlText w:val="o"/>
-      <w:lvlJc w:val="left"/>
-      <w:pPr>
-        <w:ind w:left="1440" w:hanging="360"/>
-      </w:pPr>
-      <w:rPr>
-        <w:rFonts w:ascii="Courier New" w:hAnsi="Courier New" w:cs="Courier New" w:hint="default"/>
-      </w:rPr>
-    </w:lvl>
-    <w:lvl w:ilvl="2" w:tplc="08090005" w:tentative="1">
-      <w:start w:val="1"/>
-      <w:numFmt w:val="bullet"/>
-      <w:lvlText w:val=""/>
-      <w:lvlJc w:val="left"/>
-      <w:pPr>
-        <w:ind w:left="2160" w:hanging="360"/>
-      </w:pPr>
-      <w:rPr>
-        <w:rFonts w:ascii="Wingdings" w:hAnsi="Wingdings" w:hint="default"/>
-      </w:rPr>
-    </w:lvl>
-    <w:lvl w:ilvl="3" w:tplc="08090001" w:tentative="1">
-      <w:start w:val="1"/>
-      <w:numFmt w:val="bullet"/>
-      <w:lvlText w:val=""/>
-      <w:lvlJc w:val="left"/>
-      <w:pPr>
-        <w:ind w:left="2880" w:hanging="360"/>
-      </w:pPr>
-      <w:rPr>
-        <w:rFonts w:ascii="Symbol" w:hAnsi="Symbol" w:hint="default"/>
-      </w:rPr>
-    </w:lvl>
-    <w:lvl w:ilvl="4" w:tplc="08090003" w:tentative="1">
-      <w:start w:val="1"/>
-      <w:numFmt w:val="bullet"/>
-      <w:lvlText w:val="o"/>
-      <w:lvlJc w:val="left"/>
-      <w:pPr>
-        <w:ind w:left="3600" w:hanging="360"/>
-      </w:pPr>
-      <w:rPr>
-        <w:rFonts w:ascii="Courier New" w:hAnsi="Courier New" w:cs="Courier New" w:hint="default"/>
-      </w:rPr>
-    </w:lvl>
-    <w:lvl w:ilvl="5" w:tplc="08090005" w:tentative="1">
-      <w:start w:val="1"/>
-      <w:numFmt w:val="bullet"/>
-      <w:lvlText w:val=""/>
-      <w:lvlJc w:val="left"/>
-      <w:pPr>
-        <w:ind w:left="4320" w:hanging="360"/>
-      </w:pPr>
-      <w:rPr>
-        <w:rFonts w:ascii="Wingdings" w:hAnsi="Wingdings" w:hint="default"/>
-      </w:rPr>
-    </w:lvl>
-    <w:lvl w:ilvl="6" w:tplc="08090001" w:tentative="1">
-      <w:start w:val="1"/>
-      <w:numFmt w:val="bullet"/>
-      <w:lvlText w:val=""/>
-      <w:lvlJc w:val="left"/>
-      <w:pPr>
-        <w:ind w:left="5040" w:hanging="360"/>
-      </w:pPr>
-      <w:rPr>
-        <w:rFonts w:ascii="Symbol" w:hAnsi="Symbol" w:hint="default"/>
-      </w:rPr>
-    </w:lvl>
-    <w:lvl w:ilvl="7" w:tplc="08090003" w:tentative="1">
-      <w:start w:val="1"/>
-      <w:numFmt w:val="bullet"/>
-      <w:lvlText w:val="o"/>
-      <w:lvlJc w:val="left"/>
-      <w:pPr>
-        <w:ind w:left="5760" w:hanging="360"/>
-      </w:pPr>
-      <w:rPr>
-        <w:rFonts w:ascii="Courier New" w:hAnsi="Courier New" w:cs="Courier New" w:hint="default"/>
-      </w:rPr>
-    </w:lvl>
-    <w:lvl w:ilvl="8" w:tplc="08090005" w:tentative="1">
-      <w:start w:val="1"/>
-      <w:numFmt w:val="bullet"/>
-      <w:lvlText w:val=""/>
-      <w:lvlJc w:val="left"/>
-      <w:pPr>
-        <w:ind w:left="6480" w:hanging="360"/>
-      </w:pPr>
-      <w:rPr>
-        <w:rFonts w:ascii="Wingdings" w:hAnsi="Wingdings" w:hint="default"/>
-      </w:rPr>
-    </w:lvl>
-  </w:abstractNum>
-  <w:abstractNum w:abstractNumId="1" w15:restartNumberingAfterBreak="0">
     <w:nsid w:val="01BB215B"/>
     <w:multiLevelType w:val="hybridMultilevel"/>
     <w:tmpl w:val="BF8AC9B6"/>
@@ -5752,120 +5139,7 @@
       </w:rPr>
     </w:lvl>
   </w:abstractNum>
-  <w:abstractNum w:abstractNumId="2" w15:restartNumberingAfterBreak="0">
-    <w:nsid w:val="024D7833"/>
-    <w:multiLevelType w:val="hybridMultilevel"/>
-    <w:tmpl w:val="0052AF9E"/>
-    <w:lvl w:ilvl="0" w:tplc="08090001">
-      <w:start w:val="1"/>
-      <w:numFmt w:val="bullet"/>
-      <w:lvlText w:val=""/>
-      <w:lvlJc w:val="left"/>
-      <w:pPr>
-        <w:ind w:left="720" w:hanging="360"/>
-      </w:pPr>
-      <w:rPr>
-        <w:rFonts w:ascii="Symbol" w:hAnsi="Symbol" w:hint="default"/>
-      </w:rPr>
-    </w:lvl>
-    <w:lvl w:ilvl="1" w:tplc="08090003" w:tentative="1">
-      <w:start w:val="1"/>
-      <w:numFmt w:val="bullet"/>
-      <w:lvlText w:val="o"/>
-      <w:lvlJc w:val="left"/>
-      <w:pPr>
-        <w:ind w:left="1440" w:hanging="360"/>
-      </w:pPr>
-      <w:rPr>
-        <w:rFonts w:ascii="Courier New" w:hAnsi="Courier New" w:cs="Courier New" w:hint="default"/>
-      </w:rPr>
-    </w:lvl>
-    <w:lvl w:ilvl="2" w:tplc="08090005" w:tentative="1">
-      <w:start w:val="1"/>
-      <w:numFmt w:val="bullet"/>
-      <w:lvlText w:val=""/>
-      <w:lvlJc w:val="left"/>
-      <w:pPr>
-        <w:ind w:left="2160" w:hanging="360"/>
-      </w:pPr>
-      <w:rPr>
-        <w:rFonts w:ascii="Wingdings" w:hAnsi="Wingdings" w:hint="default"/>
-      </w:rPr>
-    </w:lvl>
-    <w:lvl w:ilvl="3" w:tplc="08090001" w:tentative="1">
-      <w:start w:val="1"/>
-      <w:numFmt w:val="bullet"/>
-      <w:lvlText w:val=""/>
-      <w:lvlJc w:val="left"/>
-      <w:pPr>
-        <w:ind w:left="2880" w:hanging="360"/>
-      </w:pPr>
-      <w:rPr>
-        <w:rFonts w:ascii="Symbol" w:hAnsi="Symbol" w:hint="default"/>
-      </w:rPr>
-    </w:lvl>
-    <w:lvl w:ilvl="4" w:tplc="08090003" w:tentative="1">
-      <w:start w:val="1"/>
-      <w:numFmt w:val="bullet"/>
-      <w:lvlText w:val="o"/>
-      <w:lvlJc w:val="left"/>
-      <w:pPr>
-        <w:ind w:left="3600" w:hanging="360"/>
-      </w:pPr>
-      <w:rPr>
-        <w:rFonts w:ascii="Courier New" w:hAnsi="Courier New" w:cs="Courier New" w:hint="default"/>
-      </w:rPr>
-    </w:lvl>
-    <w:lvl w:ilvl="5" w:tplc="08090005" w:tentative="1">
-      <w:start w:val="1"/>
-      <w:numFmt w:val="bullet"/>
-      <w:lvlText w:val=""/>
-      <w:lvlJc w:val="left"/>
-      <w:pPr>
-        <w:ind w:left="4320" w:hanging="360"/>
-      </w:pPr>
-      <w:rPr>
-        <w:rFonts w:ascii="Wingdings" w:hAnsi="Wingdings" w:hint="default"/>
-      </w:rPr>
-    </w:lvl>
-    <w:lvl w:ilvl="6" w:tplc="08090001" w:tentative="1">
-      <w:start w:val="1"/>
-      <w:numFmt w:val="bullet"/>
-      <w:lvlText w:val=""/>
-      <w:lvlJc w:val="left"/>
-      <w:pPr>
-        <w:ind w:left="5040" w:hanging="360"/>
-      </w:pPr>
-      <w:rPr>
-        <w:rFonts w:ascii="Symbol" w:hAnsi="Symbol" w:hint="default"/>
-      </w:rPr>
-    </w:lvl>
-    <w:lvl w:ilvl="7" w:tplc="08090003" w:tentative="1">
-      <w:start w:val="1"/>
-      <w:numFmt w:val="bullet"/>
-      <w:lvlText w:val="o"/>
-      <w:lvlJc w:val="left"/>
-      <w:pPr>
-        <w:ind w:left="5760" w:hanging="360"/>
-      </w:pPr>
-      <w:rPr>
-        <w:rFonts w:ascii="Courier New" w:hAnsi="Courier New" w:cs="Courier New" w:hint="default"/>
-      </w:rPr>
-    </w:lvl>
-    <w:lvl w:ilvl="8" w:tplc="08090005" w:tentative="1">
-      <w:start w:val="1"/>
-      <w:numFmt w:val="bullet"/>
-      <w:lvlText w:val=""/>
-      <w:lvlJc w:val="left"/>
-      <w:pPr>
-        <w:ind w:left="6480" w:hanging="360"/>
-      </w:pPr>
-      <w:rPr>
-        <w:rFonts w:ascii="Wingdings" w:hAnsi="Wingdings" w:hint="default"/>
-      </w:rPr>
-    </w:lvl>
-  </w:abstractNum>
-  <w:abstractNum w:abstractNumId="3" w15:restartNumberingAfterBreak="0">
+  <w:abstractNum w:abstractNumId="1" w15:restartNumberingAfterBreak="0">
     <w:nsid w:val="031C074F"/>
     <w:multiLevelType w:val="hybridMultilevel"/>
     <w:tmpl w:val="41EC8E54"/>
@@ -5978,7 +5252,7 @@
       </w:rPr>
     </w:lvl>
   </w:abstractNum>
-  <w:abstractNum w:abstractNumId="4" w15:restartNumberingAfterBreak="0">
+  <w:abstractNum w:abstractNumId="2" w15:restartNumberingAfterBreak="0">
     <w:nsid w:val="05997078"/>
     <w:multiLevelType w:val="hybridMultilevel"/>
     <w:tmpl w:val="17D82574"/>
@@ -6091,459 +5365,7 @@
       </w:rPr>
     </w:lvl>
   </w:abstractNum>
-  <w:abstractNum w:abstractNumId="5" w15:restartNumberingAfterBreak="0">
-    <w:nsid w:val="086943BE"/>
-    <w:multiLevelType w:val="hybridMultilevel"/>
-    <w:tmpl w:val="CA4AFBA6"/>
-    <w:lvl w:ilvl="0" w:tplc="08090001">
-      <w:start w:val="1"/>
-      <w:numFmt w:val="bullet"/>
-      <w:lvlText w:val=""/>
-      <w:lvlJc w:val="left"/>
-      <w:pPr>
-        <w:ind w:left="720" w:hanging="360"/>
-      </w:pPr>
-      <w:rPr>
-        <w:rFonts w:ascii="Symbol" w:hAnsi="Symbol" w:hint="default"/>
-      </w:rPr>
-    </w:lvl>
-    <w:lvl w:ilvl="1" w:tplc="08090003" w:tentative="1">
-      <w:start w:val="1"/>
-      <w:numFmt w:val="bullet"/>
-      <w:lvlText w:val="o"/>
-      <w:lvlJc w:val="left"/>
-      <w:pPr>
-        <w:ind w:left="1440" w:hanging="360"/>
-      </w:pPr>
-      <w:rPr>
-        <w:rFonts w:ascii="Courier New" w:hAnsi="Courier New" w:cs="Courier New" w:hint="default"/>
-      </w:rPr>
-    </w:lvl>
-    <w:lvl w:ilvl="2" w:tplc="08090005" w:tentative="1">
-      <w:start w:val="1"/>
-      <w:numFmt w:val="bullet"/>
-      <w:lvlText w:val=""/>
-      <w:lvlJc w:val="left"/>
-      <w:pPr>
-        <w:ind w:left="2160" w:hanging="360"/>
-      </w:pPr>
-      <w:rPr>
-        <w:rFonts w:ascii="Wingdings" w:hAnsi="Wingdings" w:hint="default"/>
-      </w:rPr>
-    </w:lvl>
-    <w:lvl w:ilvl="3" w:tplc="08090001" w:tentative="1">
-      <w:start w:val="1"/>
-      <w:numFmt w:val="bullet"/>
-      <w:lvlText w:val=""/>
-      <w:lvlJc w:val="left"/>
-      <w:pPr>
-        <w:ind w:left="2880" w:hanging="360"/>
-      </w:pPr>
-      <w:rPr>
-        <w:rFonts w:ascii="Symbol" w:hAnsi="Symbol" w:hint="default"/>
-      </w:rPr>
-    </w:lvl>
-    <w:lvl w:ilvl="4" w:tplc="08090003" w:tentative="1">
-      <w:start w:val="1"/>
-      <w:numFmt w:val="bullet"/>
-      <w:lvlText w:val="o"/>
-      <w:lvlJc w:val="left"/>
-      <w:pPr>
-        <w:ind w:left="3600" w:hanging="360"/>
-      </w:pPr>
-      <w:rPr>
-        <w:rFonts w:ascii="Courier New" w:hAnsi="Courier New" w:cs="Courier New" w:hint="default"/>
-      </w:rPr>
-    </w:lvl>
-    <w:lvl w:ilvl="5" w:tplc="08090005" w:tentative="1">
-      <w:start w:val="1"/>
-      <w:numFmt w:val="bullet"/>
-      <w:lvlText w:val=""/>
-      <w:lvlJc w:val="left"/>
-      <w:pPr>
-        <w:ind w:left="4320" w:hanging="360"/>
-      </w:pPr>
-      <w:rPr>
-        <w:rFonts w:ascii="Wingdings" w:hAnsi="Wingdings" w:hint="default"/>
-      </w:rPr>
-    </w:lvl>
-    <w:lvl w:ilvl="6" w:tplc="08090001" w:tentative="1">
-      <w:start w:val="1"/>
-      <w:numFmt w:val="bullet"/>
-      <w:lvlText w:val=""/>
-      <w:lvlJc w:val="left"/>
-      <w:pPr>
-        <w:ind w:left="5040" w:hanging="360"/>
-      </w:pPr>
-      <w:rPr>
-        <w:rFonts w:ascii="Symbol" w:hAnsi="Symbol" w:hint="default"/>
-      </w:rPr>
-    </w:lvl>
-    <w:lvl w:ilvl="7" w:tplc="08090003" w:tentative="1">
-      <w:start w:val="1"/>
-      <w:numFmt w:val="bullet"/>
-      <w:lvlText w:val="o"/>
-      <w:lvlJc w:val="left"/>
-      <w:pPr>
-        <w:ind w:left="5760" w:hanging="360"/>
-      </w:pPr>
-      <w:rPr>
-        <w:rFonts w:ascii="Courier New" w:hAnsi="Courier New" w:cs="Courier New" w:hint="default"/>
-      </w:rPr>
-    </w:lvl>
-    <w:lvl w:ilvl="8" w:tplc="08090005" w:tentative="1">
-      <w:start w:val="1"/>
-      <w:numFmt w:val="bullet"/>
-      <w:lvlText w:val=""/>
-      <w:lvlJc w:val="left"/>
-      <w:pPr>
-        <w:ind w:left="6480" w:hanging="360"/>
-      </w:pPr>
-      <w:rPr>
-        <w:rFonts w:ascii="Wingdings" w:hAnsi="Wingdings" w:hint="default"/>
-      </w:rPr>
-    </w:lvl>
-  </w:abstractNum>
-  <w:abstractNum w:abstractNumId="6" w15:restartNumberingAfterBreak="0">
-    <w:nsid w:val="08D9263F"/>
-    <w:multiLevelType w:val="hybridMultilevel"/>
-    <w:tmpl w:val="0C84605C"/>
-    <w:lvl w:ilvl="0" w:tplc="08090001">
-      <w:start w:val="1"/>
-      <w:numFmt w:val="bullet"/>
-      <w:lvlText w:val=""/>
-      <w:lvlJc w:val="left"/>
-      <w:pPr>
-        <w:ind w:left="720" w:hanging="360"/>
-      </w:pPr>
-      <w:rPr>
-        <w:rFonts w:ascii="Symbol" w:hAnsi="Symbol" w:hint="default"/>
-      </w:rPr>
-    </w:lvl>
-    <w:lvl w:ilvl="1" w:tplc="08090003" w:tentative="1">
-      <w:start w:val="1"/>
-      <w:numFmt w:val="bullet"/>
-      <w:lvlText w:val="o"/>
-      <w:lvlJc w:val="left"/>
-      <w:pPr>
-        <w:ind w:left="1440" w:hanging="360"/>
-      </w:pPr>
-      <w:rPr>
-        <w:rFonts w:ascii="Courier New" w:hAnsi="Courier New" w:cs="Courier New" w:hint="default"/>
-      </w:rPr>
-    </w:lvl>
-    <w:lvl w:ilvl="2" w:tplc="08090005" w:tentative="1">
-      <w:start w:val="1"/>
-      <w:numFmt w:val="bullet"/>
-      <w:lvlText w:val=""/>
-      <w:lvlJc w:val="left"/>
-      <w:pPr>
-        <w:ind w:left="2160" w:hanging="360"/>
-      </w:pPr>
-      <w:rPr>
-        <w:rFonts w:ascii="Wingdings" w:hAnsi="Wingdings" w:hint="default"/>
-      </w:rPr>
-    </w:lvl>
-    <w:lvl w:ilvl="3" w:tplc="08090001" w:tentative="1">
-      <w:start w:val="1"/>
-      <w:numFmt w:val="bullet"/>
-      <w:lvlText w:val=""/>
-      <w:lvlJc w:val="left"/>
-      <w:pPr>
-        <w:ind w:left="2880" w:hanging="360"/>
-      </w:pPr>
-      <w:rPr>
-        <w:rFonts w:ascii="Symbol" w:hAnsi="Symbol" w:hint="default"/>
-      </w:rPr>
-    </w:lvl>
-    <w:lvl w:ilvl="4" w:tplc="08090003" w:tentative="1">
-      <w:start w:val="1"/>
-      <w:numFmt w:val="bullet"/>
-      <w:lvlText w:val="o"/>
-      <w:lvlJc w:val="left"/>
-      <w:pPr>
-        <w:ind w:left="3600" w:hanging="360"/>
-      </w:pPr>
-      <w:rPr>
-        <w:rFonts w:ascii="Courier New" w:hAnsi="Courier New" w:cs="Courier New" w:hint="default"/>
-      </w:rPr>
-    </w:lvl>
-    <w:lvl w:ilvl="5" w:tplc="08090005" w:tentative="1">
-      <w:start w:val="1"/>
-      <w:numFmt w:val="bullet"/>
-      <w:lvlText w:val=""/>
-      <w:lvlJc w:val="left"/>
-      <w:pPr>
-        <w:ind w:left="4320" w:hanging="360"/>
-      </w:pPr>
-      <w:rPr>
-        <w:rFonts w:ascii="Wingdings" w:hAnsi="Wingdings" w:hint="default"/>
-      </w:rPr>
-    </w:lvl>
-    <w:lvl w:ilvl="6" w:tplc="08090001" w:tentative="1">
-      <w:start w:val="1"/>
-      <w:numFmt w:val="bullet"/>
-      <w:lvlText w:val=""/>
-      <w:lvlJc w:val="left"/>
-      <w:pPr>
-        <w:ind w:left="5040" w:hanging="360"/>
-      </w:pPr>
-      <w:rPr>
-        <w:rFonts w:ascii="Symbol" w:hAnsi="Symbol" w:hint="default"/>
-      </w:rPr>
-    </w:lvl>
-    <w:lvl w:ilvl="7" w:tplc="08090003" w:tentative="1">
-      <w:start w:val="1"/>
-      <w:numFmt w:val="bullet"/>
-      <w:lvlText w:val="o"/>
-      <w:lvlJc w:val="left"/>
-      <w:pPr>
-        <w:ind w:left="5760" w:hanging="360"/>
-      </w:pPr>
-      <w:rPr>
-        <w:rFonts w:ascii="Courier New" w:hAnsi="Courier New" w:cs="Courier New" w:hint="default"/>
-      </w:rPr>
-    </w:lvl>
-    <w:lvl w:ilvl="8" w:tplc="08090005" w:tentative="1">
-      <w:start w:val="1"/>
-      <w:numFmt w:val="bullet"/>
-      <w:lvlText w:val=""/>
-      <w:lvlJc w:val="left"/>
-      <w:pPr>
-        <w:ind w:left="6480" w:hanging="360"/>
-      </w:pPr>
-      <w:rPr>
-        <w:rFonts w:ascii="Wingdings" w:hAnsi="Wingdings" w:hint="default"/>
-      </w:rPr>
-    </w:lvl>
-  </w:abstractNum>
-  <w:abstractNum w:abstractNumId="7" w15:restartNumberingAfterBreak="0">
-    <w:nsid w:val="0F4D316A"/>
-    <w:multiLevelType w:val="hybridMultilevel"/>
-    <w:tmpl w:val="E1B2F990"/>
-    <w:lvl w:ilvl="0" w:tplc="08090001">
-      <w:start w:val="1"/>
-      <w:numFmt w:val="bullet"/>
-      <w:lvlText w:val=""/>
-      <w:lvlJc w:val="left"/>
-      <w:pPr>
-        <w:ind w:left="720" w:hanging="360"/>
-      </w:pPr>
-      <w:rPr>
-        <w:rFonts w:ascii="Symbol" w:hAnsi="Symbol" w:hint="default"/>
-      </w:rPr>
-    </w:lvl>
-    <w:lvl w:ilvl="1" w:tplc="08090003" w:tentative="1">
-      <w:start w:val="1"/>
-      <w:numFmt w:val="bullet"/>
-      <w:lvlText w:val="o"/>
-      <w:lvlJc w:val="left"/>
-      <w:pPr>
-        <w:ind w:left="1440" w:hanging="360"/>
-      </w:pPr>
-      <w:rPr>
-        <w:rFonts w:ascii="Courier New" w:hAnsi="Courier New" w:cs="Courier New" w:hint="default"/>
-      </w:rPr>
-    </w:lvl>
-    <w:lvl w:ilvl="2" w:tplc="08090005" w:tentative="1">
-      <w:start w:val="1"/>
-      <w:numFmt w:val="bullet"/>
-      <w:lvlText w:val=""/>
-      <w:lvlJc w:val="left"/>
-      <w:pPr>
-        <w:ind w:left="2160" w:hanging="360"/>
-      </w:pPr>
-      <w:rPr>
-        <w:rFonts w:ascii="Wingdings" w:hAnsi="Wingdings" w:hint="default"/>
-      </w:rPr>
-    </w:lvl>
-    <w:lvl w:ilvl="3" w:tplc="08090001" w:tentative="1">
-      <w:start w:val="1"/>
-      <w:numFmt w:val="bullet"/>
-      <w:lvlText w:val=""/>
-      <w:lvlJc w:val="left"/>
-      <w:pPr>
-        <w:ind w:left="2880" w:hanging="360"/>
-      </w:pPr>
-      <w:rPr>
-        <w:rFonts w:ascii="Symbol" w:hAnsi="Symbol" w:hint="default"/>
-      </w:rPr>
-    </w:lvl>
-    <w:lvl w:ilvl="4" w:tplc="08090003" w:tentative="1">
-      <w:start w:val="1"/>
-      <w:numFmt w:val="bullet"/>
-      <w:lvlText w:val="o"/>
-      <w:lvlJc w:val="left"/>
-      <w:pPr>
-        <w:ind w:left="3600" w:hanging="360"/>
-      </w:pPr>
-      <w:rPr>
-        <w:rFonts w:ascii="Courier New" w:hAnsi="Courier New" w:cs="Courier New" w:hint="default"/>
-      </w:rPr>
-    </w:lvl>
-    <w:lvl w:ilvl="5" w:tplc="08090005" w:tentative="1">
-      <w:start w:val="1"/>
-      <w:numFmt w:val="bullet"/>
-      <w:lvlText w:val=""/>
-      <w:lvlJc w:val="left"/>
-      <w:pPr>
-        <w:ind w:left="4320" w:hanging="360"/>
-      </w:pPr>
-      <w:rPr>
-        <w:rFonts w:ascii="Wingdings" w:hAnsi="Wingdings" w:hint="default"/>
-      </w:rPr>
-    </w:lvl>
-    <w:lvl w:ilvl="6" w:tplc="08090001" w:tentative="1">
-      <w:start w:val="1"/>
-      <w:numFmt w:val="bullet"/>
-      <w:lvlText w:val=""/>
-      <w:lvlJc w:val="left"/>
-      <w:pPr>
-        <w:ind w:left="5040" w:hanging="360"/>
-      </w:pPr>
-      <w:rPr>
-        <w:rFonts w:ascii="Symbol" w:hAnsi="Symbol" w:hint="default"/>
-      </w:rPr>
-    </w:lvl>
-    <w:lvl w:ilvl="7" w:tplc="08090003" w:tentative="1">
-      <w:start w:val="1"/>
-      <w:numFmt w:val="bullet"/>
-      <w:lvlText w:val="o"/>
-      <w:lvlJc w:val="left"/>
-      <w:pPr>
-        <w:ind w:left="5760" w:hanging="360"/>
-      </w:pPr>
-      <w:rPr>
-        <w:rFonts w:ascii="Courier New" w:hAnsi="Courier New" w:cs="Courier New" w:hint="default"/>
-      </w:rPr>
-    </w:lvl>
-    <w:lvl w:ilvl="8" w:tplc="08090005" w:tentative="1">
-      <w:start w:val="1"/>
-      <w:numFmt w:val="bullet"/>
-      <w:lvlText w:val=""/>
-      <w:lvlJc w:val="left"/>
-      <w:pPr>
-        <w:ind w:left="6480" w:hanging="360"/>
-      </w:pPr>
-      <w:rPr>
-        <w:rFonts w:ascii="Wingdings" w:hAnsi="Wingdings" w:hint="default"/>
-      </w:rPr>
-    </w:lvl>
-  </w:abstractNum>
-  <w:abstractNum w:abstractNumId="8" w15:restartNumberingAfterBreak="0">
-    <w:nsid w:val="112E3D36"/>
-    <w:multiLevelType w:val="hybridMultilevel"/>
-    <w:tmpl w:val="036EEE40"/>
-    <w:lvl w:ilvl="0" w:tplc="08090001">
-      <w:start w:val="1"/>
-      <w:numFmt w:val="bullet"/>
-      <w:lvlText w:val=""/>
-      <w:lvlJc w:val="left"/>
-      <w:pPr>
-        <w:ind w:left="720" w:hanging="360"/>
-      </w:pPr>
-      <w:rPr>
-        <w:rFonts w:ascii="Symbol" w:hAnsi="Symbol" w:hint="default"/>
-      </w:rPr>
-    </w:lvl>
-    <w:lvl w:ilvl="1" w:tplc="08090003" w:tentative="1">
-      <w:start w:val="1"/>
-      <w:numFmt w:val="bullet"/>
-      <w:lvlText w:val="o"/>
-      <w:lvlJc w:val="left"/>
-      <w:pPr>
-        <w:ind w:left="1440" w:hanging="360"/>
-      </w:pPr>
-      <w:rPr>
-        <w:rFonts w:ascii="Courier New" w:hAnsi="Courier New" w:cs="Courier New" w:hint="default"/>
-      </w:rPr>
-    </w:lvl>
-    <w:lvl w:ilvl="2" w:tplc="08090005" w:tentative="1">
-      <w:start w:val="1"/>
-      <w:numFmt w:val="bullet"/>
-      <w:lvlText w:val=""/>
-      <w:lvlJc w:val="left"/>
-      <w:pPr>
-        <w:ind w:left="2160" w:hanging="360"/>
-      </w:pPr>
-      <w:rPr>
-        <w:rFonts w:ascii="Wingdings" w:hAnsi="Wingdings" w:hint="default"/>
-      </w:rPr>
-    </w:lvl>
-    <w:lvl w:ilvl="3" w:tplc="08090001" w:tentative="1">
-      <w:start w:val="1"/>
-      <w:numFmt w:val="bullet"/>
-      <w:lvlText w:val=""/>
-      <w:lvlJc w:val="left"/>
-      <w:pPr>
-        <w:ind w:left="2880" w:hanging="360"/>
-      </w:pPr>
-      <w:rPr>
-        <w:rFonts w:ascii="Symbol" w:hAnsi="Symbol" w:hint="default"/>
-      </w:rPr>
-    </w:lvl>
-    <w:lvl w:ilvl="4" w:tplc="08090003" w:tentative="1">
-      <w:start w:val="1"/>
-      <w:numFmt w:val="bullet"/>
-      <w:lvlText w:val="o"/>
-      <w:lvlJc w:val="left"/>
-      <w:pPr>
-        <w:ind w:left="3600" w:hanging="360"/>
-      </w:pPr>
-      <w:rPr>
-        <w:rFonts w:ascii="Courier New" w:hAnsi="Courier New" w:cs="Courier New" w:hint="default"/>
-      </w:rPr>
-    </w:lvl>
-    <w:lvl w:ilvl="5" w:tplc="08090005" w:tentative="1">
-      <w:start w:val="1"/>
-      <w:numFmt w:val="bullet"/>
-      <w:lvlText w:val=""/>
-      <w:lvlJc w:val="left"/>
-      <w:pPr>
-        <w:ind w:left="4320" w:hanging="360"/>
-      </w:pPr>
-      <w:rPr>
-        <w:rFonts w:ascii="Wingdings" w:hAnsi="Wingdings" w:hint="default"/>
-      </w:rPr>
-    </w:lvl>
-    <w:lvl w:ilvl="6" w:tplc="08090001" w:tentative="1">
-      <w:start w:val="1"/>
-      <w:numFmt w:val="bullet"/>
-      <w:lvlText w:val=""/>
-      <w:lvlJc w:val="left"/>
-      <w:pPr>
-        <w:ind w:left="5040" w:hanging="360"/>
-      </w:pPr>
-      <w:rPr>
-        <w:rFonts w:ascii="Symbol" w:hAnsi="Symbol" w:hint="default"/>
-      </w:rPr>
-    </w:lvl>
-    <w:lvl w:ilvl="7" w:tplc="08090003" w:tentative="1">
-      <w:start w:val="1"/>
-      <w:numFmt w:val="bullet"/>
-      <w:lvlText w:val="o"/>
-      <w:lvlJc w:val="left"/>
-      <w:pPr>
-        <w:ind w:left="5760" w:hanging="360"/>
-      </w:pPr>
-      <w:rPr>
-        <w:rFonts w:ascii="Courier New" w:hAnsi="Courier New" w:cs="Courier New" w:hint="default"/>
-      </w:rPr>
-    </w:lvl>
-    <w:lvl w:ilvl="8" w:tplc="08090005" w:tentative="1">
-      <w:start w:val="1"/>
-      <w:numFmt w:val="bullet"/>
-      <w:lvlText w:val=""/>
-      <w:lvlJc w:val="left"/>
-      <w:pPr>
-        <w:ind w:left="6480" w:hanging="360"/>
-      </w:pPr>
-      <w:rPr>
-        <w:rFonts w:ascii="Wingdings" w:hAnsi="Wingdings" w:hint="default"/>
-      </w:rPr>
-    </w:lvl>
-  </w:abstractNum>
-  <w:abstractNum w:abstractNumId="9" w15:restartNumberingAfterBreak="0">
+  <w:abstractNum w:abstractNumId="3" w15:restartNumberingAfterBreak="0">
     <w:nsid w:val="12406798"/>
     <w:multiLevelType w:val="hybridMultilevel"/>
     <w:tmpl w:val="EF7CFDB8"/>
@@ -6656,7 +5478,7 @@
       </w:rPr>
     </w:lvl>
   </w:abstractNum>
-  <w:abstractNum w:abstractNumId="10" w15:restartNumberingAfterBreak="0">
+  <w:abstractNum w:abstractNumId="4" w15:restartNumberingAfterBreak="0">
     <w:nsid w:val="127249C3"/>
     <w:multiLevelType w:val="hybridMultilevel"/>
     <w:tmpl w:val="577C9E2E"/>
@@ -6769,120 +5591,7 @@
       </w:rPr>
     </w:lvl>
   </w:abstractNum>
-  <w:abstractNum w:abstractNumId="11" w15:restartNumberingAfterBreak="0">
-    <w:nsid w:val="14745B16"/>
-    <w:multiLevelType w:val="hybridMultilevel"/>
-    <w:tmpl w:val="53BEFF04"/>
-    <w:lvl w:ilvl="0" w:tplc="08090001">
-      <w:start w:val="1"/>
-      <w:numFmt w:val="bullet"/>
-      <w:lvlText w:val=""/>
-      <w:lvlJc w:val="left"/>
-      <w:pPr>
-        <w:ind w:left="720" w:hanging="360"/>
-      </w:pPr>
-      <w:rPr>
-        <w:rFonts w:ascii="Symbol" w:hAnsi="Symbol" w:hint="default"/>
-      </w:rPr>
-    </w:lvl>
-    <w:lvl w:ilvl="1" w:tplc="08090003" w:tentative="1">
-      <w:start w:val="1"/>
-      <w:numFmt w:val="bullet"/>
-      <w:lvlText w:val="o"/>
-      <w:lvlJc w:val="left"/>
-      <w:pPr>
-        <w:ind w:left="1440" w:hanging="360"/>
-      </w:pPr>
-      <w:rPr>
-        <w:rFonts w:ascii="Courier New" w:hAnsi="Courier New" w:cs="Courier New" w:hint="default"/>
-      </w:rPr>
-    </w:lvl>
-    <w:lvl w:ilvl="2" w:tplc="08090005" w:tentative="1">
-      <w:start w:val="1"/>
-      <w:numFmt w:val="bullet"/>
-      <w:lvlText w:val=""/>
-      <w:lvlJc w:val="left"/>
-      <w:pPr>
-        <w:ind w:left="2160" w:hanging="360"/>
-      </w:pPr>
-      <w:rPr>
-        <w:rFonts w:ascii="Wingdings" w:hAnsi="Wingdings" w:hint="default"/>
-      </w:rPr>
-    </w:lvl>
-    <w:lvl w:ilvl="3" w:tplc="08090001" w:tentative="1">
-      <w:start w:val="1"/>
-      <w:numFmt w:val="bullet"/>
-      <w:lvlText w:val=""/>
-      <w:lvlJc w:val="left"/>
-      <w:pPr>
-        <w:ind w:left="2880" w:hanging="360"/>
-      </w:pPr>
-      <w:rPr>
-        <w:rFonts w:ascii="Symbol" w:hAnsi="Symbol" w:hint="default"/>
-      </w:rPr>
-    </w:lvl>
-    <w:lvl w:ilvl="4" w:tplc="08090003" w:tentative="1">
-      <w:start w:val="1"/>
-      <w:numFmt w:val="bullet"/>
-      <w:lvlText w:val="o"/>
-      <w:lvlJc w:val="left"/>
-      <w:pPr>
-        <w:ind w:left="3600" w:hanging="360"/>
-      </w:pPr>
-      <w:rPr>
-        <w:rFonts w:ascii="Courier New" w:hAnsi="Courier New" w:cs="Courier New" w:hint="default"/>
-      </w:rPr>
-    </w:lvl>
-    <w:lvl w:ilvl="5" w:tplc="08090005" w:tentative="1">
-      <w:start w:val="1"/>
-      <w:numFmt w:val="bullet"/>
-      <w:lvlText w:val=""/>
-      <w:lvlJc w:val="left"/>
-      <w:pPr>
-        <w:ind w:left="4320" w:hanging="360"/>
-      </w:pPr>
-      <w:rPr>
-        <w:rFonts w:ascii="Wingdings" w:hAnsi="Wingdings" w:hint="default"/>
-      </w:rPr>
-    </w:lvl>
-    <w:lvl w:ilvl="6" w:tplc="08090001" w:tentative="1">
-      <w:start w:val="1"/>
-      <w:numFmt w:val="bullet"/>
-      <w:lvlText w:val=""/>
-      <w:lvlJc w:val="left"/>
-      <w:pPr>
-        <w:ind w:left="5040" w:hanging="360"/>
-      </w:pPr>
-      <w:rPr>
-        <w:rFonts w:ascii="Symbol" w:hAnsi="Symbol" w:hint="default"/>
-      </w:rPr>
-    </w:lvl>
-    <w:lvl w:ilvl="7" w:tplc="08090003" w:tentative="1">
-      <w:start w:val="1"/>
-      <w:numFmt w:val="bullet"/>
-      <w:lvlText w:val="o"/>
-      <w:lvlJc w:val="left"/>
-      <w:pPr>
-        <w:ind w:left="5760" w:hanging="360"/>
-      </w:pPr>
-      <w:rPr>
-        <w:rFonts w:ascii="Courier New" w:hAnsi="Courier New" w:cs="Courier New" w:hint="default"/>
-      </w:rPr>
-    </w:lvl>
-    <w:lvl w:ilvl="8" w:tplc="08090005" w:tentative="1">
-      <w:start w:val="1"/>
-      <w:numFmt w:val="bullet"/>
-      <w:lvlText w:val=""/>
-      <w:lvlJc w:val="left"/>
-      <w:pPr>
-        <w:ind w:left="6480" w:hanging="360"/>
-      </w:pPr>
-      <w:rPr>
-        <w:rFonts w:ascii="Wingdings" w:hAnsi="Wingdings" w:hint="default"/>
-      </w:rPr>
-    </w:lvl>
-  </w:abstractNum>
-  <w:abstractNum w:abstractNumId="12" w15:restartNumberingAfterBreak="0">
+  <w:abstractNum w:abstractNumId="5" w15:restartNumberingAfterBreak="0">
     <w:nsid w:val="180C42D4"/>
     <w:multiLevelType w:val="hybridMultilevel"/>
     <w:tmpl w:val="FE48B70C"/>
@@ -6995,236 +5704,10 @@
       </w:rPr>
     </w:lvl>
   </w:abstractNum>
-  <w:abstractNum w:abstractNumId="13" w15:restartNumberingAfterBreak="0">
-    <w:nsid w:val="1CEC2ECF"/>
-    <w:multiLevelType w:val="hybridMultilevel"/>
-    <w:tmpl w:val="FF9EDF4E"/>
-    <w:lvl w:ilvl="0" w:tplc="08090001">
-      <w:start w:val="1"/>
-      <w:numFmt w:val="bullet"/>
-      <w:lvlText w:val=""/>
-      <w:lvlJc w:val="left"/>
-      <w:pPr>
-        <w:ind w:left="720" w:hanging="360"/>
-      </w:pPr>
-      <w:rPr>
-        <w:rFonts w:ascii="Symbol" w:hAnsi="Symbol" w:hint="default"/>
-      </w:rPr>
-    </w:lvl>
-    <w:lvl w:ilvl="1" w:tplc="08090003" w:tentative="1">
-      <w:start w:val="1"/>
-      <w:numFmt w:val="bullet"/>
-      <w:lvlText w:val="o"/>
-      <w:lvlJc w:val="left"/>
-      <w:pPr>
-        <w:ind w:left="1440" w:hanging="360"/>
-      </w:pPr>
-      <w:rPr>
-        <w:rFonts w:ascii="Courier New" w:hAnsi="Courier New" w:cs="Courier New" w:hint="default"/>
-      </w:rPr>
-    </w:lvl>
-    <w:lvl w:ilvl="2" w:tplc="08090005" w:tentative="1">
-      <w:start w:val="1"/>
-      <w:numFmt w:val="bullet"/>
-      <w:lvlText w:val=""/>
-      <w:lvlJc w:val="left"/>
-      <w:pPr>
-        <w:ind w:left="2160" w:hanging="360"/>
-      </w:pPr>
-      <w:rPr>
-        <w:rFonts w:ascii="Wingdings" w:hAnsi="Wingdings" w:hint="default"/>
-      </w:rPr>
-    </w:lvl>
-    <w:lvl w:ilvl="3" w:tplc="08090001" w:tentative="1">
-      <w:start w:val="1"/>
-      <w:numFmt w:val="bullet"/>
-      <w:lvlText w:val=""/>
-      <w:lvlJc w:val="left"/>
-      <w:pPr>
-        <w:ind w:left="2880" w:hanging="360"/>
-      </w:pPr>
-      <w:rPr>
-        <w:rFonts w:ascii="Symbol" w:hAnsi="Symbol" w:hint="default"/>
-      </w:rPr>
-    </w:lvl>
-    <w:lvl w:ilvl="4" w:tplc="08090003" w:tentative="1">
-      <w:start w:val="1"/>
-      <w:numFmt w:val="bullet"/>
-      <w:lvlText w:val="o"/>
-      <w:lvlJc w:val="left"/>
-      <w:pPr>
-        <w:ind w:left="3600" w:hanging="360"/>
-      </w:pPr>
-      <w:rPr>
-        <w:rFonts w:ascii="Courier New" w:hAnsi="Courier New" w:cs="Courier New" w:hint="default"/>
-      </w:rPr>
-    </w:lvl>
-    <w:lvl w:ilvl="5" w:tplc="08090005" w:tentative="1">
-      <w:start w:val="1"/>
-      <w:numFmt w:val="bullet"/>
-      <w:lvlText w:val=""/>
-      <w:lvlJc w:val="left"/>
-      <w:pPr>
-        <w:ind w:left="4320" w:hanging="360"/>
-      </w:pPr>
-      <w:rPr>
-        <w:rFonts w:ascii="Wingdings" w:hAnsi="Wingdings" w:hint="default"/>
-      </w:rPr>
-    </w:lvl>
-    <w:lvl w:ilvl="6" w:tplc="08090001" w:tentative="1">
-      <w:start w:val="1"/>
-      <w:numFmt w:val="bullet"/>
-      <w:lvlText w:val=""/>
-      <w:lvlJc w:val="left"/>
-      <w:pPr>
-        <w:ind w:left="5040" w:hanging="360"/>
-      </w:pPr>
-      <w:rPr>
-        <w:rFonts w:ascii="Symbol" w:hAnsi="Symbol" w:hint="default"/>
-      </w:rPr>
-    </w:lvl>
-    <w:lvl w:ilvl="7" w:tplc="08090003" w:tentative="1">
-      <w:start w:val="1"/>
-      <w:numFmt w:val="bullet"/>
-      <w:lvlText w:val="o"/>
-      <w:lvlJc w:val="left"/>
-      <w:pPr>
-        <w:ind w:left="5760" w:hanging="360"/>
-      </w:pPr>
-      <w:rPr>
-        <w:rFonts w:ascii="Courier New" w:hAnsi="Courier New" w:cs="Courier New" w:hint="default"/>
-      </w:rPr>
-    </w:lvl>
-    <w:lvl w:ilvl="8" w:tplc="08090005" w:tentative="1">
-      <w:start w:val="1"/>
-      <w:numFmt w:val="bullet"/>
-      <w:lvlText w:val=""/>
-      <w:lvlJc w:val="left"/>
-      <w:pPr>
-        <w:ind w:left="6480" w:hanging="360"/>
-      </w:pPr>
-      <w:rPr>
-        <w:rFonts w:ascii="Wingdings" w:hAnsi="Wingdings" w:hint="default"/>
-      </w:rPr>
-    </w:lvl>
-  </w:abstractNum>
-  <w:abstractNum w:abstractNumId="14" w15:restartNumberingAfterBreak="0">
-    <w:nsid w:val="1D4F27EC"/>
-    <w:multiLevelType w:val="hybridMultilevel"/>
-    <w:tmpl w:val="0DDCF8FE"/>
-    <w:lvl w:ilvl="0" w:tplc="08090001">
-      <w:start w:val="1"/>
-      <w:numFmt w:val="bullet"/>
-      <w:lvlText w:val=""/>
-      <w:lvlJc w:val="left"/>
-      <w:pPr>
-        <w:ind w:left="720" w:hanging="360"/>
-      </w:pPr>
-      <w:rPr>
-        <w:rFonts w:ascii="Symbol" w:hAnsi="Symbol" w:hint="default"/>
-      </w:rPr>
-    </w:lvl>
-    <w:lvl w:ilvl="1" w:tplc="08090003">
-      <w:start w:val="1"/>
-      <w:numFmt w:val="bullet"/>
-      <w:lvlText w:val="o"/>
-      <w:lvlJc w:val="left"/>
-      <w:pPr>
-        <w:ind w:left="1440" w:hanging="360"/>
-      </w:pPr>
-      <w:rPr>
-        <w:rFonts w:ascii="Courier New" w:hAnsi="Courier New" w:cs="Courier New" w:hint="default"/>
-      </w:rPr>
-    </w:lvl>
-    <w:lvl w:ilvl="2" w:tplc="08090005" w:tentative="1">
-      <w:start w:val="1"/>
-      <w:numFmt w:val="bullet"/>
-      <w:lvlText w:val=""/>
-      <w:lvlJc w:val="left"/>
-      <w:pPr>
-        <w:ind w:left="2160" w:hanging="360"/>
-      </w:pPr>
-      <w:rPr>
-        <w:rFonts w:ascii="Wingdings" w:hAnsi="Wingdings" w:hint="default"/>
-      </w:rPr>
-    </w:lvl>
-    <w:lvl w:ilvl="3" w:tplc="08090001" w:tentative="1">
-      <w:start w:val="1"/>
-      <w:numFmt w:val="bullet"/>
-      <w:lvlText w:val=""/>
-      <w:lvlJc w:val="left"/>
-      <w:pPr>
-        <w:ind w:left="2880" w:hanging="360"/>
-      </w:pPr>
-      <w:rPr>
-        <w:rFonts w:ascii="Symbol" w:hAnsi="Symbol" w:hint="default"/>
-      </w:rPr>
-    </w:lvl>
-    <w:lvl w:ilvl="4" w:tplc="08090003" w:tentative="1">
-      <w:start w:val="1"/>
-      <w:numFmt w:val="bullet"/>
-      <w:lvlText w:val="o"/>
-      <w:lvlJc w:val="left"/>
-      <w:pPr>
-        <w:ind w:left="3600" w:hanging="360"/>
-      </w:pPr>
-      <w:rPr>
-        <w:rFonts w:ascii="Courier New" w:hAnsi="Courier New" w:cs="Courier New" w:hint="default"/>
-      </w:rPr>
-    </w:lvl>
-    <w:lvl w:ilvl="5" w:tplc="08090005" w:tentative="1">
-      <w:start w:val="1"/>
-      <w:numFmt w:val="bullet"/>
-      <w:lvlText w:val=""/>
-      <w:lvlJc w:val="left"/>
-      <w:pPr>
-        <w:ind w:left="4320" w:hanging="360"/>
-      </w:pPr>
-      <w:rPr>
-        <w:rFonts w:ascii="Wingdings" w:hAnsi="Wingdings" w:hint="default"/>
-      </w:rPr>
-    </w:lvl>
-    <w:lvl w:ilvl="6" w:tplc="08090001" w:tentative="1">
-      <w:start w:val="1"/>
-      <w:numFmt w:val="bullet"/>
-      <w:lvlText w:val=""/>
-      <w:lvlJc w:val="left"/>
-      <w:pPr>
-        <w:ind w:left="5040" w:hanging="360"/>
-      </w:pPr>
-      <w:rPr>
-        <w:rFonts w:ascii="Symbol" w:hAnsi="Symbol" w:hint="default"/>
-      </w:rPr>
-    </w:lvl>
-    <w:lvl w:ilvl="7" w:tplc="08090003" w:tentative="1">
-      <w:start w:val="1"/>
-      <w:numFmt w:val="bullet"/>
-      <w:lvlText w:val="o"/>
-      <w:lvlJc w:val="left"/>
-      <w:pPr>
-        <w:ind w:left="5760" w:hanging="360"/>
-      </w:pPr>
-      <w:rPr>
-        <w:rFonts w:ascii="Courier New" w:hAnsi="Courier New" w:cs="Courier New" w:hint="default"/>
-      </w:rPr>
-    </w:lvl>
-    <w:lvl w:ilvl="8" w:tplc="08090005" w:tentative="1">
-      <w:start w:val="1"/>
-      <w:numFmt w:val="bullet"/>
-      <w:lvlText w:val=""/>
-      <w:lvlJc w:val="left"/>
-      <w:pPr>
-        <w:ind w:left="6480" w:hanging="360"/>
-      </w:pPr>
-      <w:rPr>
-        <w:rFonts w:ascii="Wingdings" w:hAnsi="Wingdings" w:hint="default"/>
-      </w:rPr>
-    </w:lvl>
-  </w:abstractNum>
-  <w:abstractNum w:abstractNumId="15" w15:restartNumberingAfterBreak="0">
+  <w:abstractNum w:abstractNumId="6" w15:restartNumberingAfterBreak="0">
     <w:nsid w:val="1D5A3E9F"/>
     <w:multiLevelType w:val="hybridMultilevel"/>
-    <w:tmpl w:val="729080AE"/>
+    <w:tmpl w:val="45760EA0"/>
     <w:lvl w:ilvl="0" w:tplc="08090001">
       <w:start w:val="1"/>
       <w:numFmt w:val="bullet"/>
@@ -7334,10 +5817,10 @@
       </w:rPr>
     </w:lvl>
   </w:abstractNum>
-  <w:abstractNum w:abstractNumId="16" w15:restartNumberingAfterBreak="0">
-    <w:nsid w:val="1DA5722D"/>
+  <w:abstractNum w:abstractNumId="7" w15:restartNumberingAfterBreak="0">
+    <w:nsid w:val="1D7377FD"/>
     <w:multiLevelType w:val="hybridMultilevel"/>
-    <w:tmpl w:val="E2BE1BB8"/>
+    <w:tmpl w:val="E528E678"/>
     <w:lvl w:ilvl="0" w:tplc="08090001">
       <w:start w:val="1"/>
       <w:numFmt w:val="bullet"/>
@@ -7447,120 +5930,7 @@
       </w:rPr>
     </w:lvl>
   </w:abstractNum>
-  <w:abstractNum w:abstractNumId="17" w15:restartNumberingAfterBreak="0">
-    <w:nsid w:val="216D177E"/>
-    <w:multiLevelType w:val="hybridMultilevel"/>
-    <w:tmpl w:val="09CE99E6"/>
-    <w:lvl w:ilvl="0" w:tplc="08090001">
-      <w:start w:val="1"/>
-      <w:numFmt w:val="bullet"/>
-      <w:lvlText w:val=""/>
-      <w:lvlJc w:val="left"/>
-      <w:pPr>
-        <w:ind w:left="720" w:hanging="360"/>
-      </w:pPr>
-      <w:rPr>
-        <w:rFonts w:ascii="Symbol" w:hAnsi="Symbol" w:hint="default"/>
-      </w:rPr>
-    </w:lvl>
-    <w:lvl w:ilvl="1" w:tplc="FFFFFFFF" w:tentative="1">
-      <w:start w:val="1"/>
-      <w:numFmt w:val="bullet"/>
-      <w:lvlText w:val="o"/>
-      <w:lvlJc w:val="left"/>
-      <w:pPr>
-        <w:ind w:left="1440" w:hanging="360"/>
-      </w:pPr>
-      <w:rPr>
-        <w:rFonts w:ascii="Courier New" w:hAnsi="Courier New" w:cs="Courier New" w:hint="default"/>
-      </w:rPr>
-    </w:lvl>
-    <w:lvl w:ilvl="2" w:tplc="FFFFFFFF" w:tentative="1">
-      <w:start w:val="1"/>
-      <w:numFmt w:val="bullet"/>
-      <w:lvlText w:val=""/>
-      <w:lvlJc w:val="left"/>
-      <w:pPr>
-        <w:ind w:left="2160" w:hanging="360"/>
-      </w:pPr>
-      <w:rPr>
-        <w:rFonts w:ascii="Wingdings" w:hAnsi="Wingdings" w:hint="default"/>
-      </w:rPr>
-    </w:lvl>
-    <w:lvl w:ilvl="3" w:tplc="FFFFFFFF" w:tentative="1">
-      <w:start w:val="1"/>
-      <w:numFmt w:val="bullet"/>
-      <w:lvlText w:val=""/>
-      <w:lvlJc w:val="left"/>
-      <w:pPr>
-        <w:ind w:left="2880" w:hanging="360"/>
-      </w:pPr>
-      <w:rPr>
-        <w:rFonts w:ascii="Symbol" w:hAnsi="Symbol" w:hint="default"/>
-      </w:rPr>
-    </w:lvl>
-    <w:lvl w:ilvl="4" w:tplc="FFFFFFFF" w:tentative="1">
-      <w:start w:val="1"/>
-      <w:numFmt w:val="bullet"/>
-      <w:lvlText w:val="o"/>
-      <w:lvlJc w:val="left"/>
-      <w:pPr>
-        <w:ind w:left="3600" w:hanging="360"/>
-      </w:pPr>
-      <w:rPr>
-        <w:rFonts w:ascii="Courier New" w:hAnsi="Courier New" w:cs="Courier New" w:hint="default"/>
-      </w:rPr>
-    </w:lvl>
-    <w:lvl w:ilvl="5" w:tplc="FFFFFFFF" w:tentative="1">
-      <w:start w:val="1"/>
-      <w:numFmt w:val="bullet"/>
-      <w:lvlText w:val=""/>
-      <w:lvlJc w:val="left"/>
-      <w:pPr>
-        <w:ind w:left="4320" w:hanging="360"/>
-      </w:pPr>
-      <w:rPr>
-        <w:rFonts w:ascii="Wingdings" w:hAnsi="Wingdings" w:hint="default"/>
-      </w:rPr>
-    </w:lvl>
-    <w:lvl w:ilvl="6" w:tplc="FFFFFFFF" w:tentative="1">
-      <w:start w:val="1"/>
-      <w:numFmt w:val="bullet"/>
-      <w:lvlText w:val=""/>
-      <w:lvlJc w:val="left"/>
-      <w:pPr>
-        <w:ind w:left="5040" w:hanging="360"/>
-      </w:pPr>
-      <w:rPr>
-        <w:rFonts w:ascii="Symbol" w:hAnsi="Symbol" w:hint="default"/>
-      </w:rPr>
-    </w:lvl>
-    <w:lvl w:ilvl="7" w:tplc="FFFFFFFF" w:tentative="1">
-      <w:start w:val="1"/>
-      <w:numFmt w:val="bullet"/>
-      <w:lvlText w:val="o"/>
-      <w:lvlJc w:val="left"/>
-      <w:pPr>
-        <w:ind w:left="5760" w:hanging="360"/>
-      </w:pPr>
-      <w:rPr>
-        <w:rFonts w:ascii="Courier New" w:hAnsi="Courier New" w:cs="Courier New" w:hint="default"/>
-      </w:rPr>
-    </w:lvl>
-    <w:lvl w:ilvl="8" w:tplc="FFFFFFFF" w:tentative="1">
-      <w:start w:val="1"/>
-      <w:numFmt w:val="bullet"/>
-      <w:lvlText w:val=""/>
-      <w:lvlJc w:val="left"/>
-      <w:pPr>
-        <w:ind w:left="6480" w:hanging="360"/>
-      </w:pPr>
-      <w:rPr>
-        <w:rFonts w:ascii="Wingdings" w:hAnsi="Wingdings" w:hint="default"/>
-      </w:rPr>
-    </w:lvl>
-  </w:abstractNum>
-  <w:abstractNum w:abstractNumId="18" w15:restartNumberingAfterBreak="0">
+  <w:abstractNum w:abstractNumId="8" w15:restartNumberingAfterBreak="0">
     <w:nsid w:val="22A54FF0"/>
     <w:multiLevelType w:val="hybridMultilevel"/>
     <w:tmpl w:val="BD063314"/>
@@ -7673,233 +6043,7 @@
       </w:rPr>
     </w:lvl>
   </w:abstractNum>
-  <w:abstractNum w:abstractNumId="19" w15:restartNumberingAfterBreak="0">
-    <w:nsid w:val="23327FAB"/>
-    <w:multiLevelType w:val="hybridMultilevel"/>
-    <w:tmpl w:val="4B5C6ED0"/>
-    <w:lvl w:ilvl="0" w:tplc="08090001">
-      <w:start w:val="1"/>
-      <w:numFmt w:val="bullet"/>
-      <w:lvlText w:val=""/>
-      <w:lvlJc w:val="left"/>
-      <w:pPr>
-        <w:ind w:left="720" w:hanging="360"/>
-      </w:pPr>
-      <w:rPr>
-        <w:rFonts w:ascii="Symbol" w:hAnsi="Symbol" w:hint="default"/>
-      </w:rPr>
-    </w:lvl>
-    <w:lvl w:ilvl="1" w:tplc="08090003" w:tentative="1">
-      <w:start w:val="1"/>
-      <w:numFmt w:val="bullet"/>
-      <w:lvlText w:val="o"/>
-      <w:lvlJc w:val="left"/>
-      <w:pPr>
-        <w:ind w:left="1440" w:hanging="360"/>
-      </w:pPr>
-      <w:rPr>
-        <w:rFonts w:ascii="Courier New" w:hAnsi="Courier New" w:cs="Courier New" w:hint="default"/>
-      </w:rPr>
-    </w:lvl>
-    <w:lvl w:ilvl="2" w:tplc="08090005" w:tentative="1">
-      <w:start w:val="1"/>
-      <w:numFmt w:val="bullet"/>
-      <w:lvlText w:val=""/>
-      <w:lvlJc w:val="left"/>
-      <w:pPr>
-        <w:ind w:left="2160" w:hanging="360"/>
-      </w:pPr>
-      <w:rPr>
-        <w:rFonts w:ascii="Wingdings" w:hAnsi="Wingdings" w:hint="default"/>
-      </w:rPr>
-    </w:lvl>
-    <w:lvl w:ilvl="3" w:tplc="08090001" w:tentative="1">
-      <w:start w:val="1"/>
-      <w:numFmt w:val="bullet"/>
-      <w:lvlText w:val=""/>
-      <w:lvlJc w:val="left"/>
-      <w:pPr>
-        <w:ind w:left="2880" w:hanging="360"/>
-      </w:pPr>
-      <w:rPr>
-        <w:rFonts w:ascii="Symbol" w:hAnsi="Symbol" w:hint="default"/>
-      </w:rPr>
-    </w:lvl>
-    <w:lvl w:ilvl="4" w:tplc="08090003" w:tentative="1">
-      <w:start w:val="1"/>
-      <w:numFmt w:val="bullet"/>
-      <w:lvlText w:val="o"/>
-      <w:lvlJc w:val="left"/>
-      <w:pPr>
-        <w:ind w:left="3600" w:hanging="360"/>
-      </w:pPr>
-      <w:rPr>
-        <w:rFonts w:ascii="Courier New" w:hAnsi="Courier New" w:cs="Courier New" w:hint="default"/>
-      </w:rPr>
-    </w:lvl>
-    <w:lvl w:ilvl="5" w:tplc="08090005" w:tentative="1">
-      <w:start w:val="1"/>
-      <w:numFmt w:val="bullet"/>
-      <w:lvlText w:val=""/>
-      <w:lvlJc w:val="left"/>
-      <w:pPr>
-        <w:ind w:left="4320" w:hanging="360"/>
-      </w:pPr>
-      <w:rPr>
-        <w:rFonts w:ascii="Wingdings" w:hAnsi="Wingdings" w:hint="default"/>
-      </w:rPr>
-    </w:lvl>
-    <w:lvl w:ilvl="6" w:tplc="08090001" w:tentative="1">
-      <w:start w:val="1"/>
-      <w:numFmt w:val="bullet"/>
-      <w:lvlText w:val=""/>
-      <w:lvlJc w:val="left"/>
-      <w:pPr>
-        <w:ind w:left="5040" w:hanging="360"/>
-      </w:pPr>
-      <w:rPr>
-        <w:rFonts w:ascii="Symbol" w:hAnsi="Symbol" w:hint="default"/>
-      </w:rPr>
-    </w:lvl>
-    <w:lvl w:ilvl="7" w:tplc="08090003" w:tentative="1">
-      <w:start w:val="1"/>
-      <w:numFmt w:val="bullet"/>
-      <w:lvlText w:val="o"/>
-      <w:lvlJc w:val="left"/>
-      <w:pPr>
-        <w:ind w:left="5760" w:hanging="360"/>
-      </w:pPr>
-      <w:rPr>
-        <w:rFonts w:ascii="Courier New" w:hAnsi="Courier New" w:cs="Courier New" w:hint="default"/>
-      </w:rPr>
-    </w:lvl>
-    <w:lvl w:ilvl="8" w:tplc="08090005" w:tentative="1">
-      <w:start w:val="1"/>
-      <w:numFmt w:val="bullet"/>
-      <w:lvlText w:val=""/>
-      <w:lvlJc w:val="left"/>
-      <w:pPr>
-        <w:ind w:left="6480" w:hanging="360"/>
-      </w:pPr>
-      <w:rPr>
-        <w:rFonts w:ascii="Wingdings" w:hAnsi="Wingdings" w:hint="default"/>
-      </w:rPr>
-    </w:lvl>
-  </w:abstractNum>
-  <w:abstractNum w:abstractNumId="20" w15:restartNumberingAfterBreak="0">
-    <w:nsid w:val="248D7B84"/>
-    <w:multiLevelType w:val="hybridMultilevel"/>
-    <w:tmpl w:val="BA92F29A"/>
-    <w:lvl w:ilvl="0" w:tplc="08090001">
-      <w:start w:val="1"/>
-      <w:numFmt w:val="bullet"/>
-      <w:lvlText w:val=""/>
-      <w:lvlJc w:val="left"/>
-      <w:pPr>
-        <w:ind w:left="720" w:hanging="360"/>
-      </w:pPr>
-      <w:rPr>
-        <w:rFonts w:ascii="Symbol" w:hAnsi="Symbol" w:hint="default"/>
-      </w:rPr>
-    </w:lvl>
-    <w:lvl w:ilvl="1" w:tplc="08090003" w:tentative="1">
-      <w:start w:val="1"/>
-      <w:numFmt w:val="bullet"/>
-      <w:lvlText w:val="o"/>
-      <w:lvlJc w:val="left"/>
-      <w:pPr>
-        <w:ind w:left="1440" w:hanging="360"/>
-      </w:pPr>
-      <w:rPr>
-        <w:rFonts w:ascii="Courier New" w:hAnsi="Courier New" w:cs="Courier New" w:hint="default"/>
-      </w:rPr>
-    </w:lvl>
-    <w:lvl w:ilvl="2" w:tplc="08090005" w:tentative="1">
-      <w:start w:val="1"/>
-      <w:numFmt w:val="bullet"/>
-      <w:lvlText w:val=""/>
-      <w:lvlJc w:val="left"/>
-      <w:pPr>
-        <w:ind w:left="2160" w:hanging="360"/>
-      </w:pPr>
-      <w:rPr>
-        <w:rFonts w:ascii="Wingdings" w:hAnsi="Wingdings" w:hint="default"/>
-      </w:rPr>
-    </w:lvl>
-    <w:lvl w:ilvl="3" w:tplc="08090001" w:tentative="1">
-      <w:start w:val="1"/>
-      <w:numFmt w:val="bullet"/>
-      <w:lvlText w:val=""/>
-      <w:lvlJc w:val="left"/>
-      <w:pPr>
-        <w:ind w:left="2880" w:hanging="360"/>
-      </w:pPr>
-      <w:rPr>
-        <w:rFonts w:ascii="Symbol" w:hAnsi="Symbol" w:hint="default"/>
-      </w:rPr>
-    </w:lvl>
-    <w:lvl w:ilvl="4" w:tplc="08090003" w:tentative="1">
-      <w:start w:val="1"/>
-      <w:numFmt w:val="bullet"/>
-      <w:lvlText w:val="o"/>
-      <w:lvlJc w:val="left"/>
-      <w:pPr>
-        <w:ind w:left="3600" w:hanging="360"/>
-      </w:pPr>
-      <w:rPr>
-        <w:rFonts w:ascii="Courier New" w:hAnsi="Courier New" w:cs="Courier New" w:hint="default"/>
-      </w:rPr>
-    </w:lvl>
-    <w:lvl w:ilvl="5" w:tplc="08090005" w:tentative="1">
-      <w:start w:val="1"/>
-      <w:numFmt w:val="bullet"/>
-      <w:lvlText w:val=""/>
-      <w:lvlJc w:val="left"/>
-      <w:pPr>
-        <w:ind w:left="4320" w:hanging="360"/>
-      </w:pPr>
-      <w:rPr>
-        <w:rFonts w:ascii="Wingdings" w:hAnsi="Wingdings" w:hint="default"/>
-      </w:rPr>
-    </w:lvl>
-    <w:lvl w:ilvl="6" w:tplc="08090001" w:tentative="1">
-      <w:start w:val="1"/>
-      <w:numFmt w:val="bullet"/>
-      <w:lvlText w:val=""/>
-      <w:lvlJc w:val="left"/>
-      <w:pPr>
-        <w:ind w:left="5040" w:hanging="360"/>
-      </w:pPr>
-      <w:rPr>
-        <w:rFonts w:ascii="Symbol" w:hAnsi="Symbol" w:hint="default"/>
-      </w:rPr>
-    </w:lvl>
-    <w:lvl w:ilvl="7" w:tplc="08090003" w:tentative="1">
-      <w:start w:val="1"/>
-      <w:numFmt w:val="bullet"/>
-      <w:lvlText w:val="o"/>
-      <w:lvlJc w:val="left"/>
-      <w:pPr>
-        <w:ind w:left="5760" w:hanging="360"/>
-      </w:pPr>
-      <w:rPr>
-        <w:rFonts w:ascii="Courier New" w:hAnsi="Courier New" w:cs="Courier New" w:hint="default"/>
-      </w:rPr>
-    </w:lvl>
-    <w:lvl w:ilvl="8" w:tplc="08090005" w:tentative="1">
-      <w:start w:val="1"/>
-      <w:numFmt w:val="bullet"/>
-      <w:lvlText w:val=""/>
-      <w:lvlJc w:val="left"/>
-      <w:pPr>
-        <w:ind w:left="6480" w:hanging="360"/>
-      </w:pPr>
-      <w:rPr>
-        <w:rFonts w:ascii="Wingdings" w:hAnsi="Wingdings" w:hint="default"/>
-      </w:rPr>
-    </w:lvl>
-  </w:abstractNum>
-  <w:abstractNum w:abstractNumId="21" w15:restartNumberingAfterBreak="0">
+  <w:abstractNum w:abstractNumId="9" w15:restartNumberingAfterBreak="0">
     <w:nsid w:val="29560A7F"/>
     <w:multiLevelType w:val="hybridMultilevel"/>
     <w:tmpl w:val="7DC20EEC"/>
@@ -8012,123 +6156,10 @@
       </w:rPr>
     </w:lvl>
   </w:abstractNum>
-  <w:abstractNum w:abstractNumId="22" w15:restartNumberingAfterBreak="0">
-    <w:nsid w:val="2DA70D02"/>
-    <w:multiLevelType w:val="hybridMultilevel"/>
-    <w:tmpl w:val="4F4A3536"/>
-    <w:lvl w:ilvl="0" w:tplc="08090001">
-      <w:start w:val="1"/>
-      <w:numFmt w:val="bullet"/>
-      <w:lvlText w:val=""/>
-      <w:lvlJc w:val="left"/>
-      <w:pPr>
-        <w:ind w:left="720" w:hanging="360"/>
-      </w:pPr>
-      <w:rPr>
-        <w:rFonts w:ascii="Symbol" w:hAnsi="Symbol" w:hint="default"/>
-      </w:rPr>
-    </w:lvl>
-    <w:lvl w:ilvl="1" w:tplc="08090003" w:tentative="1">
-      <w:start w:val="1"/>
-      <w:numFmt w:val="bullet"/>
-      <w:lvlText w:val="o"/>
-      <w:lvlJc w:val="left"/>
-      <w:pPr>
-        <w:ind w:left="1440" w:hanging="360"/>
-      </w:pPr>
-      <w:rPr>
-        <w:rFonts w:ascii="Courier New" w:hAnsi="Courier New" w:cs="Courier New" w:hint="default"/>
-      </w:rPr>
-    </w:lvl>
-    <w:lvl w:ilvl="2" w:tplc="08090005" w:tentative="1">
-      <w:start w:val="1"/>
-      <w:numFmt w:val="bullet"/>
-      <w:lvlText w:val=""/>
-      <w:lvlJc w:val="left"/>
-      <w:pPr>
-        <w:ind w:left="2160" w:hanging="360"/>
-      </w:pPr>
-      <w:rPr>
-        <w:rFonts w:ascii="Wingdings" w:hAnsi="Wingdings" w:hint="default"/>
-      </w:rPr>
-    </w:lvl>
-    <w:lvl w:ilvl="3" w:tplc="08090001" w:tentative="1">
-      <w:start w:val="1"/>
-      <w:numFmt w:val="bullet"/>
-      <w:lvlText w:val=""/>
-      <w:lvlJc w:val="left"/>
-      <w:pPr>
-        <w:ind w:left="2880" w:hanging="360"/>
-      </w:pPr>
-      <w:rPr>
-        <w:rFonts w:ascii="Symbol" w:hAnsi="Symbol" w:hint="default"/>
-      </w:rPr>
-    </w:lvl>
-    <w:lvl w:ilvl="4" w:tplc="08090003" w:tentative="1">
-      <w:start w:val="1"/>
-      <w:numFmt w:val="bullet"/>
-      <w:lvlText w:val="o"/>
-      <w:lvlJc w:val="left"/>
-      <w:pPr>
-        <w:ind w:left="3600" w:hanging="360"/>
-      </w:pPr>
-      <w:rPr>
-        <w:rFonts w:ascii="Courier New" w:hAnsi="Courier New" w:cs="Courier New" w:hint="default"/>
-      </w:rPr>
-    </w:lvl>
-    <w:lvl w:ilvl="5" w:tplc="08090005" w:tentative="1">
-      <w:start w:val="1"/>
-      <w:numFmt w:val="bullet"/>
-      <w:lvlText w:val=""/>
-      <w:lvlJc w:val="left"/>
-      <w:pPr>
-        <w:ind w:left="4320" w:hanging="360"/>
-      </w:pPr>
-      <w:rPr>
-        <w:rFonts w:ascii="Wingdings" w:hAnsi="Wingdings" w:hint="default"/>
-      </w:rPr>
-    </w:lvl>
-    <w:lvl w:ilvl="6" w:tplc="08090001" w:tentative="1">
-      <w:start w:val="1"/>
-      <w:numFmt w:val="bullet"/>
-      <w:lvlText w:val=""/>
-      <w:lvlJc w:val="left"/>
-      <w:pPr>
-        <w:ind w:left="5040" w:hanging="360"/>
-      </w:pPr>
-      <w:rPr>
-        <w:rFonts w:ascii="Symbol" w:hAnsi="Symbol" w:hint="default"/>
-      </w:rPr>
-    </w:lvl>
-    <w:lvl w:ilvl="7" w:tplc="08090003" w:tentative="1">
-      <w:start w:val="1"/>
-      <w:numFmt w:val="bullet"/>
-      <w:lvlText w:val="o"/>
-      <w:lvlJc w:val="left"/>
-      <w:pPr>
-        <w:ind w:left="5760" w:hanging="360"/>
-      </w:pPr>
-      <w:rPr>
-        <w:rFonts w:ascii="Courier New" w:hAnsi="Courier New" w:cs="Courier New" w:hint="default"/>
-      </w:rPr>
-    </w:lvl>
-    <w:lvl w:ilvl="8" w:tplc="08090005" w:tentative="1">
-      <w:start w:val="1"/>
-      <w:numFmt w:val="bullet"/>
-      <w:lvlText w:val=""/>
-      <w:lvlJc w:val="left"/>
-      <w:pPr>
-        <w:ind w:left="6480" w:hanging="360"/>
-      </w:pPr>
-      <w:rPr>
-        <w:rFonts w:ascii="Wingdings" w:hAnsi="Wingdings" w:hint="default"/>
-      </w:rPr>
-    </w:lvl>
-  </w:abstractNum>
-  <w:abstractNum w:abstractNumId="23" w15:restartNumberingAfterBreak="0">
+  <w:abstractNum w:abstractNumId="10" w15:restartNumberingAfterBreak="0">
     <w:nsid w:val="2DB41EE4"/>
     <w:multiLevelType w:val="hybridMultilevel"/>
-    <w:tmpl w:val="6BF04872"/>
+    <w:tmpl w:val="5058BE36"/>
     <w:lvl w:ilvl="0" w:tplc="08090001">
       <w:start w:val="1"/>
       <w:numFmt w:val="bullet"/>
@@ -8238,346 +6269,7 @@
       </w:rPr>
     </w:lvl>
   </w:abstractNum>
-  <w:abstractNum w:abstractNumId="24" w15:restartNumberingAfterBreak="0">
-    <w:nsid w:val="2E7442AB"/>
-    <w:multiLevelType w:val="hybridMultilevel"/>
-    <w:tmpl w:val="92DA294A"/>
-    <w:lvl w:ilvl="0" w:tplc="08090001">
-      <w:start w:val="1"/>
-      <w:numFmt w:val="bullet"/>
-      <w:lvlText w:val=""/>
-      <w:lvlJc w:val="left"/>
-      <w:pPr>
-        <w:ind w:left="720" w:hanging="360"/>
-      </w:pPr>
-      <w:rPr>
-        <w:rFonts w:ascii="Symbol" w:hAnsi="Symbol" w:hint="default"/>
-      </w:rPr>
-    </w:lvl>
-    <w:lvl w:ilvl="1" w:tplc="08090003" w:tentative="1">
-      <w:start w:val="1"/>
-      <w:numFmt w:val="bullet"/>
-      <w:lvlText w:val="o"/>
-      <w:lvlJc w:val="left"/>
-      <w:pPr>
-        <w:ind w:left="1440" w:hanging="360"/>
-      </w:pPr>
-      <w:rPr>
-        <w:rFonts w:ascii="Courier New" w:hAnsi="Courier New" w:cs="Courier New" w:hint="default"/>
-      </w:rPr>
-    </w:lvl>
-    <w:lvl w:ilvl="2" w:tplc="08090005" w:tentative="1">
-      <w:start w:val="1"/>
-      <w:numFmt w:val="bullet"/>
-      <w:lvlText w:val=""/>
-      <w:lvlJc w:val="left"/>
-      <w:pPr>
-        <w:ind w:left="2160" w:hanging="360"/>
-      </w:pPr>
-      <w:rPr>
-        <w:rFonts w:ascii="Wingdings" w:hAnsi="Wingdings" w:hint="default"/>
-      </w:rPr>
-    </w:lvl>
-    <w:lvl w:ilvl="3" w:tplc="08090001" w:tentative="1">
-      <w:start w:val="1"/>
-      <w:numFmt w:val="bullet"/>
-      <w:lvlText w:val=""/>
-      <w:lvlJc w:val="left"/>
-      <w:pPr>
-        <w:ind w:left="2880" w:hanging="360"/>
-      </w:pPr>
-      <w:rPr>
-        <w:rFonts w:ascii="Symbol" w:hAnsi="Symbol" w:hint="default"/>
-      </w:rPr>
-    </w:lvl>
-    <w:lvl w:ilvl="4" w:tplc="08090003" w:tentative="1">
-      <w:start w:val="1"/>
-      <w:numFmt w:val="bullet"/>
-      <w:lvlText w:val="o"/>
-      <w:lvlJc w:val="left"/>
-      <w:pPr>
-        <w:ind w:left="3600" w:hanging="360"/>
-      </w:pPr>
-      <w:rPr>
-        <w:rFonts w:ascii="Courier New" w:hAnsi="Courier New" w:cs="Courier New" w:hint="default"/>
-      </w:rPr>
-    </w:lvl>
-    <w:lvl w:ilvl="5" w:tplc="08090005" w:tentative="1">
-      <w:start w:val="1"/>
-      <w:numFmt w:val="bullet"/>
-      <w:lvlText w:val=""/>
-      <w:lvlJc w:val="left"/>
-      <w:pPr>
-        <w:ind w:left="4320" w:hanging="360"/>
-      </w:pPr>
-      <w:rPr>
-        <w:rFonts w:ascii="Wingdings" w:hAnsi="Wingdings" w:hint="default"/>
-      </w:rPr>
-    </w:lvl>
-    <w:lvl w:ilvl="6" w:tplc="08090001" w:tentative="1">
-      <w:start w:val="1"/>
-      <w:numFmt w:val="bullet"/>
-      <w:lvlText w:val=""/>
-      <w:lvlJc w:val="left"/>
-      <w:pPr>
-        <w:ind w:left="5040" w:hanging="360"/>
-      </w:pPr>
-      <w:rPr>
-        <w:rFonts w:ascii="Symbol" w:hAnsi="Symbol" w:hint="default"/>
-      </w:rPr>
-    </w:lvl>
-    <w:lvl w:ilvl="7" w:tplc="08090003" w:tentative="1">
-      <w:start w:val="1"/>
-      <w:numFmt w:val="bullet"/>
-      <w:lvlText w:val="o"/>
-      <w:lvlJc w:val="left"/>
-      <w:pPr>
-        <w:ind w:left="5760" w:hanging="360"/>
-      </w:pPr>
-      <w:rPr>
-        <w:rFonts w:ascii="Courier New" w:hAnsi="Courier New" w:cs="Courier New" w:hint="default"/>
-      </w:rPr>
-    </w:lvl>
-    <w:lvl w:ilvl="8" w:tplc="08090005" w:tentative="1">
-      <w:start w:val="1"/>
-      <w:numFmt w:val="bullet"/>
-      <w:lvlText w:val=""/>
-      <w:lvlJc w:val="left"/>
-      <w:pPr>
-        <w:ind w:left="6480" w:hanging="360"/>
-      </w:pPr>
-      <w:rPr>
-        <w:rFonts w:ascii="Wingdings" w:hAnsi="Wingdings" w:hint="default"/>
-      </w:rPr>
-    </w:lvl>
-  </w:abstractNum>
-  <w:abstractNum w:abstractNumId="25" w15:restartNumberingAfterBreak="0">
-    <w:nsid w:val="31DE448A"/>
-    <w:multiLevelType w:val="hybridMultilevel"/>
-    <w:tmpl w:val="51EAF8B0"/>
-    <w:lvl w:ilvl="0" w:tplc="08090001">
-      <w:start w:val="1"/>
-      <w:numFmt w:val="bullet"/>
-      <w:lvlText w:val=""/>
-      <w:lvlJc w:val="left"/>
-      <w:pPr>
-        <w:ind w:left="720" w:hanging="360"/>
-      </w:pPr>
-      <w:rPr>
-        <w:rFonts w:ascii="Symbol" w:hAnsi="Symbol" w:hint="default"/>
-      </w:rPr>
-    </w:lvl>
-    <w:lvl w:ilvl="1" w:tplc="08090003">
-      <w:start w:val="1"/>
-      <w:numFmt w:val="bullet"/>
-      <w:lvlText w:val="o"/>
-      <w:lvlJc w:val="left"/>
-      <w:pPr>
-        <w:ind w:left="1440" w:hanging="360"/>
-      </w:pPr>
-      <w:rPr>
-        <w:rFonts w:ascii="Courier New" w:hAnsi="Courier New" w:cs="Courier New" w:hint="default"/>
-      </w:rPr>
-    </w:lvl>
-    <w:lvl w:ilvl="2" w:tplc="08090005" w:tentative="1">
-      <w:start w:val="1"/>
-      <w:numFmt w:val="bullet"/>
-      <w:lvlText w:val=""/>
-      <w:lvlJc w:val="left"/>
-      <w:pPr>
-        <w:ind w:left="2160" w:hanging="360"/>
-      </w:pPr>
-      <w:rPr>
-        <w:rFonts w:ascii="Wingdings" w:hAnsi="Wingdings" w:hint="default"/>
-      </w:rPr>
-    </w:lvl>
-    <w:lvl w:ilvl="3" w:tplc="08090001" w:tentative="1">
-      <w:start w:val="1"/>
-      <w:numFmt w:val="bullet"/>
-      <w:lvlText w:val=""/>
-      <w:lvlJc w:val="left"/>
-      <w:pPr>
-        <w:ind w:left="2880" w:hanging="360"/>
-      </w:pPr>
-      <w:rPr>
-        <w:rFonts w:ascii="Symbol" w:hAnsi="Symbol" w:hint="default"/>
-      </w:rPr>
-    </w:lvl>
-    <w:lvl w:ilvl="4" w:tplc="08090003" w:tentative="1">
-      <w:start w:val="1"/>
-      <w:numFmt w:val="bullet"/>
-      <w:lvlText w:val="o"/>
-      <w:lvlJc w:val="left"/>
-      <w:pPr>
-        <w:ind w:left="3600" w:hanging="360"/>
-      </w:pPr>
-      <w:rPr>
-        <w:rFonts w:ascii="Courier New" w:hAnsi="Courier New" w:cs="Courier New" w:hint="default"/>
-      </w:rPr>
-    </w:lvl>
-    <w:lvl w:ilvl="5" w:tplc="08090005" w:tentative="1">
-      <w:start w:val="1"/>
-      <w:numFmt w:val="bullet"/>
-      <w:lvlText w:val=""/>
-      <w:lvlJc w:val="left"/>
-      <w:pPr>
-        <w:ind w:left="4320" w:hanging="360"/>
-      </w:pPr>
-      <w:rPr>
-        <w:rFonts w:ascii="Wingdings" w:hAnsi="Wingdings" w:hint="default"/>
-      </w:rPr>
-    </w:lvl>
-    <w:lvl w:ilvl="6" w:tplc="08090001" w:tentative="1">
-      <w:start w:val="1"/>
-      <w:numFmt w:val="bullet"/>
-      <w:lvlText w:val=""/>
-      <w:lvlJc w:val="left"/>
-      <w:pPr>
-        <w:ind w:left="5040" w:hanging="360"/>
-      </w:pPr>
-      <w:rPr>
-        <w:rFonts w:ascii="Symbol" w:hAnsi="Symbol" w:hint="default"/>
-      </w:rPr>
-    </w:lvl>
-    <w:lvl w:ilvl="7" w:tplc="08090003" w:tentative="1">
-      <w:start w:val="1"/>
-      <w:numFmt w:val="bullet"/>
-      <w:lvlText w:val="o"/>
-      <w:lvlJc w:val="left"/>
-      <w:pPr>
-        <w:ind w:left="5760" w:hanging="360"/>
-      </w:pPr>
-      <w:rPr>
-        <w:rFonts w:ascii="Courier New" w:hAnsi="Courier New" w:cs="Courier New" w:hint="default"/>
-      </w:rPr>
-    </w:lvl>
-    <w:lvl w:ilvl="8" w:tplc="08090005" w:tentative="1">
-      <w:start w:val="1"/>
-      <w:numFmt w:val="bullet"/>
-      <w:lvlText w:val=""/>
-      <w:lvlJc w:val="left"/>
-      <w:pPr>
-        <w:ind w:left="6480" w:hanging="360"/>
-      </w:pPr>
-      <w:rPr>
-        <w:rFonts w:ascii="Wingdings" w:hAnsi="Wingdings" w:hint="default"/>
-      </w:rPr>
-    </w:lvl>
-  </w:abstractNum>
-  <w:abstractNum w:abstractNumId="26" w15:restartNumberingAfterBreak="0">
-    <w:nsid w:val="33F62B0F"/>
-    <w:multiLevelType w:val="hybridMultilevel"/>
-    <w:tmpl w:val="48A8D72C"/>
-    <w:lvl w:ilvl="0" w:tplc="08090001">
-      <w:start w:val="1"/>
-      <w:numFmt w:val="bullet"/>
-      <w:lvlText w:val=""/>
-      <w:lvlJc w:val="left"/>
-      <w:pPr>
-        <w:ind w:left="720" w:hanging="360"/>
-      </w:pPr>
-      <w:rPr>
-        <w:rFonts w:ascii="Symbol" w:hAnsi="Symbol" w:hint="default"/>
-      </w:rPr>
-    </w:lvl>
-    <w:lvl w:ilvl="1" w:tplc="08090003" w:tentative="1">
-      <w:start w:val="1"/>
-      <w:numFmt w:val="bullet"/>
-      <w:lvlText w:val="o"/>
-      <w:lvlJc w:val="left"/>
-      <w:pPr>
-        <w:ind w:left="1440" w:hanging="360"/>
-      </w:pPr>
-      <w:rPr>
-        <w:rFonts w:ascii="Courier New" w:hAnsi="Courier New" w:cs="Courier New" w:hint="default"/>
-      </w:rPr>
-    </w:lvl>
-    <w:lvl w:ilvl="2" w:tplc="08090005" w:tentative="1">
-      <w:start w:val="1"/>
-      <w:numFmt w:val="bullet"/>
-      <w:lvlText w:val=""/>
-      <w:lvlJc w:val="left"/>
-      <w:pPr>
-        <w:ind w:left="2160" w:hanging="360"/>
-      </w:pPr>
-      <w:rPr>
-        <w:rFonts w:ascii="Wingdings" w:hAnsi="Wingdings" w:hint="default"/>
-      </w:rPr>
-    </w:lvl>
-    <w:lvl w:ilvl="3" w:tplc="08090001" w:tentative="1">
-      <w:start w:val="1"/>
-      <w:numFmt w:val="bullet"/>
-      <w:lvlText w:val=""/>
-      <w:lvlJc w:val="left"/>
-      <w:pPr>
-        <w:ind w:left="2880" w:hanging="360"/>
-      </w:pPr>
-      <w:rPr>
-        <w:rFonts w:ascii="Symbol" w:hAnsi="Symbol" w:hint="default"/>
-      </w:rPr>
-    </w:lvl>
-    <w:lvl w:ilvl="4" w:tplc="08090003" w:tentative="1">
-      <w:start w:val="1"/>
-      <w:numFmt w:val="bullet"/>
-      <w:lvlText w:val="o"/>
-      <w:lvlJc w:val="left"/>
-      <w:pPr>
-        <w:ind w:left="3600" w:hanging="360"/>
-      </w:pPr>
-      <w:rPr>
-        <w:rFonts w:ascii="Courier New" w:hAnsi="Courier New" w:cs="Courier New" w:hint="default"/>
-      </w:rPr>
-    </w:lvl>
-    <w:lvl w:ilvl="5" w:tplc="08090005" w:tentative="1">
-      <w:start w:val="1"/>
-      <w:numFmt w:val="bullet"/>
-      <w:lvlText w:val=""/>
-      <w:lvlJc w:val="left"/>
-      <w:pPr>
-        <w:ind w:left="4320" w:hanging="360"/>
-      </w:pPr>
-      <w:rPr>
-        <w:rFonts w:ascii="Wingdings" w:hAnsi="Wingdings" w:hint="default"/>
-      </w:rPr>
-    </w:lvl>
-    <w:lvl w:ilvl="6" w:tplc="08090001" w:tentative="1">
-      <w:start w:val="1"/>
-      <w:numFmt w:val="bullet"/>
-      <w:lvlText w:val=""/>
-      <w:lvlJc w:val="left"/>
-      <w:pPr>
-        <w:ind w:left="5040" w:hanging="360"/>
-      </w:pPr>
-      <w:rPr>
-        <w:rFonts w:ascii="Symbol" w:hAnsi="Symbol" w:hint="default"/>
-      </w:rPr>
-    </w:lvl>
-    <w:lvl w:ilvl="7" w:tplc="08090003" w:tentative="1">
-      <w:start w:val="1"/>
-      <w:numFmt w:val="bullet"/>
-      <w:lvlText w:val="o"/>
-      <w:lvlJc w:val="left"/>
-      <w:pPr>
-        <w:ind w:left="5760" w:hanging="360"/>
-      </w:pPr>
-      <w:rPr>
-        <w:rFonts w:ascii="Courier New" w:hAnsi="Courier New" w:cs="Courier New" w:hint="default"/>
-      </w:rPr>
-    </w:lvl>
-    <w:lvl w:ilvl="8" w:tplc="08090005" w:tentative="1">
-      <w:start w:val="1"/>
-      <w:numFmt w:val="bullet"/>
-      <w:lvlText w:val=""/>
-      <w:lvlJc w:val="left"/>
-      <w:pPr>
-        <w:ind w:left="6480" w:hanging="360"/>
-      </w:pPr>
-      <w:rPr>
-        <w:rFonts w:ascii="Wingdings" w:hAnsi="Wingdings" w:hint="default"/>
-      </w:rPr>
-    </w:lvl>
-  </w:abstractNum>
-  <w:abstractNum w:abstractNumId="27" w15:restartNumberingAfterBreak="0">
+  <w:abstractNum w:abstractNumId="11" w15:restartNumberingAfterBreak="0">
     <w:nsid w:val="351234C1"/>
     <w:multiLevelType w:val="hybridMultilevel"/>
     <w:tmpl w:val="0D20E372"/>
@@ -8690,233 +6382,7 @@
       </w:rPr>
     </w:lvl>
   </w:abstractNum>
-  <w:abstractNum w:abstractNumId="28" w15:restartNumberingAfterBreak="0">
-    <w:nsid w:val="36296FB4"/>
-    <w:multiLevelType w:val="hybridMultilevel"/>
-    <w:tmpl w:val="507650E2"/>
-    <w:lvl w:ilvl="0" w:tplc="08090001">
-      <w:start w:val="1"/>
-      <w:numFmt w:val="bullet"/>
-      <w:lvlText w:val=""/>
-      <w:lvlJc w:val="left"/>
-      <w:pPr>
-        <w:ind w:left="720" w:hanging="360"/>
-      </w:pPr>
-      <w:rPr>
-        <w:rFonts w:ascii="Symbol" w:hAnsi="Symbol" w:hint="default"/>
-      </w:rPr>
-    </w:lvl>
-    <w:lvl w:ilvl="1" w:tplc="08090003" w:tentative="1">
-      <w:start w:val="1"/>
-      <w:numFmt w:val="bullet"/>
-      <w:lvlText w:val="o"/>
-      <w:lvlJc w:val="left"/>
-      <w:pPr>
-        <w:ind w:left="1440" w:hanging="360"/>
-      </w:pPr>
-      <w:rPr>
-        <w:rFonts w:ascii="Courier New" w:hAnsi="Courier New" w:cs="Courier New" w:hint="default"/>
-      </w:rPr>
-    </w:lvl>
-    <w:lvl w:ilvl="2" w:tplc="08090005" w:tentative="1">
-      <w:start w:val="1"/>
-      <w:numFmt w:val="bullet"/>
-      <w:lvlText w:val=""/>
-      <w:lvlJc w:val="left"/>
-      <w:pPr>
-        <w:ind w:left="2160" w:hanging="360"/>
-      </w:pPr>
-      <w:rPr>
-        <w:rFonts w:ascii="Wingdings" w:hAnsi="Wingdings" w:hint="default"/>
-      </w:rPr>
-    </w:lvl>
-    <w:lvl w:ilvl="3" w:tplc="08090001" w:tentative="1">
-      <w:start w:val="1"/>
-      <w:numFmt w:val="bullet"/>
-      <w:lvlText w:val=""/>
-      <w:lvlJc w:val="left"/>
-      <w:pPr>
-        <w:ind w:left="2880" w:hanging="360"/>
-      </w:pPr>
-      <w:rPr>
-        <w:rFonts w:ascii="Symbol" w:hAnsi="Symbol" w:hint="default"/>
-      </w:rPr>
-    </w:lvl>
-    <w:lvl w:ilvl="4" w:tplc="08090003" w:tentative="1">
-      <w:start w:val="1"/>
-      <w:numFmt w:val="bullet"/>
-      <w:lvlText w:val="o"/>
-      <w:lvlJc w:val="left"/>
-      <w:pPr>
-        <w:ind w:left="3600" w:hanging="360"/>
-      </w:pPr>
-      <w:rPr>
-        <w:rFonts w:ascii="Courier New" w:hAnsi="Courier New" w:cs="Courier New" w:hint="default"/>
-      </w:rPr>
-    </w:lvl>
-    <w:lvl w:ilvl="5" w:tplc="08090005" w:tentative="1">
-      <w:start w:val="1"/>
-      <w:numFmt w:val="bullet"/>
-      <w:lvlText w:val=""/>
-      <w:lvlJc w:val="left"/>
-      <w:pPr>
-        <w:ind w:left="4320" w:hanging="360"/>
-      </w:pPr>
-      <w:rPr>
-        <w:rFonts w:ascii="Wingdings" w:hAnsi="Wingdings" w:hint="default"/>
-      </w:rPr>
-    </w:lvl>
-    <w:lvl w:ilvl="6" w:tplc="08090001" w:tentative="1">
-      <w:start w:val="1"/>
-      <w:numFmt w:val="bullet"/>
-      <w:lvlText w:val=""/>
-      <w:lvlJc w:val="left"/>
-      <w:pPr>
-        <w:ind w:left="5040" w:hanging="360"/>
-      </w:pPr>
-      <w:rPr>
-        <w:rFonts w:ascii="Symbol" w:hAnsi="Symbol" w:hint="default"/>
-      </w:rPr>
-    </w:lvl>
-    <w:lvl w:ilvl="7" w:tplc="08090003" w:tentative="1">
-      <w:start w:val="1"/>
-      <w:numFmt w:val="bullet"/>
-      <w:lvlText w:val="o"/>
-      <w:lvlJc w:val="left"/>
-      <w:pPr>
-        <w:ind w:left="5760" w:hanging="360"/>
-      </w:pPr>
-      <w:rPr>
-        <w:rFonts w:ascii="Courier New" w:hAnsi="Courier New" w:cs="Courier New" w:hint="default"/>
-      </w:rPr>
-    </w:lvl>
-    <w:lvl w:ilvl="8" w:tplc="08090005" w:tentative="1">
-      <w:start w:val="1"/>
-      <w:numFmt w:val="bullet"/>
-      <w:lvlText w:val=""/>
-      <w:lvlJc w:val="left"/>
-      <w:pPr>
-        <w:ind w:left="6480" w:hanging="360"/>
-      </w:pPr>
-      <w:rPr>
-        <w:rFonts w:ascii="Wingdings" w:hAnsi="Wingdings" w:hint="default"/>
-      </w:rPr>
-    </w:lvl>
-  </w:abstractNum>
-  <w:abstractNum w:abstractNumId="29" w15:restartNumberingAfterBreak="0">
-    <w:nsid w:val="367270BB"/>
-    <w:multiLevelType w:val="hybridMultilevel"/>
-    <w:tmpl w:val="F446B400"/>
-    <w:lvl w:ilvl="0" w:tplc="08090001">
-      <w:start w:val="1"/>
-      <w:numFmt w:val="bullet"/>
-      <w:lvlText w:val=""/>
-      <w:lvlJc w:val="left"/>
-      <w:pPr>
-        <w:ind w:left="720" w:hanging="360"/>
-      </w:pPr>
-      <w:rPr>
-        <w:rFonts w:ascii="Symbol" w:hAnsi="Symbol" w:hint="default"/>
-      </w:rPr>
-    </w:lvl>
-    <w:lvl w:ilvl="1" w:tplc="08090003" w:tentative="1">
-      <w:start w:val="1"/>
-      <w:numFmt w:val="bullet"/>
-      <w:lvlText w:val="o"/>
-      <w:lvlJc w:val="left"/>
-      <w:pPr>
-        <w:ind w:left="1440" w:hanging="360"/>
-      </w:pPr>
-      <w:rPr>
-        <w:rFonts w:ascii="Courier New" w:hAnsi="Courier New" w:cs="Courier New" w:hint="default"/>
-      </w:rPr>
-    </w:lvl>
-    <w:lvl w:ilvl="2" w:tplc="08090005" w:tentative="1">
-      <w:start w:val="1"/>
-      <w:numFmt w:val="bullet"/>
-      <w:lvlText w:val=""/>
-      <w:lvlJc w:val="left"/>
-      <w:pPr>
-        <w:ind w:left="2160" w:hanging="360"/>
-      </w:pPr>
-      <w:rPr>
-        <w:rFonts w:ascii="Wingdings" w:hAnsi="Wingdings" w:hint="default"/>
-      </w:rPr>
-    </w:lvl>
-    <w:lvl w:ilvl="3" w:tplc="08090001" w:tentative="1">
-      <w:start w:val="1"/>
-      <w:numFmt w:val="bullet"/>
-      <w:lvlText w:val=""/>
-      <w:lvlJc w:val="left"/>
-      <w:pPr>
-        <w:ind w:left="2880" w:hanging="360"/>
-      </w:pPr>
-      <w:rPr>
-        <w:rFonts w:ascii="Symbol" w:hAnsi="Symbol" w:hint="default"/>
-      </w:rPr>
-    </w:lvl>
-    <w:lvl w:ilvl="4" w:tplc="08090003" w:tentative="1">
-      <w:start w:val="1"/>
-      <w:numFmt w:val="bullet"/>
-      <w:lvlText w:val="o"/>
-      <w:lvlJc w:val="left"/>
-      <w:pPr>
-        <w:ind w:left="3600" w:hanging="360"/>
-      </w:pPr>
-      <w:rPr>
-        <w:rFonts w:ascii="Courier New" w:hAnsi="Courier New" w:cs="Courier New" w:hint="default"/>
-      </w:rPr>
-    </w:lvl>
-    <w:lvl w:ilvl="5" w:tplc="08090005" w:tentative="1">
-      <w:start w:val="1"/>
-      <w:numFmt w:val="bullet"/>
-      <w:lvlText w:val=""/>
-      <w:lvlJc w:val="left"/>
-      <w:pPr>
-        <w:ind w:left="4320" w:hanging="360"/>
-      </w:pPr>
-      <w:rPr>
-        <w:rFonts w:ascii="Wingdings" w:hAnsi="Wingdings" w:hint="default"/>
-      </w:rPr>
-    </w:lvl>
-    <w:lvl w:ilvl="6" w:tplc="08090001" w:tentative="1">
-      <w:start w:val="1"/>
-      <w:numFmt w:val="bullet"/>
-      <w:lvlText w:val=""/>
-      <w:lvlJc w:val="left"/>
-      <w:pPr>
-        <w:ind w:left="5040" w:hanging="360"/>
-      </w:pPr>
-      <w:rPr>
-        <w:rFonts w:ascii="Symbol" w:hAnsi="Symbol" w:hint="default"/>
-      </w:rPr>
-    </w:lvl>
-    <w:lvl w:ilvl="7" w:tplc="08090003" w:tentative="1">
-      <w:start w:val="1"/>
-      <w:numFmt w:val="bullet"/>
-      <w:lvlText w:val="o"/>
-      <w:lvlJc w:val="left"/>
-      <w:pPr>
-        <w:ind w:left="5760" w:hanging="360"/>
-      </w:pPr>
-      <w:rPr>
-        <w:rFonts w:ascii="Courier New" w:hAnsi="Courier New" w:cs="Courier New" w:hint="default"/>
-      </w:rPr>
-    </w:lvl>
-    <w:lvl w:ilvl="8" w:tplc="08090005" w:tentative="1">
-      <w:start w:val="1"/>
-      <w:numFmt w:val="bullet"/>
-      <w:lvlText w:val=""/>
-      <w:lvlJc w:val="left"/>
-      <w:pPr>
-        <w:ind w:left="6480" w:hanging="360"/>
-      </w:pPr>
-      <w:rPr>
-        <w:rFonts w:ascii="Wingdings" w:hAnsi="Wingdings" w:hint="default"/>
-      </w:rPr>
-    </w:lvl>
-  </w:abstractNum>
-  <w:abstractNum w:abstractNumId="30" w15:restartNumberingAfterBreak="0">
+  <w:abstractNum w:abstractNumId="12" w15:restartNumberingAfterBreak="0">
     <w:nsid w:val="36D4235C"/>
     <w:multiLevelType w:val="hybridMultilevel"/>
     <w:tmpl w:val="404891C0"/>
@@ -9029,572 +6495,7 @@
       </w:rPr>
     </w:lvl>
   </w:abstractNum>
-  <w:abstractNum w:abstractNumId="31" w15:restartNumberingAfterBreak="0">
-    <w:nsid w:val="38095E7A"/>
-    <w:multiLevelType w:val="hybridMultilevel"/>
-    <w:tmpl w:val="62B650BA"/>
-    <w:lvl w:ilvl="0" w:tplc="08090001">
-      <w:start w:val="1"/>
-      <w:numFmt w:val="bullet"/>
-      <w:lvlText w:val=""/>
-      <w:lvlJc w:val="left"/>
-      <w:pPr>
-        <w:ind w:left="720" w:hanging="360"/>
-      </w:pPr>
-      <w:rPr>
-        <w:rFonts w:ascii="Symbol" w:hAnsi="Symbol" w:hint="default"/>
-      </w:rPr>
-    </w:lvl>
-    <w:lvl w:ilvl="1" w:tplc="08090003" w:tentative="1">
-      <w:start w:val="1"/>
-      <w:numFmt w:val="bullet"/>
-      <w:lvlText w:val="o"/>
-      <w:lvlJc w:val="left"/>
-      <w:pPr>
-        <w:ind w:left="1440" w:hanging="360"/>
-      </w:pPr>
-      <w:rPr>
-        <w:rFonts w:ascii="Courier New" w:hAnsi="Courier New" w:cs="Courier New" w:hint="default"/>
-      </w:rPr>
-    </w:lvl>
-    <w:lvl w:ilvl="2" w:tplc="08090005" w:tentative="1">
-      <w:start w:val="1"/>
-      <w:numFmt w:val="bullet"/>
-      <w:lvlText w:val=""/>
-      <w:lvlJc w:val="left"/>
-      <w:pPr>
-        <w:ind w:left="2160" w:hanging="360"/>
-      </w:pPr>
-      <w:rPr>
-        <w:rFonts w:ascii="Wingdings" w:hAnsi="Wingdings" w:hint="default"/>
-      </w:rPr>
-    </w:lvl>
-    <w:lvl w:ilvl="3" w:tplc="08090001" w:tentative="1">
-      <w:start w:val="1"/>
-      <w:numFmt w:val="bullet"/>
-      <w:lvlText w:val=""/>
-      <w:lvlJc w:val="left"/>
-      <w:pPr>
-        <w:ind w:left="2880" w:hanging="360"/>
-      </w:pPr>
-      <w:rPr>
-        <w:rFonts w:ascii="Symbol" w:hAnsi="Symbol" w:hint="default"/>
-      </w:rPr>
-    </w:lvl>
-    <w:lvl w:ilvl="4" w:tplc="08090003" w:tentative="1">
-      <w:start w:val="1"/>
-      <w:numFmt w:val="bullet"/>
-      <w:lvlText w:val="o"/>
-      <w:lvlJc w:val="left"/>
-      <w:pPr>
-        <w:ind w:left="3600" w:hanging="360"/>
-      </w:pPr>
-      <w:rPr>
-        <w:rFonts w:ascii="Courier New" w:hAnsi="Courier New" w:cs="Courier New" w:hint="default"/>
-      </w:rPr>
-    </w:lvl>
-    <w:lvl w:ilvl="5" w:tplc="08090005" w:tentative="1">
-      <w:start w:val="1"/>
-      <w:numFmt w:val="bullet"/>
-      <w:lvlText w:val=""/>
-      <w:lvlJc w:val="left"/>
-      <w:pPr>
-        <w:ind w:left="4320" w:hanging="360"/>
-      </w:pPr>
-      <w:rPr>
-        <w:rFonts w:ascii="Wingdings" w:hAnsi="Wingdings" w:hint="default"/>
-      </w:rPr>
-    </w:lvl>
-    <w:lvl w:ilvl="6" w:tplc="08090001" w:tentative="1">
-      <w:start w:val="1"/>
-      <w:numFmt w:val="bullet"/>
-      <w:lvlText w:val=""/>
-      <w:lvlJc w:val="left"/>
-      <w:pPr>
-        <w:ind w:left="5040" w:hanging="360"/>
-      </w:pPr>
-      <w:rPr>
-        <w:rFonts w:ascii="Symbol" w:hAnsi="Symbol" w:hint="default"/>
-      </w:rPr>
-    </w:lvl>
-    <w:lvl w:ilvl="7" w:tplc="08090003" w:tentative="1">
-      <w:start w:val="1"/>
-      <w:numFmt w:val="bullet"/>
-      <w:lvlText w:val="o"/>
-      <w:lvlJc w:val="left"/>
-      <w:pPr>
-        <w:ind w:left="5760" w:hanging="360"/>
-      </w:pPr>
-      <w:rPr>
-        <w:rFonts w:ascii="Courier New" w:hAnsi="Courier New" w:cs="Courier New" w:hint="default"/>
-      </w:rPr>
-    </w:lvl>
-    <w:lvl w:ilvl="8" w:tplc="08090005" w:tentative="1">
-      <w:start w:val="1"/>
-      <w:numFmt w:val="bullet"/>
-      <w:lvlText w:val=""/>
-      <w:lvlJc w:val="left"/>
-      <w:pPr>
-        <w:ind w:left="6480" w:hanging="360"/>
-      </w:pPr>
-      <w:rPr>
-        <w:rFonts w:ascii="Wingdings" w:hAnsi="Wingdings" w:hint="default"/>
-      </w:rPr>
-    </w:lvl>
-  </w:abstractNum>
-  <w:abstractNum w:abstractNumId="32" w15:restartNumberingAfterBreak="0">
-    <w:nsid w:val="39860A5D"/>
-    <w:multiLevelType w:val="hybridMultilevel"/>
-    <w:tmpl w:val="1B24A07A"/>
-    <w:lvl w:ilvl="0" w:tplc="08090001">
-      <w:start w:val="1"/>
-      <w:numFmt w:val="bullet"/>
-      <w:lvlText w:val=""/>
-      <w:lvlJc w:val="left"/>
-      <w:pPr>
-        <w:ind w:left="720" w:hanging="360"/>
-      </w:pPr>
-      <w:rPr>
-        <w:rFonts w:ascii="Symbol" w:hAnsi="Symbol" w:hint="default"/>
-      </w:rPr>
-    </w:lvl>
-    <w:lvl w:ilvl="1" w:tplc="08090003" w:tentative="1">
-      <w:start w:val="1"/>
-      <w:numFmt w:val="bullet"/>
-      <w:lvlText w:val="o"/>
-      <w:lvlJc w:val="left"/>
-      <w:pPr>
-        <w:ind w:left="1440" w:hanging="360"/>
-      </w:pPr>
-      <w:rPr>
-        <w:rFonts w:ascii="Courier New" w:hAnsi="Courier New" w:cs="Courier New" w:hint="default"/>
-      </w:rPr>
-    </w:lvl>
-    <w:lvl w:ilvl="2" w:tplc="08090005" w:tentative="1">
-      <w:start w:val="1"/>
-      <w:numFmt w:val="bullet"/>
-      <w:lvlText w:val=""/>
-      <w:lvlJc w:val="left"/>
-      <w:pPr>
-        <w:ind w:left="2160" w:hanging="360"/>
-      </w:pPr>
-      <w:rPr>
-        <w:rFonts w:ascii="Wingdings" w:hAnsi="Wingdings" w:hint="default"/>
-      </w:rPr>
-    </w:lvl>
-    <w:lvl w:ilvl="3" w:tplc="08090001" w:tentative="1">
-      <w:start w:val="1"/>
-      <w:numFmt w:val="bullet"/>
-      <w:lvlText w:val=""/>
-      <w:lvlJc w:val="left"/>
-      <w:pPr>
-        <w:ind w:left="2880" w:hanging="360"/>
-      </w:pPr>
-      <w:rPr>
-        <w:rFonts w:ascii="Symbol" w:hAnsi="Symbol" w:hint="default"/>
-      </w:rPr>
-    </w:lvl>
-    <w:lvl w:ilvl="4" w:tplc="08090003" w:tentative="1">
-      <w:start w:val="1"/>
-      <w:numFmt w:val="bullet"/>
-      <w:lvlText w:val="o"/>
-      <w:lvlJc w:val="left"/>
-      <w:pPr>
-        <w:ind w:left="3600" w:hanging="360"/>
-      </w:pPr>
-      <w:rPr>
-        <w:rFonts w:ascii="Courier New" w:hAnsi="Courier New" w:cs="Courier New" w:hint="default"/>
-      </w:rPr>
-    </w:lvl>
-    <w:lvl w:ilvl="5" w:tplc="08090005" w:tentative="1">
-      <w:start w:val="1"/>
-      <w:numFmt w:val="bullet"/>
-      <w:lvlText w:val=""/>
-      <w:lvlJc w:val="left"/>
-      <w:pPr>
-        <w:ind w:left="4320" w:hanging="360"/>
-      </w:pPr>
-      <w:rPr>
-        <w:rFonts w:ascii="Wingdings" w:hAnsi="Wingdings" w:hint="default"/>
-      </w:rPr>
-    </w:lvl>
-    <w:lvl w:ilvl="6" w:tplc="08090001" w:tentative="1">
-      <w:start w:val="1"/>
-      <w:numFmt w:val="bullet"/>
-      <w:lvlText w:val=""/>
-      <w:lvlJc w:val="left"/>
-      <w:pPr>
-        <w:ind w:left="5040" w:hanging="360"/>
-      </w:pPr>
-      <w:rPr>
-        <w:rFonts w:ascii="Symbol" w:hAnsi="Symbol" w:hint="default"/>
-      </w:rPr>
-    </w:lvl>
-    <w:lvl w:ilvl="7" w:tplc="08090003" w:tentative="1">
-      <w:start w:val="1"/>
-      <w:numFmt w:val="bullet"/>
-      <w:lvlText w:val="o"/>
-      <w:lvlJc w:val="left"/>
-      <w:pPr>
-        <w:ind w:left="5760" w:hanging="360"/>
-      </w:pPr>
-      <w:rPr>
-        <w:rFonts w:ascii="Courier New" w:hAnsi="Courier New" w:cs="Courier New" w:hint="default"/>
-      </w:rPr>
-    </w:lvl>
-    <w:lvl w:ilvl="8" w:tplc="08090005" w:tentative="1">
-      <w:start w:val="1"/>
-      <w:numFmt w:val="bullet"/>
-      <w:lvlText w:val=""/>
-      <w:lvlJc w:val="left"/>
-      <w:pPr>
-        <w:ind w:left="6480" w:hanging="360"/>
-      </w:pPr>
-      <w:rPr>
-        <w:rFonts w:ascii="Wingdings" w:hAnsi="Wingdings" w:hint="default"/>
-      </w:rPr>
-    </w:lvl>
-  </w:abstractNum>
-  <w:abstractNum w:abstractNumId="33" w15:restartNumberingAfterBreak="0">
-    <w:nsid w:val="3D896B43"/>
-    <w:multiLevelType w:val="hybridMultilevel"/>
-    <w:tmpl w:val="8424D640"/>
-    <w:lvl w:ilvl="0" w:tplc="08090001">
-      <w:start w:val="1"/>
-      <w:numFmt w:val="bullet"/>
-      <w:lvlText w:val=""/>
-      <w:lvlJc w:val="left"/>
-      <w:pPr>
-        <w:ind w:left="720" w:hanging="360"/>
-      </w:pPr>
-      <w:rPr>
-        <w:rFonts w:ascii="Symbol" w:hAnsi="Symbol" w:hint="default"/>
-      </w:rPr>
-    </w:lvl>
-    <w:lvl w:ilvl="1" w:tplc="08090003" w:tentative="1">
-      <w:start w:val="1"/>
-      <w:numFmt w:val="bullet"/>
-      <w:lvlText w:val="o"/>
-      <w:lvlJc w:val="left"/>
-      <w:pPr>
-        <w:ind w:left="1440" w:hanging="360"/>
-      </w:pPr>
-      <w:rPr>
-        <w:rFonts w:ascii="Courier New" w:hAnsi="Courier New" w:cs="Courier New" w:hint="default"/>
-      </w:rPr>
-    </w:lvl>
-    <w:lvl w:ilvl="2" w:tplc="08090005" w:tentative="1">
-      <w:start w:val="1"/>
-      <w:numFmt w:val="bullet"/>
-      <w:lvlText w:val=""/>
-      <w:lvlJc w:val="left"/>
-      <w:pPr>
-        <w:ind w:left="2160" w:hanging="360"/>
-      </w:pPr>
-      <w:rPr>
-        <w:rFonts w:ascii="Wingdings" w:hAnsi="Wingdings" w:hint="default"/>
-      </w:rPr>
-    </w:lvl>
-    <w:lvl w:ilvl="3" w:tplc="08090001" w:tentative="1">
-      <w:start w:val="1"/>
-      <w:numFmt w:val="bullet"/>
-      <w:lvlText w:val=""/>
-      <w:lvlJc w:val="left"/>
-      <w:pPr>
-        <w:ind w:left="2880" w:hanging="360"/>
-      </w:pPr>
-      <w:rPr>
-        <w:rFonts w:ascii="Symbol" w:hAnsi="Symbol" w:hint="default"/>
-      </w:rPr>
-    </w:lvl>
-    <w:lvl w:ilvl="4" w:tplc="08090003" w:tentative="1">
-      <w:start w:val="1"/>
-      <w:numFmt w:val="bullet"/>
-      <w:lvlText w:val="o"/>
-      <w:lvlJc w:val="left"/>
-      <w:pPr>
-        <w:ind w:left="3600" w:hanging="360"/>
-      </w:pPr>
-      <w:rPr>
-        <w:rFonts w:ascii="Courier New" w:hAnsi="Courier New" w:cs="Courier New" w:hint="default"/>
-      </w:rPr>
-    </w:lvl>
-    <w:lvl w:ilvl="5" w:tplc="08090005" w:tentative="1">
-      <w:start w:val="1"/>
-      <w:numFmt w:val="bullet"/>
-      <w:lvlText w:val=""/>
-      <w:lvlJc w:val="left"/>
-      <w:pPr>
-        <w:ind w:left="4320" w:hanging="360"/>
-      </w:pPr>
-      <w:rPr>
-        <w:rFonts w:ascii="Wingdings" w:hAnsi="Wingdings" w:hint="default"/>
-      </w:rPr>
-    </w:lvl>
-    <w:lvl w:ilvl="6" w:tplc="08090001" w:tentative="1">
-      <w:start w:val="1"/>
-      <w:numFmt w:val="bullet"/>
-      <w:lvlText w:val=""/>
-      <w:lvlJc w:val="left"/>
-      <w:pPr>
-        <w:ind w:left="5040" w:hanging="360"/>
-      </w:pPr>
-      <w:rPr>
-        <w:rFonts w:ascii="Symbol" w:hAnsi="Symbol" w:hint="default"/>
-      </w:rPr>
-    </w:lvl>
-    <w:lvl w:ilvl="7" w:tplc="08090003" w:tentative="1">
-      <w:start w:val="1"/>
-      <w:numFmt w:val="bullet"/>
-      <w:lvlText w:val="o"/>
-      <w:lvlJc w:val="left"/>
-      <w:pPr>
-        <w:ind w:left="5760" w:hanging="360"/>
-      </w:pPr>
-      <w:rPr>
-        <w:rFonts w:ascii="Courier New" w:hAnsi="Courier New" w:cs="Courier New" w:hint="default"/>
-      </w:rPr>
-    </w:lvl>
-    <w:lvl w:ilvl="8" w:tplc="08090005" w:tentative="1">
-      <w:start w:val="1"/>
-      <w:numFmt w:val="bullet"/>
-      <w:lvlText w:val=""/>
-      <w:lvlJc w:val="left"/>
-      <w:pPr>
-        <w:ind w:left="6480" w:hanging="360"/>
-      </w:pPr>
-      <w:rPr>
-        <w:rFonts w:ascii="Wingdings" w:hAnsi="Wingdings" w:hint="default"/>
-      </w:rPr>
-    </w:lvl>
-  </w:abstractNum>
-  <w:abstractNum w:abstractNumId="34" w15:restartNumberingAfterBreak="0">
-    <w:nsid w:val="409564E7"/>
-    <w:multiLevelType w:val="hybridMultilevel"/>
-    <w:tmpl w:val="92241222"/>
-    <w:lvl w:ilvl="0" w:tplc="08090001">
-      <w:start w:val="1"/>
-      <w:numFmt w:val="bullet"/>
-      <w:lvlText w:val=""/>
-      <w:lvlJc w:val="left"/>
-      <w:pPr>
-        <w:ind w:left="720" w:hanging="360"/>
-      </w:pPr>
-      <w:rPr>
-        <w:rFonts w:ascii="Symbol" w:hAnsi="Symbol" w:hint="default"/>
-      </w:rPr>
-    </w:lvl>
-    <w:lvl w:ilvl="1" w:tplc="08090003" w:tentative="1">
-      <w:start w:val="1"/>
-      <w:numFmt w:val="bullet"/>
-      <w:lvlText w:val="o"/>
-      <w:lvlJc w:val="left"/>
-      <w:pPr>
-        <w:ind w:left="1440" w:hanging="360"/>
-      </w:pPr>
-      <w:rPr>
-        <w:rFonts w:ascii="Courier New" w:hAnsi="Courier New" w:cs="Courier New" w:hint="default"/>
-      </w:rPr>
-    </w:lvl>
-    <w:lvl w:ilvl="2" w:tplc="08090005" w:tentative="1">
-      <w:start w:val="1"/>
-      <w:numFmt w:val="bullet"/>
-      <w:lvlText w:val=""/>
-      <w:lvlJc w:val="left"/>
-      <w:pPr>
-        <w:ind w:left="2160" w:hanging="360"/>
-      </w:pPr>
-      <w:rPr>
-        <w:rFonts w:ascii="Wingdings" w:hAnsi="Wingdings" w:hint="default"/>
-      </w:rPr>
-    </w:lvl>
-    <w:lvl w:ilvl="3" w:tplc="08090001" w:tentative="1">
-      <w:start w:val="1"/>
-      <w:numFmt w:val="bullet"/>
-      <w:lvlText w:val=""/>
-      <w:lvlJc w:val="left"/>
-      <w:pPr>
-        <w:ind w:left="2880" w:hanging="360"/>
-      </w:pPr>
-      <w:rPr>
-        <w:rFonts w:ascii="Symbol" w:hAnsi="Symbol" w:hint="default"/>
-      </w:rPr>
-    </w:lvl>
-    <w:lvl w:ilvl="4" w:tplc="08090003" w:tentative="1">
-      <w:start w:val="1"/>
-      <w:numFmt w:val="bullet"/>
-      <w:lvlText w:val="o"/>
-      <w:lvlJc w:val="left"/>
-      <w:pPr>
-        <w:ind w:left="3600" w:hanging="360"/>
-      </w:pPr>
-      <w:rPr>
-        <w:rFonts w:ascii="Courier New" w:hAnsi="Courier New" w:cs="Courier New" w:hint="default"/>
-      </w:rPr>
-    </w:lvl>
-    <w:lvl w:ilvl="5" w:tplc="08090005" w:tentative="1">
-      <w:start w:val="1"/>
-      <w:numFmt w:val="bullet"/>
-      <w:lvlText w:val=""/>
-      <w:lvlJc w:val="left"/>
-      <w:pPr>
-        <w:ind w:left="4320" w:hanging="360"/>
-      </w:pPr>
-      <w:rPr>
-        <w:rFonts w:ascii="Wingdings" w:hAnsi="Wingdings" w:hint="default"/>
-      </w:rPr>
-    </w:lvl>
-    <w:lvl w:ilvl="6" w:tplc="08090001" w:tentative="1">
-      <w:start w:val="1"/>
-      <w:numFmt w:val="bullet"/>
-      <w:lvlText w:val=""/>
-      <w:lvlJc w:val="left"/>
-      <w:pPr>
-        <w:ind w:left="5040" w:hanging="360"/>
-      </w:pPr>
-      <w:rPr>
-        <w:rFonts w:ascii="Symbol" w:hAnsi="Symbol" w:hint="default"/>
-      </w:rPr>
-    </w:lvl>
-    <w:lvl w:ilvl="7" w:tplc="08090003" w:tentative="1">
-      <w:start w:val="1"/>
-      <w:numFmt w:val="bullet"/>
-      <w:lvlText w:val="o"/>
-      <w:lvlJc w:val="left"/>
-      <w:pPr>
-        <w:ind w:left="5760" w:hanging="360"/>
-      </w:pPr>
-      <w:rPr>
-        <w:rFonts w:ascii="Courier New" w:hAnsi="Courier New" w:cs="Courier New" w:hint="default"/>
-      </w:rPr>
-    </w:lvl>
-    <w:lvl w:ilvl="8" w:tplc="08090005" w:tentative="1">
-      <w:start w:val="1"/>
-      <w:numFmt w:val="bullet"/>
-      <w:lvlText w:val=""/>
-      <w:lvlJc w:val="left"/>
-      <w:pPr>
-        <w:ind w:left="6480" w:hanging="360"/>
-      </w:pPr>
-      <w:rPr>
-        <w:rFonts w:ascii="Wingdings" w:hAnsi="Wingdings" w:hint="default"/>
-      </w:rPr>
-    </w:lvl>
-  </w:abstractNum>
-  <w:abstractNum w:abstractNumId="35" w15:restartNumberingAfterBreak="0">
-    <w:nsid w:val="4617128E"/>
-    <w:multiLevelType w:val="hybridMultilevel"/>
-    <w:tmpl w:val="1D50F28C"/>
-    <w:lvl w:ilvl="0" w:tplc="08090001">
-      <w:start w:val="1"/>
-      <w:numFmt w:val="bullet"/>
-      <w:lvlText w:val=""/>
-      <w:lvlJc w:val="left"/>
-      <w:pPr>
-        <w:ind w:left="720" w:hanging="360"/>
-      </w:pPr>
-      <w:rPr>
-        <w:rFonts w:ascii="Symbol" w:hAnsi="Symbol" w:hint="default"/>
-      </w:rPr>
-    </w:lvl>
-    <w:lvl w:ilvl="1" w:tplc="08090003" w:tentative="1">
-      <w:start w:val="1"/>
-      <w:numFmt w:val="bullet"/>
-      <w:lvlText w:val="o"/>
-      <w:lvlJc w:val="left"/>
-      <w:pPr>
-        <w:ind w:left="1440" w:hanging="360"/>
-      </w:pPr>
-      <w:rPr>
-        <w:rFonts w:ascii="Courier New" w:hAnsi="Courier New" w:cs="Courier New" w:hint="default"/>
-      </w:rPr>
-    </w:lvl>
-    <w:lvl w:ilvl="2" w:tplc="08090005" w:tentative="1">
-      <w:start w:val="1"/>
-      <w:numFmt w:val="bullet"/>
-      <w:lvlText w:val=""/>
-      <w:lvlJc w:val="left"/>
-      <w:pPr>
-        <w:ind w:left="2160" w:hanging="360"/>
-      </w:pPr>
-      <w:rPr>
-        <w:rFonts w:ascii="Wingdings" w:hAnsi="Wingdings" w:hint="default"/>
-      </w:rPr>
-    </w:lvl>
-    <w:lvl w:ilvl="3" w:tplc="08090001" w:tentative="1">
-      <w:start w:val="1"/>
-      <w:numFmt w:val="bullet"/>
-      <w:lvlText w:val=""/>
-      <w:lvlJc w:val="left"/>
-      <w:pPr>
-        <w:ind w:left="2880" w:hanging="360"/>
-      </w:pPr>
-      <w:rPr>
-        <w:rFonts w:ascii="Symbol" w:hAnsi="Symbol" w:hint="default"/>
-      </w:rPr>
-    </w:lvl>
-    <w:lvl w:ilvl="4" w:tplc="08090003" w:tentative="1">
-      <w:start w:val="1"/>
-      <w:numFmt w:val="bullet"/>
-      <w:lvlText w:val="o"/>
-      <w:lvlJc w:val="left"/>
-      <w:pPr>
-        <w:ind w:left="3600" w:hanging="360"/>
-      </w:pPr>
-      <w:rPr>
-        <w:rFonts w:ascii="Courier New" w:hAnsi="Courier New" w:cs="Courier New" w:hint="default"/>
-      </w:rPr>
-    </w:lvl>
-    <w:lvl w:ilvl="5" w:tplc="08090005" w:tentative="1">
-      <w:start w:val="1"/>
-      <w:numFmt w:val="bullet"/>
-      <w:lvlText w:val=""/>
-      <w:lvlJc w:val="left"/>
-      <w:pPr>
-        <w:ind w:left="4320" w:hanging="360"/>
-      </w:pPr>
-      <w:rPr>
-        <w:rFonts w:ascii="Wingdings" w:hAnsi="Wingdings" w:hint="default"/>
-      </w:rPr>
-    </w:lvl>
-    <w:lvl w:ilvl="6" w:tplc="08090001" w:tentative="1">
-      <w:start w:val="1"/>
-      <w:numFmt w:val="bullet"/>
-      <w:lvlText w:val=""/>
-      <w:lvlJc w:val="left"/>
-      <w:pPr>
-        <w:ind w:left="5040" w:hanging="360"/>
-      </w:pPr>
-      <w:rPr>
-        <w:rFonts w:ascii="Symbol" w:hAnsi="Symbol" w:hint="default"/>
-      </w:rPr>
-    </w:lvl>
-    <w:lvl w:ilvl="7" w:tplc="08090003" w:tentative="1">
-      <w:start w:val="1"/>
-      <w:numFmt w:val="bullet"/>
-      <w:lvlText w:val="o"/>
-      <w:lvlJc w:val="left"/>
-      <w:pPr>
-        <w:ind w:left="5760" w:hanging="360"/>
-      </w:pPr>
-      <w:rPr>
-        <w:rFonts w:ascii="Courier New" w:hAnsi="Courier New" w:cs="Courier New" w:hint="default"/>
-      </w:rPr>
-    </w:lvl>
-    <w:lvl w:ilvl="8" w:tplc="08090005" w:tentative="1">
-      <w:start w:val="1"/>
-      <w:numFmt w:val="bullet"/>
-      <w:lvlText w:val=""/>
-      <w:lvlJc w:val="left"/>
-      <w:pPr>
-        <w:ind w:left="6480" w:hanging="360"/>
-      </w:pPr>
-      <w:rPr>
-        <w:rFonts w:ascii="Wingdings" w:hAnsi="Wingdings" w:hint="default"/>
-      </w:rPr>
-    </w:lvl>
-  </w:abstractNum>
-  <w:abstractNum w:abstractNumId="36" w15:restartNumberingAfterBreak="0">
+  <w:abstractNum w:abstractNumId="13" w15:restartNumberingAfterBreak="0">
     <w:nsid w:val="466B43C3"/>
     <w:multiLevelType w:val="hybridMultilevel"/>
     <w:tmpl w:val="8818973A"/>
@@ -9707,10 +6608,10 @@
       </w:rPr>
     </w:lvl>
   </w:abstractNum>
-  <w:abstractNum w:abstractNumId="37" w15:restartNumberingAfterBreak="0">
+  <w:abstractNum w:abstractNumId="14" w15:restartNumberingAfterBreak="0">
     <w:nsid w:val="47B70DE1"/>
     <w:multiLevelType w:val="hybridMultilevel"/>
-    <w:tmpl w:val="BF468486"/>
+    <w:tmpl w:val="AEB2552A"/>
     <w:lvl w:ilvl="0" w:tplc="08090001">
       <w:start w:val="1"/>
       <w:numFmt w:val="bullet"/>
@@ -9820,7 +6721,7 @@
       </w:rPr>
     </w:lvl>
   </w:abstractNum>
-  <w:abstractNum w:abstractNumId="38" w15:restartNumberingAfterBreak="0">
+  <w:abstractNum w:abstractNumId="15" w15:restartNumberingAfterBreak="0">
     <w:nsid w:val="48BA4EC0"/>
     <w:multiLevelType w:val="hybridMultilevel"/>
     <w:tmpl w:val="BFAEEC46"/>
@@ -9933,10 +6834,10 @@
       </w:rPr>
     </w:lvl>
   </w:abstractNum>
-  <w:abstractNum w:abstractNumId="39" w15:restartNumberingAfterBreak="0">
-    <w:nsid w:val="4D323996"/>
+  <w:abstractNum w:abstractNumId="16" w15:restartNumberingAfterBreak="0">
+    <w:nsid w:val="4DAA29C6"/>
     <w:multiLevelType w:val="hybridMultilevel"/>
-    <w:tmpl w:val="BF50F49A"/>
+    <w:tmpl w:val="A4AE4F5A"/>
     <w:lvl w:ilvl="0" w:tplc="08090001">
       <w:start w:val="1"/>
       <w:numFmt w:val="bullet"/>
@@ -10046,120 +6947,7 @@
       </w:rPr>
     </w:lvl>
   </w:abstractNum>
-  <w:abstractNum w:abstractNumId="40" w15:restartNumberingAfterBreak="0">
-    <w:nsid w:val="536E77D7"/>
-    <w:multiLevelType w:val="hybridMultilevel"/>
-    <w:tmpl w:val="F7D0789A"/>
-    <w:lvl w:ilvl="0" w:tplc="08090001">
-      <w:start w:val="1"/>
-      <w:numFmt w:val="bullet"/>
-      <w:lvlText w:val=""/>
-      <w:lvlJc w:val="left"/>
-      <w:pPr>
-        <w:ind w:left="720" w:hanging="360"/>
-      </w:pPr>
-      <w:rPr>
-        <w:rFonts w:ascii="Symbol" w:hAnsi="Symbol" w:hint="default"/>
-      </w:rPr>
-    </w:lvl>
-    <w:lvl w:ilvl="1" w:tplc="08090003" w:tentative="1">
-      <w:start w:val="1"/>
-      <w:numFmt w:val="bullet"/>
-      <w:lvlText w:val="o"/>
-      <w:lvlJc w:val="left"/>
-      <w:pPr>
-        <w:ind w:left="1440" w:hanging="360"/>
-      </w:pPr>
-      <w:rPr>
-        <w:rFonts w:ascii="Courier New" w:hAnsi="Courier New" w:cs="Courier New" w:hint="default"/>
-      </w:rPr>
-    </w:lvl>
-    <w:lvl w:ilvl="2" w:tplc="08090005" w:tentative="1">
-      <w:start w:val="1"/>
-      <w:numFmt w:val="bullet"/>
-      <w:lvlText w:val=""/>
-      <w:lvlJc w:val="left"/>
-      <w:pPr>
-        <w:ind w:left="2160" w:hanging="360"/>
-      </w:pPr>
-      <w:rPr>
-        <w:rFonts w:ascii="Wingdings" w:hAnsi="Wingdings" w:hint="default"/>
-      </w:rPr>
-    </w:lvl>
-    <w:lvl w:ilvl="3" w:tplc="08090001" w:tentative="1">
-      <w:start w:val="1"/>
-      <w:numFmt w:val="bullet"/>
-      <w:lvlText w:val=""/>
-      <w:lvlJc w:val="left"/>
-      <w:pPr>
-        <w:ind w:left="2880" w:hanging="360"/>
-      </w:pPr>
-      <w:rPr>
-        <w:rFonts w:ascii="Symbol" w:hAnsi="Symbol" w:hint="default"/>
-      </w:rPr>
-    </w:lvl>
-    <w:lvl w:ilvl="4" w:tplc="08090003" w:tentative="1">
-      <w:start w:val="1"/>
-      <w:numFmt w:val="bullet"/>
-      <w:lvlText w:val="o"/>
-      <w:lvlJc w:val="left"/>
-      <w:pPr>
-        <w:ind w:left="3600" w:hanging="360"/>
-      </w:pPr>
-      <w:rPr>
-        <w:rFonts w:ascii="Courier New" w:hAnsi="Courier New" w:cs="Courier New" w:hint="default"/>
-      </w:rPr>
-    </w:lvl>
-    <w:lvl w:ilvl="5" w:tplc="08090005" w:tentative="1">
-      <w:start w:val="1"/>
-      <w:numFmt w:val="bullet"/>
-      <w:lvlText w:val=""/>
-      <w:lvlJc w:val="left"/>
-      <w:pPr>
-        <w:ind w:left="4320" w:hanging="360"/>
-      </w:pPr>
-      <w:rPr>
-        <w:rFonts w:ascii="Wingdings" w:hAnsi="Wingdings" w:hint="default"/>
-      </w:rPr>
-    </w:lvl>
-    <w:lvl w:ilvl="6" w:tplc="08090001" w:tentative="1">
-      <w:start w:val="1"/>
-      <w:numFmt w:val="bullet"/>
-      <w:lvlText w:val=""/>
-      <w:lvlJc w:val="left"/>
-      <w:pPr>
-        <w:ind w:left="5040" w:hanging="360"/>
-      </w:pPr>
-      <w:rPr>
-        <w:rFonts w:ascii="Symbol" w:hAnsi="Symbol" w:hint="default"/>
-      </w:rPr>
-    </w:lvl>
-    <w:lvl w:ilvl="7" w:tplc="08090003" w:tentative="1">
-      <w:start w:val="1"/>
-      <w:numFmt w:val="bullet"/>
-      <w:lvlText w:val="o"/>
-      <w:lvlJc w:val="left"/>
-      <w:pPr>
-        <w:ind w:left="5760" w:hanging="360"/>
-      </w:pPr>
-      <w:rPr>
-        <w:rFonts w:ascii="Courier New" w:hAnsi="Courier New" w:cs="Courier New" w:hint="default"/>
-      </w:rPr>
-    </w:lvl>
-    <w:lvl w:ilvl="8" w:tplc="08090005" w:tentative="1">
-      <w:start w:val="1"/>
-      <w:numFmt w:val="bullet"/>
-      <w:lvlText w:val=""/>
-      <w:lvlJc w:val="left"/>
-      <w:pPr>
-        <w:ind w:left="6480" w:hanging="360"/>
-      </w:pPr>
-      <w:rPr>
-        <w:rFonts w:ascii="Wingdings" w:hAnsi="Wingdings" w:hint="default"/>
-      </w:rPr>
-    </w:lvl>
-  </w:abstractNum>
-  <w:abstractNum w:abstractNumId="41" w15:restartNumberingAfterBreak="0">
+  <w:abstractNum w:abstractNumId="17" w15:restartNumberingAfterBreak="0">
     <w:nsid w:val="56FC580D"/>
     <w:multiLevelType w:val="hybridMultilevel"/>
     <w:tmpl w:val="A7783482"/>
@@ -10272,120 +7060,7 @@
       </w:rPr>
     </w:lvl>
   </w:abstractNum>
-  <w:abstractNum w:abstractNumId="42" w15:restartNumberingAfterBreak="0">
-    <w:nsid w:val="5B1F78AA"/>
-    <w:multiLevelType w:val="hybridMultilevel"/>
-    <w:tmpl w:val="CC02273C"/>
-    <w:lvl w:ilvl="0" w:tplc="08090001">
-      <w:start w:val="1"/>
-      <w:numFmt w:val="bullet"/>
-      <w:lvlText w:val=""/>
-      <w:lvlJc w:val="left"/>
-      <w:pPr>
-        <w:ind w:left="720" w:hanging="360"/>
-      </w:pPr>
-      <w:rPr>
-        <w:rFonts w:ascii="Symbol" w:hAnsi="Symbol" w:hint="default"/>
-      </w:rPr>
-    </w:lvl>
-    <w:lvl w:ilvl="1" w:tplc="08090003" w:tentative="1">
-      <w:start w:val="1"/>
-      <w:numFmt w:val="bullet"/>
-      <w:lvlText w:val="o"/>
-      <w:lvlJc w:val="left"/>
-      <w:pPr>
-        <w:ind w:left="1440" w:hanging="360"/>
-      </w:pPr>
-      <w:rPr>
-        <w:rFonts w:ascii="Courier New" w:hAnsi="Courier New" w:cs="Courier New" w:hint="default"/>
-      </w:rPr>
-    </w:lvl>
-    <w:lvl w:ilvl="2" w:tplc="08090005" w:tentative="1">
-      <w:start w:val="1"/>
-      <w:numFmt w:val="bullet"/>
-      <w:lvlText w:val=""/>
-      <w:lvlJc w:val="left"/>
-      <w:pPr>
-        <w:ind w:left="2160" w:hanging="360"/>
-      </w:pPr>
-      <w:rPr>
-        <w:rFonts w:ascii="Wingdings" w:hAnsi="Wingdings" w:hint="default"/>
-      </w:rPr>
-    </w:lvl>
-    <w:lvl w:ilvl="3" w:tplc="08090001" w:tentative="1">
-      <w:start w:val="1"/>
-      <w:numFmt w:val="bullet"/>
-      <w:lvlText w:val=""/>
-      <w:lvlJc w:val="left"/>
-      <w:pPr>
-        <w:ind w:left="2880" w:hanging="360"/>
-      </w:pPr>
-      <w:rPr>
-        <w:rFonts w:ascii="Symbol" w:hAnsi="Symbol" w:hint="default"/>
-      </w:rPr>
-    </w:lvl>
-    <w:lvl w:ilvl="4" w:tplc="08090003" w:tentative="1">
-      <w:start w:val="1"/>
-      <w:numFmt w:val="bullet"/>
-      <w:lvlText w:val="o"/>
-      <w:lvlJc w:val="left"/>
-      <w:pPr>
-        <w:ind w:left="3600" w:hanging="360"/>
-      </w:pPr>
-      <w:rPr>
-        <w:rFonts w:ascii="Courier New" w:hAnsi="Courier New" w:cs="Courier New" w:hint="default"/>
-      </w:rPr>
-    </w:lvl>
-    <w:lvl w:ilvl="5" w:tplc="08090005" w:tentative="1">
-      <w:start w:val="1"/>
-      <w:numFmt w:val="bullet"/>
-      <w:lvlText w:val=""/>
-      <w:lvlJc w:val="left"/>
-      <w:pPr>
-        <w:ind w:left="4320" w:hanging="360"/>
-      </w:pPr>
-      <w:rPr>
-        <w:rFonts w:ascii="Wingdings" w:hAnsi="Wingdings" w:hint="default"/>
-      </w:rPr>
-    </w:lvl>
-    <w:lvl w:ilvl="6" w:tplc="08090001" w:tentative="1">
-      <w:start w:val="1"/>
-      <w:numFmt w:val="bullet"/>
-      <w:lvlText w:val=""/>
-      <w:lvlJc w:val="left"/>
-      <w:pPr>
-        <w:ind w:left="5040" w:hanging="360"/>
-      </w:pPr>
-      <w:rPr>
-        <w:rFonts w:ascii="Symbol" w:hAnsi="Symbol" w:hint="default"/>
-      </w:rPr>
-    </w:lvl>
-    <w:lvl w:ilvl="7" w:tplc="08090003" w:tentative="1">
-      <w:start w:val="1"/>
-      <w:numFmt w:val="bullet"/>
-      <w:lvlText w:val="o"/>
-      <w:lvlJc w:val="left"/>
-      <w:pPr>
-        <w:ind w:left="5760" w:hanging="360"/>
-      </w:pPr>
-      <w:rPr>
-        <w:rFonts w:ascii="Courier New" w:hAnsi="Courier New" w:cs="Courier New" w:hint="default"/>
-      </w:rPr>
-    </w:lvl>
-    <w:lvl w:ilvl="8" w:tplc="08090005" w:tentative="1">
-      <w:start w:val="1"/>
-      <w:numFmt w:val="bullet"/>
-      <w:lvlText w:val=""/>
-      <w:lvlJc w:val="left"/>
-      <w:pPr>
-        <w:ind w:left="6480" w:hanging="360"/>
-      </w:pPr>
-      <w:rPr>
-        <w:rFonts w:ascii="Wingdings" w:hAnsi="Wingdings" w:hint="default"/>
-      </w:rPr>
-    </w:lvl>
-  </w:abstractNum>
-  <w:abstractNum w:abstractNumId="43" w15:restartNumberingAfterBreak="0">
+  <w:abstractNum w:abstractNumId="18" w15:restartNumberingAfterBreak="0">
     <w:nsid w:val="5BF807F5"/>
     <w:multiLevelType w:val="hybridMultilevel"/>
     <w:tmpl w:val="ECC623FE"/>
@@ -10498,120 +7173,7 @@
       </w:rPr>
     </w:lvl>
   </w:abstractNum>
-  <w:abstractNum w:abstractNumId="44" w15:restartNumberingAfterBreak="0">
-    <w:nsid w:val="5C2A7A63"/>
-    <w:multiLevelType w:val="hybridMultilevel"/>
-    <w:tmpl w:val="DA768092"/>
-    <w:lvl w:ilvl="0" w:tplc="08090001">
-      <w:start w:val="1"/>
-      <w:numFmt w:val="bullet"/>
-      <w:lvlText w:val=""/>
-      <w:lvlJc w:val="left"/>
-      <w:pPr>
-        <w:ind w:left="720" w:hanging="360"/>
-      </w:pPr>
-      <w:rPr>
-        <w:rFonts w:ascii="Symbol" w:hAnsi="Symbol" w:hint="default"/>
-      </w:rPr>
-    </w:lvl>
-    <w:lvl w:ilvl="1" w:tplc="08090003" w:tentative="1">
-      <w:start w:val="1"/>
-      <w:numFmt w:val="bullet"/>
-      <w:lvlText w:val="o"/>
-      <w:lvlJc w:val="left"/>
-      <w:pPr>
-        <w:ind w:left="1440" w:hanging="360"/>
-      </w:pPr>
-      <w:rPr>
-        <w:rFonts w:ascii="Courier New" w:hAnsi="Courier New" w:cs="Courier New" w:hint="default"/>
-      </w:rPr>
-    </w:lvl>
-    <w:lvl w:ilvl="2" w:tplc="08090005" w:tentative="1">
-      <w:start w:val="1"/>
-      <w:numFmt w:val="bullet"/>
-      <w:lvlText w:val=""/>
-      <w:lvlJc w:val="left"/>
-      <w:pPr>
-        <w:ind w:left="2160" w:hanging="360"/>
-      </w:pPr>
-      <w:rPr>
-        <w:rFonts w:ascii="Wingdings" w:hAnsi="Wingdings" w:hint="default"/>
-      </w:rPr>
-    </w:lvl>
-    <w:lvl w:ilvl="3" w:tplc="08090001" w:tentative="1">
-      <w:start w:val="1"/>
-      <w:numFmt w:val="bullet"/>
-      <w:lvlText w:val=""/>
-      <w:lvlJc w:val="left"/>
-      <w:pPr>
-        <w:ind w:left="2880" w:hanging="360"/>
-      </w:pPr>
-      <w:rPr>
-        <w:rFonts w:ascii="Symbol" w:hAnsi="Symbol" w:hint="default"/>
-      </w:rPr>
-    </w:lvl>
-    <w:lvl w:ilvl="4" w:tplc="08090003" w:tentative="1">
-      <w:start w:val="1"/>
-      <w:numFmt w:val="bullet"/>
-      <w:lvlText w:val="o"/>
-      <w:lvlJc w:val="left"/>
-      <w:pPr>
-        <w:ind w:left="3600" w:hanging="360"/>
-      </w:pPr>
-      <w:rPr>
-        <w:rFonts w:ascii="Courier New" w:hAnsi="Courier New" w:cs="Courier New" w:hint="default"/>
-      </w:rPr>
-    </w:lvl>
-    <w:lvl w:ilvl="5" w:tplc="08090005" w:tentative="1">
-      <w:start w:val="1"/>
-      <w:numFmt w:val="bullet"/>
-      <w:lvlText w:val=""/>
-      <w:lvlJc w:val="left"/>
-      <w:pPr>
-        <w:ind w:left="4320" w:hanging="360"/>
-      </w:pPr>
-      <w:rPr>
-        <w:rFonts w:ascii="Wingdings" w:hAnsi="Wingdings" w:hint="default"/>
-      </w:rPr>
-    </w:lvl>
-    <w:lvl w:ilvl="6" w:tplc="08090001" w:tentative="1">
-      <w:start w:val="1"/>
-      <w:numFmt w:val="bullet"/>
-      <w:lvlText w:val=""/>
-      <w:lvlJc w:val="left"/>
-      <w:pPr>
-        <w:ind w:left="5040" w:hanging="360"/>
-      </w:pPr>
-      <w:rPr>
-        <w:rFonts w:ascii="Symbol" w:hAnsi="Symbol" w:hint="default"/>
-      </w:rPr>
-    </w:lvl>
-    <w:lvl w:ilvl="7" w:tplc="08090003" w:tentative="1">
-      <w:start w:val="1"/>
-      <w:numFmt w:val="bullet"/>
-      <w:lvlText w:val="o"/>
-      <w:lvlJc w:val="left"/>
-      <w:pPr>
-        <w:ind w:left="5760" w:hanging="360"/>
-      </w:pPr>
-      <w:rPr>
-        <w:rFonts w:ascii="Courier New" w:hAnsi="Courier New" w:cs="Courier New" w:hint="default"/>
-      </w:rPr>
-    </w:lvl>
-    <w:lvl w:ilvl="8" w:tplc="08090005" w:tentative="1">
-      <w:start w:val="1"/>
-      <w:numFmt w:val="bullet"/>
-      <w:lvlText w:val=""/>
-      <w:lvlJc w:val="left"/>
-      <w:pPr>
-        <w:ind w:left="6480" w:hanging="360"/>
-      </w:pPr>
-      <w:rPr>
-        <w:rFonts w:ascii="Wingdings" w:hAnsi="Wingdings" w:hint="default"/>
-      </w:rPr>
-    </w:lvl>
-  </w:abstractNum>
-  <w:abstractNum w:abstractNumId="45" w15:restartNumberingAfterBreak="0">
+  <w:abstractNum w:abstractNumId="19" w15:restartNumberingAfterBreak="0">
     <w:nsid w:val="62220001"/>
     <w:multiLevelType w:val="hybridMultilevel"/>
     <w:tmpl w:val="AB8ED2E4"/>
@@ -10724,7 +7286,7 @@
       </w:rPr>
     </w:lvl>
   </w:abstractNum>
-  <w:abstractNum w:abstractNumId="46" w15:restartNumberingAfterBreak="0">
+  <w:abstractNum w:abstractNumId="20" w15:restartNumberingAfterBreak="0">
     <w:nsid w:val="63BB56AA"/>
     <w:multiLevelType w:val="hybridMultilevel"/>
     <w:tmpl w:val="04C0AB72"/>
@@ -10837,911 +7399,7 @@
       </w:rPr>
     </w:lvl>
   </w:abstractNum>
-  <w:abstractNum w:abstractNumId="47" w15:restartNumberingAfterBreak="0">
-    <w:nsid w:val="6A714815"/>
-    <w:multiLevelType w:val="hybridMultilevel"/>
-    <w:tmpl w:val="172EB00A"/>
-    <w:lvl w:ilvl="0" w:tplc="08090001">
-      <w:start w:val="1"/>
-      <w:numFmt w:val="bullet"/>
-      <w:lvlText w:val=""/>
-      <w:lvlJc w:val="left"/>
-      <w:pPr>
-        <w:ind w:left="720" w:hanging="360"/>
-      </w:pPr>
-      <w:rPr>
-        <w:rFonts w:ascii="Symbol" w:hAnsi="Symbol" w:hint="default"/>
-      </w:rPr>
-    </w:lvl>
-    <w:lvl w:ilvl="1" w:tplc="08090003" w:tentative="1">
-      <w:start w:val="1"/>
-      <w:numFmt w:val="bullet"/>
-      <w:lvlText w:val="o"/>
-      <w:lvlJc w:val="left"/>
-      <w:pPr>
-        <w:ind w:left="1440" w:hanging="360"/>
-      </w:pPr>
-      <w:rPr>
-        <w:rFonts w:ascii="Courier New" w:hAnsi="Courier New" w:cs="Courier New" w:hint="default"/>
-      </w:rPr>
-    </w:lvl>
-    <w:lvl w:ilvl="2" w:tplc="08090005" w:tentative="1">
-      <w:start w:val="1"/>
-      <w:numFmt w:val="bullet"/>
-      <w:lvlText w:val=""/>
-      <w:lvlJc w:val="left"/>
-      <w:pPr>
-        <w:ind w:left="2160" w:hanging="360"/>
-      </w:pPr>
-      <w:rPr>
-        <w:rFonts w:ascii="Wingdings" w:hAnsi="Wingdings" w:hint="default"/>
-      </w:rPr>
-    </w:lvl>
-    <w:lvl w:ilvl="3" w:tplc="08090001" w:tentative="1">
-      <w:start w:val="1"/>
-      <w:numFmt w:val="bullet"/>
-      <w:lvlText w:val=""/>
-      <w:lvlJc w:val="left"/>
-      <w:pPr>
-        <w:ind w:left="2880" w:hanging="360"/>
-      </w:pPr>
-      <w:rPr>
-        <w:rFonts w:ascii="Symbol" w:hAnsi="Symbol" w:hint="default"/>
-      </w:rPr>
-    </w:lvl>
-    <w:lvl w:ilvl="4" w:tplc="08090003" w:tentative="1">
-      <w:start w:val="1"/>
-      <w:numFmt w:val="bullet"/>
-      <w:lvlText w:val="o"/>
-      <w:lvlJc w:val="left"/>
-      <w:pPr>
-        <w:ind w:left="3600" w:hanging="360"/>
-      </w:pPr>
-      <w:rPr>
-        <w:rFonts w:ascii="Courier New" w:hAnsi="Courier New" w:cs="Courier New" w:hint="default"/>
-      </w:rPr>
-    </w:lvl>
-    <w:lvl w:ilvl="5" w:tplc="08090005" w:tentative="1">
-      <w:start w:val="1"/>
-      <w:numFmt w:val="bullet"/>
-      <w:lvlText w:val=""/>
-      <w:lvlJc w:val="left"/>
-      <w:pPr>
-        <w:ind w:left="4320" w:hanging="360"/>
-      </w:pPr>
-      <w:rPr>
-        <w:rFonts w:ascii="Wingdings" w:hAnsi="Wingdings" w:hint="default"/>
-      </w:rPr>
-    </w:lvl>
-    <w:lvl w:ilvl="6" w:tplc="08090001" w:tentative="1">
-      <w:start w:val="1"/>
-      <w:numFmt w:val="bullet"/>
-      <w:lvlText w:val=""/>
-      <w:lvlJc w:val="left"/>
-      <w:pPr>
-        <w:ind w:left="5040" w:hanging="360"/>
-      </w:pPr>
-      <w:rPr>
-        <w:rFonts w:ascii="Symbol" w:hAnsi="Symbol" w:hint="default"/>
-      </w:rPr>
-    </w:lvl>
-    <w:lvl w:ilvl="7" w:tplc="08090003" w:tentative="1">
-      <w:start w:val="1"/>
-      <w:numFmt w:val="bullet"/>
-      <w:lvlText w:val="o"/>
-      <w:lvlJc w:val="left"/>
-      <w:pPr>
-        <w:ind w:left="5760" w:hanging="360"/>
-      </w:pPr>
-      <w:rPr>
-        <w:rFonts w:ascii="Courier New" w:hAnsi="Courier New" w:cs="Courier New" w:hint="default"/>
-      </w:rPr>
-    </w:lvl>
-    <w:lvl w:ilvl="8" w:tplc="08090005" w:tentative="1">
-      <w:start w:val="1"/>
-      <w:numFmt w:val="bullet"/>
-      <w:lvlText w:val=""/>
-      <w:lvlJc w:val="left"/>
-      <w:pPr>
-        <w:ind w:left="6480" w:hanging="360"/>
-      </w:pPr>
-      <w:rPr>
-        <w:rFonts w:ascii="Wingdings" w:hAnsi="Wingdings" w:hint="default"/>
-      </w:rPr>
-    </w:lvl>
-  </w:abstractNum>
-  <w:abstractNum w:abstractNumId="48" w15:restartNumberingAfterBreak="0">
-    <w:nsid w:val="6AF87A52"/>
-    <w:multiLevelType w:val="hybridMultilevel"/>
-    <w:tmpl w:val="F73A28C0"/>
-    <w:lvl w:ilvl="0" w:tplc="08090001">
-      <w:start w:val="1"/>
-      <w:numFmt w:val="bullet"/>
-      <w:lvlText w:val=""/>
-      <w:lvlJc w:val="left"/>
-      <w:pPr>
-        <w:ind w:left="720" w:hanging="360"/>
-      </w:pPr>
-      <w:rPr>
-        <w:rFonts w:ascii="Symbol" w:hAnsi="Symbol" w:hint="default"/>
-      </w:rPr>
-    </w:lvl>
-    <w:lvl w:ilvl="1" w:tplc="08090003" w:tentative="1">
-      <w:start w:val="1"/>
-      <w:numFmt w:val="bullet"/>
-      <w:lvlText w:val="o"/>
-      <w:lvlJc w:val="left"/>
-      <w:pPr>
-        <w:ind w:left="1440" w:hanging="360"/>
-      </w:pPr>
-      <w:rPr>
-        <w:rFonts w:ascii="Courier New" w:hAnsi="Courier New" w:cs="Courier New" w:hint="default"/>
-      </w:rPr>
-    </w:lvl>
-    <w:lvl w:ilvl="2" w:tplc="08090005" w:tentative="1">
-      <w:start w:val="1"/>
-      <w:numFmt w:val="bullet"/>
-      <w:lvlText w:val=""/>
-      <w:lvlJc w:val="left"/>
-      <w:pPr>
-        <w:ind w:left="2160" w:hanging="360"/>
-      </w:pPr>
-      <w:rPr>
-        <w:rFonts w:ascii="Wingdings" w:hAnsi="Wingdings" w:hint="default"/>
-      </w:rPr>
-    </w:lvl>
-    <w:lvl w:ilvl="3" w:tplc="08090001" w:tentative="1">
-      <w:start w:val="1"/>
-      <w:numFmt w:val="bullet"/>
-      <w:lvlText w:val=""/>
-      <w:lvlJc w:val="left"/>
-      <w:pPr>
-        <w:ind w:left="2880" w:hanging="360"/>
-      </w:pPr>
-      <w:rPr>
-        <w:rFonts w:ascii="Symbol" w:hAnsi="Symbol" w:hint="default"/>
-      </w:rPr>
-    </w:lvl>
-    <w:lvl w:ilvl="4" w:tplc="08090003" w:tentative="1">
-      <w:start w:val="1"/>
-      <w:numFmt w:val="bullet"/>
-      <w:lvlText w:val="o"/>
-      <w:lvlJc w:val="left"/>
-      <w:pPr>
-        <w:ind w:left="3600" w:hanging="360"/>
-      </w:pPr>
-      <w:rPr>
-        <w:rFonts w:ascii="Courier New" w:hAnsi="Courier New" w:cs="Courier New" w:hint="default"/>
-      </w:rPr>
-    </w:lvl>
-    <w:lvl w:ilvl="5" w:tplc="08090005" w:tentative="1">
-      <w:start w:val="1"/>
-      <w:numFmt w:val="bullet"/>
-      <w:lvlText w:val=""/>
-      <w:lvlJc w:val="left"/>
-      <w:pPr>
-        <w:ind w:left="4320" w:hanging="360"/>
-      </w:pPr>
-      <w:rPr>
-        <w:rFonts w:ascii="Wingdings" w:hAnsi="Wingdings" w:hint="default"/>
-      </w:rPr>
-    </w:lvl>
-    <w:lvl w:ilvl="6" w:tplc="08090001" w:tentative="1">
-      <w:start w:val="1"/>
-      <w:numFmt w:val="bullet"/>
-      <w:lvlText w:val=""/>
-      <w:lvlJc w:val="left"/>
-      <w:pPr>
-        <w:ind w:left="5040" w:hanging="360"/>
-      </w:pPr>
-      <w:rPr>
-        <w:rFonts w:ascii="Symbol" w:hAnsi="Symbol" w:hint="default"/>
-      </w:rPr>
-    </w:lvl>
-    <w:lvl w:ilvl="7" w:tplc="08090003" w:tentative="1">
-      <w:start w:val="1"/>
-      <w:numFmt w:val="bullet"/>
-      <w:lvlText w:val="o"/>
-      <w:lvlJc w:val="left"/>
-      <w:pPr>
-        <w:ind w:left="5760" w:hanging="360"/>
-      </w:pPr>
-      <w:rPr>
-        <w:rFonts w:ascii="Courier New" w:hAnsi="Courier New" w:cs="Courier New" w:hint="default"/>
-      </w:rPr>
-    </w:lvl>
-    <w:lvl w:ilvl="8" w:tplc="08090005" w:tentative="1">
-      <w:start w:val="1"/>
-      <w:numFmt w:val="bullet"/>
-      <w:lvlText w:val=""/>
-      <w:lvlJc w:val="left"/>
-      <w:pPr>
-        <w:ind w:left="6480" w:hanging="360"/>
-      </w:pPr>
-      <w:rPr>
-        <w:rFonts w:ascii="Wingdings" w:hAnsi="Wingdings" w:hint="default"/>
-      </w:rPr>
-    </w:lvl>
-  </w:abstractNum>
-  <w:abstractNum w:abstractNumId="49" w15:restartNumberingAfterBreak="0">
-    <w:nsid w:val="6B432848"/>
-    <w:multiLevelType w:val="hybridMultilevel"/>
-    <w:tmpl w:val="0688E62A"/>
-    <w:lvl w:ilvl="0" w:tplc="08090001">
-      <w:start w:val="1"/>
-      <w:numFmt w:val="bullet"/>
-      <w:lvlText w:val=""/>
-      <w:lvlJc w:val="left"/>
-      <w:pPr>
-        <w:ind w:left="720" w:hanging="360"/>
-      </w:pPr>
-      <w:rPr>
-        <w:rFonts w:ascii="Symbol" w:hAnsi="Symbol" w:hint="default"/>
-      </w:rPr>
-    </w:lvl>
-    <w:lvl w:ilvl="1" w:tplc="08090003" w:tentative="1">
-      <w:start w:val="1"/>
-      <w:numFmt w:val="bullet"/>
-      <w:lvlText w:val="o"/>
-      <w:lvlJc w:val="left"/>
-      <w:pPr>
-        <w:ind w:left="1440" w:hanging="360"/>
-      </w:pPr>
-      <w:rPr>
-        <w:rFonts w:ascii="Courier New" w:hAnsi="Courier New" w:cs="Courier New" w:hint="default"/>
-      </w:rPr>
-    </w:lvl>
-    <w:lvl w:ilvl="2" w:tplc="08090005" w:tentative="1">
-      <w:start w:val="1"/>
-      <w:numFmt w:val="bullet"/>
-      <w:lvlText w:val=""/>
-      <w:lvlJc w:val="left"/>
-      <w:pPr>
-        <w:ind w:left="2160" w:hanging="360"/>
-      </w:pPr>
-      <w:rPr>
-        <w:rFonts w:ascii="Wingdings" w:hAnsi="Wingdings" w:hint="default"/>
-      </w:rPr>
-    </w:lvl>
-    <w:lvl w:ilvl="3" w:tplc="08090001" w:tentative="1">
-      <w:start w:val="1"/>
-      <w:numFmt w:val="bullet"/>
-      <w:lvlText w:val=""/>
-      <w:lvlJc w:val="left"/>
-      <w:pPr>
-        <w:ind w:left="2880" w:hanging="360"/>
-      </w:pPr>
-      <w:rPr>
-        <w:rFonts w:ascii="Symbol" w:hAnsi="Symbol" w:hint="default"/>
-      </w:rPr>
-    </w:lvl>
-    <w:lvl w:ilvl="4" w:tplc="08090003" w:tentative="1">
-      <w:start w:val="1"/>
-      <w:numFmt w:val="bullet"/>
-      <w:lvlText w:val="o"/>
-      <w:lvlJc w:val="left"/>
-      <w:pPr>
-        <w:ind w:left="3600" w:hanging="360"/>
-      </w:pPr>
-      <w:rPr>
-        <w:rFonts w:ascii="Courier New" w:hAnsi="Courier New" w:cs="Courier New" w:hint="default"/>
-      </w:rPr>
-    </w:lvl>
-    <w:lvl w:ilvl="5" w:tplc="08090005" w:tentative="1">
-      <w:start w:val="1"/>
-      <w:numFmt w:val="bullet"/>
-      <w:lvlText w:val=""/>
-      <w:lvlJc w:val="left"/>
-      <w:pPr>
-        <w:ind w:left="4320" w:hanging="360"/>
-      </w:pPr>
-      <w:rPr>
-        <w:rFonts w:ascii="Wingdings" w:hAnsi="Wingdings" w:hint="default"/>
-      </w:rPr>
-    </w:lvl>
-    <w:lvl w:ilvl="6" w:tplc="08090001" w:tentative="1">
-      <w:start w:val="1"/>
-      <w:numFmt w:val="bullet"/>
-      <w:lvlText w:val=""/>
-      <w:lvlJc w:val="left"/>
-      <w:pPr>
-        <w:ind w:left="5040" w:hanging="360"/>
-      </w:pPr>
-      <w:rPr>
-        <w:rFonts w:ascii="Symbol" w:hAnsi="Symbol" w:hint="default"/>
-      </w:rPr>
-    </w:lvl>
-    <w:lvl w:ilvl="7" w:tplc="08090003" w:tentative="1">
-      <w:start w:val="1"/>
-      <w:numFmt w:val="bullet"/>
-      <w:lvlText w:val="o"/>
-      <w:lvlJc w:val="left"/>
-      <w:pPr>
-        <w:ind w:left="5760" w:hanging="360"/>
-      </w:pPr>
-      <w:rPr>
-        <w:rFonts w:ascii="Courier New" w:hAnsi="Courier New" w:cs="Courier New" w:hint="default"/>
-      </w:rPr>
-    </w:lvl>
-    <w:lvl w:ilvl="8" w:tplc="08090005" w:tentative="1">
-      <w:start w:val="1"/>
-      <w:numFmt w:val="bullet"/>
-      <w:lvlText w:val=""/>
-      <w:lvlJc w:val="left"/>
-      <w:pPr>
-        <w:ind w:left="6480" w:hanging="360"/>
-      </w:pPr>
-      <w:rPr>
-        <w:rFonts w:ascii="Wingdings" w:hAnsi="Wingdings" w:hint="default"/>
-      </w:rPr>
-    </w:lvl>
-  </w:abstractNum>
-  <w:abstractNum w:abstractNumId="50" w15:restartNumberingAfterBreak="0">
-    <w:nsid w:val="715F2CB7"/>
-    <w:multiLevelType w:val="hybridMultilevel"/>
-    <w:tmpl w:val="3D486EF6"/>
-    <w:lvl w:ilvl="0" w:tplc="08090001">
-      <w:start w:val="1"/>
-      <w:numFmt w:val="bullet"/>
-      <w:lvlText w:val=""/>
-      <w:lvlJc w:val="left"/>
-      <w:pPr>
-        <w:ind w:left="720" w:hanging="360"/>
-      </w:pPr>
-      <w:rPr>
-        <w:rFonts w:ascii="Symbol" w:hAnsi="Symbol" w:hint="default"/>
-      </w:rPr>
-    </w:lvl>
-    <w:lvl w:ilvl="1" w:tplc="08090003" w:tentative="1">
-      <w:start w:val="1"/>
-      <w:numFmt w:val="bullet"/>
-      <w:lvlText w:val="o"/>
-      <w:lvlJc w:val="left"/>
-      <w:pPr>
-        <w:ind w:left="1440" w:hanging="360"/>
-      </w:pPr>
-      <w:rPr>
-        <w:rFonts w:ascii="Courier New" w:hAnsi="Courier New" w:cs="Courier New" w:hint="default"/>
-      </w:rPr>
-    </w:lvl>
-    <w:lvl w:ilvl="2" w:tplc="08090005" w:tentative="1">
-      <w:start w:val="1"/>
-      <w:numFmt w:val="bullet"/>
-      <w:lvlText w:val=""/>
-      <w:lvlJc w:val="left"/>
-      <w:pPr>
-        <w:ind w:left="2160" w:hanging="360"/>
-      </w:pPr>
-      <w:rPr>
-        <w:rFonts w:ascii="Wingdings" w:hAnsi="Wingdings" w:hint="default"/>
-      </w:rPr>
-    </w:lvl>
-    <w:lvl w:ilvl="3" w:tplc="08090001" w:tentative="1">
-      <w:start w:val="1"/>
-      <w:numFmt w:val="bullet"/>
-      <w:lvlText w:val=""/>
-      <w:lvlJc w:val="left"/>
-      <w:pPr>
-        <w:ind w:left="2880" w:hanging="360"/>
-      </w:pPr>
-      <w:rPr>
-        <w:rFonts w:ascii="Symbol" w:hAnsi="Symbol" w:hint="default"/>
-      </w:rPr>
-    </w:lvl>
-    <w:lvl w:ilvl="4" w:tplc="08090003" w:tentative="1">
-      <w:start w:val="1"/>
-      <w:numFmt w:val="bullet"/>
-      <w:lvlText w:val="o"/>
-      <w:lvlJc w:val="left"/>
-      <w:pPr>
-        <w:ind w:left="3600" w:hanging="360"/>
-      </w:pPr>
-      <w:rPr>
-        <w:rFonts w:ascii="Courier New" w:hAnsi="Courier New" w:cs="Courier New" w:hint="default"/>
-      </w:rPr>
-    </w:lvl>
-    <w:lvl w:ilvl="5" w:tplc="08090005" w:tentative="1">
-      <w:start w:val="1"/>
-      <w:numFmt w:val="bullet"/>
-      <w:lvlText w:val=""/>
-      <w:lvlJc w:val="left"/>
-      <w:pPr>
-        <w:ind w:left="4320" w:hanging="360"/>
-      </w:pPr>
-      <w:rPr>
-        <w:rFonts w:ascii="Wingdings" w:hAnsi="Wingdings" w:hint="default"/>
-      </w:rPr>
-    </w:lvl>
-    <w:lvl w:ilvl="6" w:tplc="08090001" w:tentative="1">
-      <w:start w:val="1"/>
-      <w:numFmt w:val="bullet"/>
-      <w:lvlText w:val=""/>
-      <w:lvlJc w:val="left"/>
-      <w:pPr>
-        <w:ind w:left="5040" w:hanging="360"/>
-      </w:pPr>
-      <w:rPr>
-        <w:rFonts w:ascii="Symbol" w:hAnsi="Symbol" w:hint="default"/>
-      </w:rPr>
-    </w:lvl>
-    <w:lvl w:ilvl="7" w:tplc="08090003" w:tentative="1">
-      <w:start w:val="1"/>
-      <w:numFmt w:val="bullet"/>
-      <w:lvlText w:val="o"/>
-      <w:lvlJc w:val="left"/>
-      <w:pPr>
-        <w:ind w:left="5760" w:hanging="360"/>
-      </w:pPr>
-      <w:rPr>
-        <w:rFonts w:ascii="Courier New" w:hAnsi="Courier New" w:cs="Courier New" w:hint="default"/>
-      </w:rPr>
-    </w:lvl>
-    <w:lvl w:ilvl="8" w:tplc="08090005" w:tentative="1">
-      <w:start w:val="1"/>
-      <w:numFmt w:val="bullet"/>
-      <w:lvlText w:val=""/>
-      <w:lvlJc w:val="left"/>
-      <w:pPr>
-        <w:ind w:left="6480" w:hanging="360"/>
-      </w:pPr>
-      <w:rPr>
-        <w:rFonts w:ascii="Wingdings" w:hAnsi="Wingdings" w:hint="default"/>
-      </w:rPr>
-    </w:lvl>
-  </w:abstractNum>
-  <w:abstractNum w:abstractNumId="51" w15:restartNumberingAfterBreak="0">
-    <w:nsid w:val="72737A3B"/>
-    <w:multiLevelType w:val="hybridMultilevel"/>
-    <w:tmpl w:val="F3D26542"/>
-    <w:lvl w:ilvl="0" w:tplc="08090001">
-      <w:start w:val="1"/>
-      <w:numFmt w:val="bullet"/>
-      <w:lvlText w:val=""/>
-      <w:lvlJc w:val="left"/>
-      <w:pPr>
-        <w:ind w:left="720" w:hanging="360"/>
-      </w:pPr>
-      <w:rPr>
-        <w:rFonts w:ascii="Symbol" w:hAnsi="Symbol" w:hint="default"/>
-      </w:rPr>
-    </w:lvl>
-    <w:lvl w:ilvl="1" w:tplc="08090003" w:tentative="1">
-      <w:start w:val="1"/>
-      <w:numFmt w:val="bullet"/>
-      <w:lvlText w:val="o"/>
-      <w:lvlJc w:val="left"/>
-      <w:pPr>
-        <w:ind w:left="1440" w:hanging="360"/>
-      </w:pPr>
-      <w:rPr>
-        <w:rFonts w:ascii="Courier New" w:hAnsi="Courier New" w:cs="Courier New" w:hint="default"/>
-      </w:rPr>
-    </w:lvl>
-    <w:lvl w:ilvl="2" w:tplc="08090005" w:tentative="1">
-      <w:start w:val="1"/>
-      <w:numFmt w:val="bullet"/>
-      <w:lvlText w:val=""/>
-      <w:lvlJc w:val="left"/>
-      <w:pPr>
-        <w:ind w:left="2160" w:hanging="360"/>
-      </w:pPr>
-      <w:rPr>
-        <w:rFonts w:ascii="Wingdings" w:hAnsi="Wingdings" w:hint="default"/>
-      </w:rPr>
-    </w:lvl>
-    <w:lvl w:ilvl="3" w:tplc="08090001" w:tentative="1">
-      <w:start w:val="1"/>
-      <w:numFmt w:val="bullet"/>
-      <w:lvlText w:val=""/>
-      <w:lvlJc w:val="left"/>
-      <w:pPr>
-        <w:ind w:left="2880" w:hanging="360"/>
-      </w:pPr>
-      <w:rPr>
-        <w:rFonts w:ascii="Symbol" w:hAnsi="Symbol" w:hint="default"/>
-      </w:rPr>
-    </w:lvl>
-    <w:lvl w:ilvl="4" w:tplc="08090003" w:tentative="1">
-      <w:start w:val="1"/>
-      <w:numFmt w:val="bullet"/>
-      <w:lvlText w:val="o"/>
-      <w:lvlJc w:val="left"/>
-      <w:pPr>
-        <w:ind w:left="3600" w:hanging="360"/>
-      </w:pPr>
-      <w:rPr>
-        <w:rFonts w:ascii="Courier New" w:hAnsi="Courier New" w:cs="Courier New" w:hint="default"/>
-      </w:rPr>
-    </w:lvl>
-    <w:lvl w:ilvl="5" w:tplc="08090005" w:tentative="1">
-      <w:start w:val="1"/>
-      <w:numFmt w:val="bullet"/>
-      <w:lvlText w:val=""/>
-      <w:lvlJc w:val="left"/>
-      <w:pPr>
-        <w:ind w:left="4320" w:hanging="360"/>
-      </w:pPr>
-      <w:rPr>
-        <w:rFonts w:ascii="Wingdings" w:hAnsi="Wingdings" w:hint="default"/>
-      </w:rPr>
-    </w:lvl>
-    <w:lvl w:ilvl="6" w:tplc="08090001" w:tentative="1">
-      <w:start w:val="1"/>
-      <w:numFmt w:val="bullet"/>
-      <w:lvlText w:val=""/>
-      <w:lvlJc w:val="left"/>
-      <w:pPr>
-        <w:ind w:left="5040" w:hanging="360"/>
-      </w:pPr>
-      <w:rPr>
-        <w:rFonts w:ascii="Symbol" w:hAnsi="Symbol" w:hint="default"/>
-      </w:rPr>
-    </w:lvl>
-    <w:lvl w:ilvl="7" w:tplc="08090003" w:tentative="1">
-      <w:start w:val="1"/>
-      <w:numFmt w:val="bullet"/>
-      <w:lvlText w:val="o"/>
-      <w:lvlJc w:val="left"/>
-      <w:pPr>
-        <w:ind w:left="5760" w:hanging="360"/>
-      </w:pPr>
-      <w:rPr>
-        <w:rFonts w:ascii="Courier New" w:hAnsi="Courier New" w:cs="Courier New" w:hint="default"/>
-      </w:rPr>
-    </w:lvl>
-    <w:lvl w:ilvl="8" w:tplc="08090005" w:tentative="1">
-      <w:start w:val="1"/>
-      <w:numFmt w:val="bullet"/>
-      <w:lvlText w:val=""/>
-      <w:lvlJc w:val="left"/>
-      <w:pPr>
-        <w:ind w:left="6480" w:hanging="360"/>
-      </w:pPr>
-      <w:rPr>
-        <w:rFonts w:ascii="Wingdings" w:hAnsi="Wingdings" w:hint="default"/>
-      </w:rPr>
-    </w:lvl>
-  </w:abstractNum>
-  <w:abstractNum w:abstractNumId="52" w15:restartNumberingAfterBreak="0">
-    <w:nsid w:val="744374EE"/>
-    <w:multiLevelType w:val="hybridMultilevel"/>
-    <w:tmpl w:val="9A900636"/>
-    <w:lvl w:ilvl="0" w:tplc="08090001">
-      <w:start w:val="1"/>
-      <w:numFmt w:val="bullet"/>
-      <w:lvlText w:val=""/>
-      <w:lvlJc w:val="left"/>
-      <w:pPr>
-        <w:ind w:left="720" w:hanging="360"/>
-      </w:pPr>
-      <w:rPr>
-        <w:rFonts w:ascii="Symbol" w:hAnsi="Symbol" w:hint="default"/>
-      </w:rPr>
-    </w:lvl>
-    <w:lvl w:ilvl="1" w:tplc="08090003">
-      <w:start w:val="1"/>
-      <w:numFmt w:val="bullet"/>
-      <w:lvlText w:val="o"/>
-      <w:lvlJc w:val="left"/>
-      <w:pPr>
-        <w:ind w:left="1440" w:hanging="360"/>
-      </w:pPr>
-      <w:rPr>
-        <w:rFonts w:ascii="Courier New" w:hAnsi="Courier New" w:cs="Courier New" w:hint="default"/>
-      </w:rPr>
-    </w:lvl>
-    <w:lvl w:ilvl="2" w:tplc="08090005" w:tentative="1">
-      <w:start w:val="1"/>
-      <w:numFmt w:val="bullet"/>
-      <w:lvlText w:val=""/>
-      <w:lvlJc w:val="left"/>
-      <w:pPr>
-        <w:ind w:left="2160" w:hanging="360"/>
-      </w:pPr>
-      <w:rPr>
-        <w:rFonts w:ascii="Wingdings" w:hAnsi="Wingdings" w:hint="default"/>
-      </w:rPr>
-    </w:lvl>
-    <w:lvl w:ilvl="3" w:tplc="08090001" w:tentative="1">
-      <w:start w:val="1"/>
-      <w:numFmt w:val="bullet"/>
-      <w:lvlText w:val=""/>
-      <w:lvlJc w:val="left"/>
-      <w:pPr>
-        <w:ind w:left="2880" w:hanging="360"/>
-      </w:pPr>
-      <w:rPr>
-        <w:rFonts w:ascii="Symbol" w:hAnsi="Symbol" w:hint="default"/>
-      </w:rPr>
-    </w:lvl>
-    <w:lvl w:ilvl="4" w:tplc="08090003" w:tentative="1">
-      <w:start w:val="1"/>
-      <w:numFmt w:val="bullet"/>
-      <w:lvlText w:val="o"/>
-      <w:lvlJc w:val="left"/>
-      <w:pPr>
-        <w:ind w:left="3600" w:hanging="360"/>
-      </w:pPr>
-      <w:rPr>
-        <w:rFonts w:ascii="Courier New" w:hAnsi="Courier New" w:cs="Courier New" w:hint="default"/>
-      </w:rPr>
-    </w:lvl>
-    <w:lvl w:ilvl="5" w:tplc="08090005" w:tentative="1">
-      <w:start w:val="1"/>
-      <w:numFmt w:val="bullet"/>
-      <w:lvlText w:val=""/>
-      <w:lvlJc w:val="left"/>
-      <w:pPr>
-        <w:ind w:left="4320" w:hanging="360"/>
-      </w:pPr>
-      <w:rPr>
-        <w:rFonts w:ascii="Wingdings" w:hAnsi="Wingdings" w:hint="default"/>
-      </w:rPr>
-    </w:lvl>
-    <w:lvl w:ilvl="6" w:tplc="08090001" w:tentative="1">
-      <w:start w:val="1"/>
-      <w:numFmt w:val="bullet"/>
-      <w:lvlText w:val=""/>
-      <w:lvlJc w:val="left"/>
-      <w:pPr>
-        <w:ind w:left="5040" w:hanging="360"/>
-      </w:pPr>
-      <w:rPr>
-        <w:rFonts w:ascii="Symbol" w:hAnsi="Symbol" w:hint="default"/>
-      </w:rPr>
-    </w:lvl>
-    <w:lvl w:ilvl="7" w:tplc="08090003" w:tentative="1">
-      <w:start w:val="1"/>
-      <w:numFmt w:val="bullet"/>
-      <w:lvlText w:val="o"/>
-      <w:lvlJc w:val="left"/>
-      <w:pPr>
-        <w:ind w:left="5760" w:hanging="360"/>
-      </w:pPr>
-      <w:rPr>
-        <w:rFonts w:ascii="Courier New" w:hAnsi="Courier New" w:cs="Courier New" w:hint="default"/>
-      </w:rPr>
-    </w:lvl>
-    <w:lvl w:ilvl="8" w:tplc="08090005" w:tentative="1">
-      <w:start w:val="1"/>
-      <w:numFmt w:val="bullet"/>
-      <w:lvlText w:val=""/>
-      <w:lvlJc w:val="left"/>
-      <w:pPr>
-        <w:ind w:left="6480" w:hanging="360"/>
-      </w:pPr>
-      <w:rPr>
-        <w:rFonts w:ascii="Wingdings" w:hAnsi="Wingdings" w:hint="default"/>
-      </w:rPr>
-    </w:lvl>
-  </w:abstractNum>
-  <w:abstractNum w:abstractNumId="53" w15:restartNumberingAfterBreak="0">
-    <w:nsid w:val="746E7C12"/>
-    <w:multiLevelType w:val="hybridMultilevel"/>
-    <w:tmpl w:val="BF6C44DA"/>
-    <w:lvl w:ilvl="0" w:tplc="08090001">
-      <w:start w:val="1"/>
-      <w:numFmt w:val="bullet"/>
-      <w:lvlText w:val=""/>
-      <w:lvlJc w:val="left"/>
-      <w:pPr>
-        <w:ind w:left="720" w:hanging="360"/>
-      </w:pPr>
-      <w:rPr>
-        <w:rFonts w:ascii="Symbol" w:hAnsi="Symbol" w:hint="default"/>
-      </w:rPr>
-    </w:lvl>
-    <w:lvl w:ilvl="1" w:tplc="08090003" w:tentative="1">
-      <w:start w:val="1"/>
-      <w:numFmt w:val="bullet"/>
-      <w:lvlText w:val="o"/>
-      <w:lvlJc w:val="left"/>
-      <w:pPr>
-        <w:ind w:left="1440" w:hanging="360"/>
-      </w:pPr>
-      <w:rPr>
-        <w:rFonts w:ascii="Courier New" w:hAnsi="Courier New" w:cs="Courier New" w:hint="default"/>
-      </w:rPr>
-    </w:lvl>
-    <w:lvl w:ilvl="2" w:tplc="08090005" w:tentative="1">
-      <w:start w:val="1"/>
-      <w:numFmt w:val="bullet"/>
-      <w:lvlText w:val=""/>
-      <w:lvlJc w:val="left"/>
-      <w:pPr>
-        <w:ind w:left="2160" w:hanging="360"/>
-      </w:pPr>
-      <w:rPr>
-        <w:rFonts w:ascii="Wingdings" w:hAnsi="Wingdings" w:hint="default"/>
-      </w:rPr>
-    </w:lvl>
-    <w:lvl w:ilvl="3" w:tplc="08090001" w:tentative="1">
-      <w:start w:val="1"/>
-      <w:numFmt w:val="bullet"/>
-      <w:lvlText w:val=""/>
-      <w:lvlJc w:val="left"/>
-      <w:pPr>
-        <w:ind w:left="2880" w:hanging="360"/>
-      </w:pPr>
-      <w:rPr>
-        <w:rFonts w:ascii="Symbol" w:hAnsi="Symbol" w:hint="default"/>
-      </w:rPr>
-    </w:lvl>
-    <w:lvl w:ilvl="4" w:tplc="08090003" w:tentative="1">
-      <w:start w:val="1"/>
-      <w:numFmt w:val="bullet"/>
-      <w:lvlText w:val="o"/>
-      <w:lvlJc w:val="left"/>
-      <w:pPr>
-        <w:ind w:left="3600" w:hanging="360"/>
-      </w:pPr>
-      <w:rPr>
-        <w:rFonts w:ascii="Courier New" w:hAnsi="Courier New" w:cs="Courier New" w:hint="default"/>
-      </w:rPr>
-    </w:lvl>
-    <w:lvl w:ilvl="5" w:tplc="08090005" w:tentative="1">
-      <w:start w:val="1"/>
-      <w:numFmt w:val="bullet"/>
-      <w:lvlText w:val=""/>
-      <w:lvlJc w:val="left"/>
-      <w:pPr>
-        <w:ind w:left="4320" w:hanging="360"/>
-      </w:pPr>
-      <w:rPr>
-        <w:rFonts w:ascii="Wingdings" w:hAnsi="Wingdings" w:hint="default"/>
-      </w:rPr>
-    </w:lvl>
-    <w:lvl w:ilvl="6" w:tplc="08090001" w:tentative="1">
-      <w:start w:val="1"/>
-      <w:numFmt w:val="bullet"/>
-      <w:lvlText w:val=""/>
-      <w:lvlJc w:val="left"/>
-      <w:pPr>
-        <w:ind w:left="5040" w:hanging="360"/>
-      </w:pPr>
-      <w:rPr>
-        <w:rFonts w:ascii="Symbol" w:hAnsi="Symbol" w:hint="default"/>
-      </w:rPr>
-    </w:lvl>
-    <w:lvl w:ilvl="7" w:tplc="08090003" w:tentative="1">
-      <w:start w:val="1"/>
-      <w:numFmt w:val="bullet"/>
-      <w:lvlText w:val="o"/>
-      <w:lvlJc w:val="left"/>
-      <w:pPr>
-        <w:ind w:left="5760" w:hanging="360"/>
-      </w:pPr>
-      <w:rPr>
-        <w:rFonts w:ascii="Courier New" w:hAnsi="Courier New" w:cs="Courier New" w:hint="default"/>
-      </w:rPr>
-    </w:lvl>
-    <w:lvl w:ilvl="8" w:tplc="08090005" w:tentative="1">
-      <w:start w:val="1"/>
-      <w:numFmt w:val="bullet"/>
-      <w:lvlText w:val=""/>
-      <w:lvlJc w:val="left"/>
-      <w:pPr>
-        <w:ind w:left="6480" w:hanging="360"/>
-      </w:pPr>
-      <w:rPr>
-        <w:rFonts w:ascii="Wingdings" w:hAnsi="Wingdings" w:hint="default"/>
-      </w:rPr>
-    </w:lvl>
-  </w:abstractNum>
-  <w:abstractNum w:abstractNumId="54" w15:restartNumberingAfterBreak="0">
-    <w:nsid w:val="79783B36"/>
-    <w:multiLevelType w:val="hybridMultilevel"/>
-    <w:tmpl w:val="97E8234E"/>
-    <w:lvl w:ilvl="0" w:tplc="08090001">
-      <w:start w:val="1"/>
-      <w:numFmt w:val="bullet"/>
-      <w:lvlText w:val=""/>
-      <w:lvlJc w:val="left"/>
-      <w:pPr>
-        <w:ind w:left="720" w:hanging="360"/>
-      </w:pPr>
-      <w:rPr>
-        <w:rFonts w:ascii="Symbol" w:hAnsi="Symbol" w:hint="default"/>
-      </w:rPr>
-    </w:lvl>
-    <w:lvl w:ilvl="1" w:tplc="08090003" w:tentative="1">
-      <w:start w:val="1"/>
-      <w:numFmt w:val="bullet"/>
-      <w:lvlText w:val="o"/>
-      <w:lvlJc w:val="left"/>
-      <w:pPr>
-        <w:ind w:left="1440" w:hanging="360"/>
-      </w:pPr>
-      <w:rPr>
-        <w:rFonts w:ascii="Courier New" w:hAnsi="Courier New" w:cs="Courier New" w:hint="default"/>
-      </w:rPr>
-    </w:lvl>
-    <w:lvl w:ilvl="2" w:tplc="08090005" w:tentative="1">
-      <w:start w:val="1"/>
-      <w:numFmt w:val="bullet"/>
-      <w:lvlText w:val=""/>
-      <w:lvlJc w:val="left"/>
-      <w:pPr>
-        <w:ind w:left="2160" w:hanging="360"/>
-      </w:pPr>
-      <w:rPr>
-        <w:rFonts w:ascii="Wingdings" w:hAnsi="Wingdings" w:hint="default"/>
-      </w:rPr>
-    </w:lvl>
-    <w:lvl w:ilvl="3" w:tplc="08090001" w:tentative="1">
-      <w:start w:val="1"/>
-      <w:numFmt w:val="bullet"/>
-      <w:lvlText w:val=""/>
-      <w:lvlJc w:val="left"/>
-      <w:pPr>
-        <w:ind w:left="2880" w:hanging="360"/>
-      </w:pPr>
-      <w:rPr>
-        <w:rFonts w:ascii="Symbol" w:hAnsi="Symbol" w:hint="default"/>
-      </w:rPr>
-    </w:lvl>
-    <w:lvl w:ilvl="4" w:tplc="08090003" w:tentative="1">
-      <w:start w:val="1"/>
-      <w:numFmt w:val="bullet"/>
-      <w:lvlText w:val="o"/>
-      <w:lvlJc w:val="left"/>
-      <w:pPr>
-        <w:ind w:left="3600" w:hanging="360"/>
-      </w:pPr>
-      <w:rPr>
-        <w:rFonts w:ascii="Courier New" w:hAnsi="Courier New" w:cs="Courier New" w:hint="default"/>
-      </w:rPr>
-    </w:lvl>
-    <w:lvl w:ilvl="5" w:tplc="08090005" w:tentative="1">
-      <w:start w:val="1"/>
-      <w:numFmt w:val="bullet"/>
-      <w:lvlText w:val=""/>
-      <w:lvlJc w:val="left"/>
-      <w:pPr>
-        <w:ind w:left="4320" w:hanging="360"/>
-      </w:pPr>
-      <w:rPr>
-        <w:rFonts w:ascii="Wingdings" w:hAnsi="Wingdings" w:hint="default"/>
-      </w:rPr>
-    </w:lvl>
-    <w:lvl w:ilvl="6" w:tplc="08090001" w:tentative="1">
-      <w:start w:val="1"/>
-      <w:numFmt w:val="bullet"/>
-      <w:lvlText w:val=""/>
-      <w:lvlJc w:val="left"/>
-      <w:pPr>
-        <w:ind w:left="5040" w:hanging="360"/>
-      </w:pPr>
-      <w:rPr>
-        <w:rFonts w:ascii="Symbol" w:hAnsi="Symbol" w:hint="default"/>
-      </w:rPr>
-    </w:lvl>
-    <w:lvl w:ilvl="7" w:tplc="08090003" w:tentative="1">
-      <w:start w:val="1"/>
-      <w:numFmt w:val="bullet"/>
-      <w:lvlText w:val="o"/>
-      <w:lvlJc w:val="left"/>
-      <w:pPr>
-        <w:ind w:left="5760" w:hanging="360"/>
-      </w:pPr>
-      <w:rPr>
-        <w:rFonts w:ascii="Courier New" w:hAnsi="Courier New" w:cs="Courier New" w:hint="default"/>
-      </w:rPr>
-    </w:lvl>
-    <w:lvl w:ilvl="8" w:tplc="08090005" w:tentative="1">
-      <w:start w:val="1"/>
-      <w:numFmt w:val="bullet"/>
-      <w:lvlText w:val=""/>
-      <w:lvlJc w:val="left"/>
-      <w:pPr>
-        <w:ind w:left="6480" w:hanging="360"/>
-      </w:pPr>
-      <w:rPr>
-        <w:rFonts w:ascii="Wingdings" w:hAnsi="Wingdings" w:hint="default"/>
-      </w:rPr>
-    </w:lvl>
-  </w:abstractNum>
-  <w:abstractNum w:abstractNumId="55" w15:restartNumberingAfterBreak="0">
+  <w:abstractNum w:abstractNumId="21" w15:restartNumberingAfterBreak="0">
     <w:nsid w:val="7BF833A2"/>
     <w:multiLevelType w:val="hybridMultilevel"/>
     <w:tmpl w:val="37727480"/>
@@ -11854,10 +7512,10 @@
       </w:rPr>
     </w:lvl>
   </w:abstractNum>
-  <w:abstractNum w:abstractNumId="56" w15:restartNumberingAfterBreak="0">
+  <w:abstractNum w:abstractNumId="22" w15:restartNumberingAfterBreak="0">
     <w:nsid w:val="7CEC4971"/>
     <w:multiLevelType w:val="hybridMultilevel"/>
-    <w:tmpl w:val="5BA09D4A"/>
+    <w:tmpl w:val="1CFEABE6"/>
     <w:lvl w:ilvl="0" w:tplc="08090001">
       <w:start w:val="1"/>
       <w:numFmt w:val="bullet"/>
@@ -11967,233 +7625,7 @@
       </w:rPr>
     </w:lvl>
   </w:abstractNum>
-  <w:abstractNum w:abstractNumId="57" w15:restartNumberingAfterBreak="0">
-    <w:nsid w:val="7CF33B99"/>
-    <w:multiLevelType w:val="hybridMultilevel"/>
-    <w:tmpl w:val="272AD19C"/>
-    <w:lvl w:ilvl="0" w:tplc="08090001">
-      <w:start w:val="1"/>
-      <w:numFmt w:val="bullet"/>
-      <w:lvlText w:val=""/>
-      <w:lvlJc w:val="left"/>
-      <w:pPr>
-        <w:ind w:left="720" w:hanging="360"/>
-      </w:pPr>
-      <w:rPr>
-        <w:rFonts w:ascii="Symbol" w:hAnsi="Symbol" w:hint="default"/>
-      </w:rPr>
-    </w:lvl>
-    <w:lvl w:ilvl="1" w:tplc="08090003" w:tentative="1">
-      <w:start w:val="1"/>
-      <w:numFmt w:val="bullet"/>
-      <w:lvlText w:val="o"/>
-      <w:lvlJc w:val="left"/>
-      <w:pPr>
-        <w:ind w:left="1440" w:hanging="360"/>
-      </w:pPr>
-      <w:rPr>
-        <w:rFonts w:ascii="Courier New" w:hAnsi="Courier New" w:cs="Courier New" w:hint="default"/>
-      </w:rPr>
-    </w:lvl>
-    <w:lvl w:ilvl="2" w:tplc="08090005" w:tentative="1">
-      <w:start w:val="1"/>
-      <w:numFmt w:val="bullet"/>
-      <w:lvlText w:val=""/>
-      <w:lvlJc w:val="left"/>
-      <w:pPr>
-        <w:ind w:left="2160" w:hanging="360"/>
-      </w:pPr>
-      <w:rPr>
-        <w:rFonts w:ascii="Wingdings" w:hAnsi="Wingdings" w:hint="default"/>
-      </w:rPr>
-    </w:lvl>
-    <w:lvl w:ilvl="3" w:tplc="08090001" w:tentative="1">
-      <w:start w:val="1"/>
-      <w:numFmt w:val="bullet"/>
-      <w:lvlText w:val=""/>
-      <w:lvlJc w:val="left"/>
-      <w:pPr>
-        <w:ind w:left="2880" w:hanging="360"/>
-      </w:pPr>
-      <w:rPr>
-        <w:rFonts w:ascii="Symbol" w:hAnsi="Symbol" w:hint="default"/>
-      </w:rPr>
-    </w:lvl>
-    <w:lvl w:ilvl="4" w:tplc="08090003" w:tentative="1">
-      <w:start w:val="1"/>
-      <w:numFmt w:val="bullet"/>
-      <w:lvlText w:val="o"/>
-      <w:lvlJc w:val="left"/>
-      <w:pPr>
-        <w:ind w:left="3600" w:hanging="360"/>
-      </w:pPr>
-      <w:rPr>
-        <w:rFonts w:ascii="Courier New" w:hAnsi="Courier New" w:cs="Courier New" w:hint="default"/>
-      </w:rPr>
-    </w:lvl>
-    <w:lvl w:ilvl="5" w:tplc="08090005" w:tentative="1">
-      <w:start w:val="1"/>
-      <w:numFmt w:val="bullet"/>
-      <w:lvlText w:val=""/>
-      <w:lvlJc w:val="left"/>
-      <w:pPr>
-        <w:ind w:left="4320" w:hanging="360"/>
-      </w:pPr>
-      <w:rPr>
-        <w:rFonts w:ascii="Wingdings" w:hAnsi="Wingdings" w:hint="default"/>
-      </w:rPr>
-    </w:lvl>
-    <w:lvl w:ilvl="6" w:tplc="08090001" w:tentative="1">
-      <w:start w:val="1"/>
-      <w:numFmt w:val="bullet"/>
-      <w:lvlText w:val=""/>
-      <w:lvlJc w:val="left"/>
-      <w:pPr>
-        <w:ind w:left="5040" w:hanging="360"/>
-      </w:pPr>
-      <w:rPr>
-        <w:rFonts w:ascii="Symbol" w:hAnsi="Symbol" w:hint="default"/>
-      </w:rPr>
-    </w:lvl>
-    <w:lvl w:ilvl="7" w:tplc="08090003" w:tentative="1">
-      <w:start w:val="1"/>
-      <w:numFmt w:val="bullet"/>
-      <w:lvlText w:val="o"/>
-      <w:lvlJc w:val="left"/>
-      <w:pPr>
-        <w:ind w:left="5760" w:hanging="360"/>
-      </w:pPr>
-      <w:rPr>
-        <w:rFonts w:ascii="Courier New" w:hAnsi="Courier New" w:cs="Courier New" w:hint="default"/>
-      </w:rPr>
-    </w:lvl>
-    <w:lvl w:ilvl="8" w:tplc="08090005" w:tentative="1">
-      <w:start w:val="1"/>
-      <w:numFmt w:val="bullet"/>
-      <w:lvlText w:val=""/>
-      <w:lvlJc w:val="left"/>
-      <w:pPr>
-        <w:ind w:left="6480" w:hanging="360"/>
-      </w:pPr>
-      <w:rPr>
-        <w:rFonts w:ascii="Wingdings" w:hAnsi="Wingdings" w:hint="default"/>
-      </w:rPr>
-    </w:lvl>
-  </w:abstractNum>
-  <w:abstractNum w:abstractNumId="58" w15:restartNumberingAfterBreak="0">
-    <w:nsid w:val="7DC40DA0"/>
-    <w:multiLevelType w:val="hybridMultilevel"/>
-    <w:tmpl w:val="81D68B14"/>
-    <w:lvl w:ilvl="0" w:tplc="08090001">
-      <w:start w:val="1"/>
-      <w:numFmt w:val="bullet"/>
-      <w:lvlText w:val=""/>
-      <w:lvlJc w:val="left"/>
-      <w:pPr>
-        <w:ind w:left="720" w:hanging="360"/>
-      </w:pPr>
-      <w:rPr>
-        <w:rFonts w:ascii="Symbol" w:hAnsi="Symbol" w:hint="default"/>
-      </w:rPr>
-    </w:lvl>
-    <w:lvl w:ilvl="1" w:tplc="08090003" w:tentative="1">
-      <w:start w:val="1"/>
-      <w:numFmt w:val="bullet"/>
-      <w:lvlText w:val="o"/>
-      <w:lvlJc w:val="left"/>
-      <w:pPr>
-        <w:ind w:left="1440" w:hanging="360"/>
-      </w:pPr>
-      <w:rPr>
-        <w:rFonts w:ascii="Courier New" w:hAnsi="Courier New" w:cs="Courier New" w:hint="default"/>
-      </w:rPr>
-    </w:lvl>
-    <w:lvl w:ilvl="2" w:tplc="08090005" w:tentative="1">
-      <w:start w:val="1"/>
-      <w:numFmt w:val="bullet"/>
-      <w:lvlText w:val=""/>
-      <w:lvlJc w:val="left"/>
-      <w:pPr>
-        <w:ind w:left="2160" w:hanging="360"/>
-      </w:pPr>
-      <w:rPr>
-        <w:rFonts w:ascii="Wingdings" w:hAnsi="Wingdings" w:hint="default"/>
-      </w:rPr>
-    </w:lvl>
-    <w:lvl w:ilvl="3" w:tplc="08090001" w:tentative="1">
-      <w:start w:val="1"/>
-      <w:numFmt w:val="bullet"/>
-      <w:lvlText w:val=""/>
-      <w:lvlJc w:val="left"/>
-      <w:pPr>
-        <w:ind w:left="2880" w:hanging="360"/>
-      </w:pPr>
-      <w:rPr>
-        <w:rFonts w:ascii="Symbol" w:hAnsi="Symbol" w:hint="default"/>
-      </w:rPr>
-    </w:lvl>
-    <w:lvl w:ilvl="4" w:tplc="08090003" w:tentative="1">
-      <w:start w:val="1"/>
-      <w:numFmt w:val="bullet"/>
-      <w:lvlText w:val="o"/>
-      <w:lvlJc w:val="left"/>
-      <w:pPr>
-        <w:ind w:left="3600" w:hanging="360"/>
-      </w:pPr>
-      <w:rPr>
-        <w:rFonts w:ascii="Courier New" w:hAnsi="Courier New" w:cs="Courier New" w:hint="default"/>
-      </w:rPr>
-    </w:lvl>
-    <w:lvl w:ilvl="5" w:tplc="08090005" w:tentative="1">
-      <w:start w:val="1"/>
-      <w:numFmt w:val="bullet"/>
-      <w:lvlText w:val=""/>
-      <w:lvlJc w:val="left"/>
-      <w:pPr>
-        <w:ind w:left="4320" w:hanging="360"/>
-      </w:pPr>
-      <w:rPr>
-        <w:rFonts w:ascii="Wingdings" w:hAnsi="Wingdings" w:hint="default"/>
-      </w:rPr>
-    </w:lvl>
-    <w:lvl w:ilvl="6" w:tplc="08090001" w:tentative="1">
-      <w:start w:val="1"/>
-      <w:numFmt w:val="bullet"/>
-      <w:lvlText w:val=""/>
-      <w:lvlJc w:val="left"/>
-      <w:pPr>
-        <w:ind w:left="5040" w:hanging="360"/>
-      </w:pPr>
-      <w:rPr>
-        <w:rFonts w:ascii="Symbol" w:hAnsi="Symbol" w:hint="default"/>
-      </w:rPr>
-    </w:lvl>
-    <w:lvl w:ilvl="7" w:tplc="08090003" w:tentative="1">
-      <w:start w:val="1"/>
-      <w:numFmt w:val="bullet"/>
-      <w:lvlText w:val="o"/>
-      <w:lvlJc w:val="left"/>
-      <w:pPr>
-        <w:ind w:left="5760" w:hanging="360"/>
-      </w:pPr>
-      <w:rPr>
-        <w:rFonts w:ascii="Courier New" w:hAnsi="Courier New" w:cs="Courier New" w:hint="default"/>
-      </w:rPr>
-    </w:lvl>
-    <w:lvl w:ilvl="8" w:tplc="08090005" w:tentative="1">
-      <w:start w:val="1"/>
-      <w:numFmt w:val="bullet"/>
-      <w:lvlText w:val=""/>
-      <w:lvlJc w:val="left"/>
-      <w:pPr>
-        <w:ind w:left="6480" w:hanging="360"/>
-      </w:pPr>
-      <w:rPr>
-        <w:rFonts w:ascii="Wingdings" w:hAnsi="Wingdings" w:hint="default"/>
-      </w:rPr>
-    </w:lvl>
-  </w:abstractNum>
-  <w:abstractNum w:abstractNumId="59" w15:restartNumberingAfterBreak="0">
+  <w:abstractNum w:abstractNumId="23" w15:restartNumberingAfterBreak="0">
     <w:nsid w:val="7EDB73F2"/>
     <w:multiLevelType w:val="hybridMultilevel"/>
     <w:tmpl w:val="A73AD2BC"/>
@@ -12306,186 +7738,195 @@
       </w:rPr>
     </w:lvl>
   </w:abstractNum>
+  <w:abstractNum w:abstractNumId="24" w15:restartNumberingAfterBreak="0">
+    <w:nsid w:val="7F4264F3"/>
+    <w:multiLevelType w:val="hybridMultilevel"/>
+    <w:tmpl w:val="220CA7B4"/>
+    <w:lvl w:ilvl="0" w:tplc="08090001">
+      <w:start w:val="1"/>
+      <w:numFmt w:val="bullet"/>
+      <w:lvlText w:val=""/>
+      <w:lvlJc w:val="left"/>
+      <w:pPr>
+        <w:ind w:left="720" w:hanging="360"/>
+      </w:pPr>
+      <w:rPr>
+        <w:rFonts w:ascii="Symbol" w:hAnsi="Symbol" w:hint="default"/>
+      </w:rPr>
+    </w:lvl>
+    <w:lvl w:ilvl="1" w:tplc="08090003" w:tentative="1">
+      <w:start w:val="1"/>
+      <w:numFmt w:val="bullet"/>
+      <w:lvlText w:val="o"/>
+      <w:lvlJc w:val="left"/>
+      <w:pPr>
+        <w:ind w:left="1440" w:hanging="360"/>
+      </w:pPr>
+      <w:rPr>
+        <w:rFonts w:ascii="Courier New" w:hAnsi="Courier New" w:cs="Courier New" w:hint="default"/>
+      </w:rPr>
+    </w:lvl>
+    <w:lvl w:ilvl="2" w:tplc="08090005" w:tentative="1">
+      <w:start w:val="1"/>
+      <w:numFmt w:val="bullet"/>
+      <w:lvlText w:val=""/>
+      <w:lvlJc w:val="left"/>
+      <w:pPr>
+        <w:ind w:left="2160" w:hanging="360"/>
+      </w:pPr>
+      <w:rPr>
+        <w:rFonts w:ascii="Wingdings" w:hAnsi="Wingdings" w:hint="default"/>
+      </w:rPr>
+    </w:lvl>
+    <w:lvl w:ilvl="3" w:tplc="08090001" w:tentative="1">
+      <w:start w:val="1"/>
+      <w:numFmt w:val="bullet"/>
+      <w:lvlText w:val=""/>
+      <w:lvlJc w:val="left"/>
+      <w:pPr>
+        <w:ind w:left="2880" w:hanging="360"/>
+      </w:pPr>
+      <w:rPr>
+        <w:rFonts w:ascii="Symbol" w:hAnsi="Symbol" w:hint="default"/>
+      </w:rPr>
+    </w:lvl>
+    <w:lvl w:ilvl="4" w:tplc="08090003" w:tentative="1">
+      <w:start w:val="1"/>
+      <w:numFmt w:val="bullet"/>
+      <w:lvlText w:val="o"/>
+      <w:lvlJc w:val="left"/>
+      <w:pPr>
+        <w:ind w:left="3600" w:hanging="360"/>
+      </w:pPr>
+      <w:rPr>
+        <w:rFonts w:ascii="Courier New" w:hAnsi="Courier New" w:cs="Courier New" w:hint="default"/>
+      </w:rPr>
+    </w:lvl>
+    <w:lvl w:ilvl="5" w:tplc="08090005" w:tentative="1">
+      <w:start w:val="1"/>
+      <w:numFmt w:val="bullet"/>
+      <w:lvlText w:val=""/>
+      <w:lvlJc w:val="left"/>
+      <w:pPr>
+        <w:ind w:left="4320" w:hanging="360"/>
+      </w:pPr>
+      <w:rPr>
+        <w:rFonts w:ascii="Wingdings" w:hAnsi="Wingdings" w:hint="default"/>
+      </w:rPr>
+    </w:lvl>
+    <w:lvl w:ilvl="6" w:tplc="08090001" w:tentative="1">
+      <w:start w:val="1"/>
+      <w:numFmt w:val="bullet"/>
+      <w:lvlText w:val=""/>
+      <w:lvlJc w:val="left"/>
+      <w:pPr>
+        <w:ind w:left="5040" w:hanging="360"/>
+      </w:pPr>
+      <w:rPr>
+        <w:rFonts w:ascii="Symbol" w:hAnsi="Symbol" w:hint="default"/>
+      </w:rPr>
+    </w:lvl>
+    <w:lvl w:ilvl="7" w:tplc="08090003" w:tentative="1">
+      <w:start w:val="1"/>
+      <w:numFmt w:val="bullet"/>
+      <w:lvlText w:val="o"/>
+      <w:lvlJc w:val="left"/>
+      <w:pPr>
+        <w:ind w:left="5760" w:hanging="360"/>
+      </w:pPr>
+      <w:rPr>
+        <w:rFonts w:ascii="Courier New" w:hAnsi="Courier New" w:cs="Courier New" w:hint="default"/>
+      </w:rPr>
+    </w:lvl>
+    <w:lvl w:ilvl="8" w:tplc="08090005" w:tentative="1">
+      <w:start w:val="1"/>
+      <w:numFmt w:val="bullet"/>
+      <w:lvlText w:val=""/>
+      <w:lvlJc w:val="left"/>
+      <w:pPr>
+        <w:ind w:left="6480" w:hanging="360"/>
+      </w:pPr>
+      <w:rPr>
+        <w:rFonts w:ascii="Wingdings" w:hAnsi="Wingdings" w:hint="default"/>
+      </w:rPr>
+    </w:lvl>
+  </w:abstractNum>
   <w:num w:numId="1" w16cid:durableId="98263653">
+    <w:abstractNumId w:val="4"/>
+  </w:num>
+  <w:num w:numId="2" w16cid:durableId="953748232">
+    <w:abstractNumId w:val="20"/>
+  </w:num>
+  <w:num w:numId="3" w16cid:durableId="514417071">
+    <w:abstractNumId w:val="11"/>
+  </w:num>
+  <w:num w:numId="4" w16cid:durableId="1052341902">
+    <w:abstractNumId w:val="23"/>
+  </w:num>
+  <w:num w:numId="5" w16cid:durableId="135799315">
+    <w:abstractNumId w:val="18"/>
+  </w:num>
+  <w:num w:numId="6" w16cid:durableId="1006055301">
+    <w:abstractNumId w:val="13"/>
+  </w:num>
+  <w:num w:numId="7" w16cid:durableId="1356536400">
+    <w:abstractNumId w:val="6"/>
+  </w:num>
+  <w:num w:numId="8" w16cid:durableId="1726879669">
+    <w:abstractNumId w:val="8"/>
+  </w:num>
+  <w:num w:numId="9" w16cid:durableId="907233232">
+    <w:abstractNumId w:val="9"/>
+  </w:num>
+  <w:num w:numId="10" w16cid:durableId="340667868">
+    <w:abstractNumId w:val="2"/>
+  </w:num>
+  <w:num w:numId="11" w16cid:durableId="788624933">
     <w:abstractNumId w:val="10"/>
   </w:num>
-  <w:num w:numId="2" w16cid:durableId="54934415">
+  <w:num w:numId="12" w16cid:durableId="730418927">
+    <w:abstractNumId w:val="22"/>
+  </w:num>
+  <w:num w:numId="13" w16cid:durableId="1863784959">
+    <w:abstractNumId w:val="0"/>
+  </w:num>
+  <w:num w:numId="14" w16cid:durableId="492374413">
+    <w:abstractNumId w:val="5"/>
+  </w:num>
+  <w:num w:numId="15" w16cid:durableId="51926827">
+    <w:abstractNumId w:val="17"/>
+  </w:num>
+  <w:num w:numId="16" w16cid:durableId="657535964">
+    <w:abstractNumId w:val="14"/>
+  </w:num>
+  <w:num w:numId="17" w16cid:durableId="534315019">
+    <w:abstractNumId w:val="19"/>
+  </w:num>
+  <w:num w:numId="18" w16cid:durableId="736124932">
+    <w:abstractNumId w:val="12"/>
+  </w:num>
+  <w:num w:numId="19" w16cid:durableId="56511874">
+    <w:abstractNumId w:val="15"/>
+  </w:num>
+  <w:num w:numId="20" w16cid:durableId="1941520501">
+    <w:abstractNumId w:val="1"/>
+  </w:num>
+  <w:num w:numId="21" w16cid:durableId="429812259">
+    <w:abstractNumId w:val="3"/>
+  </w:num>
+  <w:num w:numId="22" w16cid:durableId="1048069180">
+    <w:abstractNumId w:val="21"/>
+  </w:num>
+  <w:num w:numId="23" w16cid:durableId="532109696">
+    <w:abstractNumId w:val="16"/>
+  </w:num>
+  <w:num w:numId="24" w16cid:durableId="509609453">
+    <w:abstractNumId w:val="24"/>
+  </w:num>
+  <w:num w:numId="25" w16cid:durableId="1150754998">
     <w:abstractNumId w:val="7"/>
   </w:num>
-  <w:num w:numId="3" w16cid:durableId="587348901">
-    <w:abstractNumId w:val="44"/>
-  </w:num>
-  <w:num w:numId="4" w16cid:durableId="953748232">
-    <w:abstractNumId w:val="46"/>
-  </w:num>
-  <w:num w:numId="5" w16cid:durableId="514417071">
-    <w:abstractNumId w:val="27"/>
-  </w:num>
-  <w:num w:numId="6" w16cid:durableId="1052341902">
-    <w:abstractNumId w:val="59"/>
-  </w:num>
-  <w:num w:numId="7" w16cid:durableId="2079090849">
-    <w:abstractNumId w:val="34"/>
-  </w:num>
-  <w:num w:numId="8" w16cid:durableId="1793673559">
-    <w:abstractNumId w:val="40"/>
-  </w:num>
-  <w:num w:numId="9" w16cid:durableId="1130705882">
-    <w:abstractNumId w:val="49"/>
-  </w:num>
-  <w:num w:numId="10" w16cid:durableId="722798388">
-    <w:abstractNumId w:val="6"/>
-  </w:num>
-  <w:num w:numId="11" w16cid:durableId="1785224561">
-    <w:abstractNumId w:val="0"/>
-  </w:num>
-  <w:num w:numId="12" w16cid:durableId="334579526">
-    <w:abstractNumId w:val="14"/>
-  </w:num>
-  <w:num w:numId="13" w16cid:durableId="602953410">
-    <w:abstractNumId w:val="20"/>
-  </w:num>
-  <w:num w:numId="14" w16cid:durableId="75830183">
-    <w:abstractNumId w:val="8"/>
-  </w:num>
-  <w:num w:numId="15" w16cid:durableId="2109231433">
-    <w:abstractNumId w:val="26"/>
-  </w:num>
-  <w:num w:numId="16" w16cid:durableId="1169371563">
-    <w:abstractNumId w:val="25"/>
-  </w:num>
-  <w:num w:numId="17" w16cid:durableId="572618460">
-    <w:abstractNumId w:val="22"/>
-  </w:num>
-  <w:num w:numId="18" w16cid:durableId="2023164959">
-    <w:abstractNumId w:val="33"/>
-  </w:num>
-  <w:num w:numId="19" w16cid:durableId="1334839445">
-    <w:abstractNumId w:val="48"/>
-  </w:num>
-  <w:num w:numId="20" w16cid:durableId="1849976206">
-    <w:abstractNumId w:val="39"/>
-  </w:num>
-  <w:num w:numId="21" w16cid:durableId="1961759362">
-    <w:abstractNumId w:val="31"/>
-  </w:num>
-  <w:num w:numId="22" w16cid:durableId="2044093896">
-    <w:abstractNumId w:val="5"/>
-  </w:num>
-  <w:num w:numId="23" w16cid:durableId="289475755">
-    <w:abstractNumId w:val="19"/>
-  </w:num>
-  <w:num w:numId="24" w16cid:durableId="935743">
-    <w:abstractNumId w:val="54"/>
-  </w:num>
-  <w:num w:numId="25" w16cid:durableId="255673990">
-    <w:abstractNumId w:val="28"/>
-  </w:num>
-  <w:num w:numId="26" w16cid:durableId="366295010">
-    <w:abstractNumId w:val="13"/>
-  </w:num>
-  <w:num w:numId="27" w16cid:durableId="1119032203">
-    <w:abstractNumId w:val="50"/>
-  </w:num>
-  <w:num w:numId="28" w16cid:durableId="87967361">
-    <w:abstractNumId w:val="11"/>
-  </w:num>
-  <w:num w:numId="29" w16cid:durableId="1009874654">
-    <w:abstractNumId w:val="52"/>
-  </w:num>
-  <w:num w:numId="30" w16cid:durableId="2021154772">
-    <w:abstractNumId w:val="17"/>
-  </w:num>
-  <w:num w:numId="31" w16cid:durableId="1372538463">
-    <w:abstractNumId w:val="58"/>
-  </w:num>
-  <w:num w:numId="32" w16cid:durableId="734665126">
-    <w:abstractNumId w:val="32"/>
-  </w:num>
-  <w:num w:numId="33" w16cid:durableId="716664790">
-    <w:abstractNumId w:val="24"/>
-  </w:num>
-  <w:num w:numId="34" w16cid:durableId="2140293851">
-    <w:abstractNumId w:val="57"/>
-  </w:num>
-  <w:num w:numId="35" w16cid:durableId="1568607982">
-    <w:abstractNumId w:val="47"/>
-  </w:num>
-  <w:num w:numId="36" w16cid:durableId="1301301478">
-    <w:abstractNumId w:val="53"/>
-  </w:num>
-  <w:num w:numId="37" w16cid:durableId="1367826872">
-    <w:abstractNumId w:val="16"/>
-  </w:num>
-  <w:num w:numId="38" w16cid:durableId="1171675660">
-    <w:abstractNumId w:val="35"/>
-  </w:num>
-  <w:num w:numId="39" w16cid:durableId="1740784739">
-    <w:abstractNumId w:val="42"/>
-  </w:num>
-  <w:num w:numId="40" w16cid:durableId="880286272">
-    <w:abstractNumId w:val="29"/>
-  </w:num>
-  <w:num w:numId="41" w16cid:durableId="135799315">
-    <w:abstractNumId w:val="43"/>
-  </w:num>
-  <w:num w:numId="42" w16cid:durableId="1006055301">
-    <w:abstractNumId w:val="36"/>
-  </w:num>
-  <w:num w:numId="43" w16cid:durableId="1356536400">
-    <w:abstractNumId w:val="15"/>
-  </w:num>
-  <w:num w:numId="44" w16cid:durableId="1726879669">
-    <w:abstractNumId w:val="18"/>
-  </w:num>
-  <w:num w:numId="45" w16cid:durableId="42095284">
-    <w:abstractNumId w:val="2"/>
-  </w:num>
-  <w:num w:numId="46" w16cid:durableId="907233232">
-    <w:abstractNumId w:val="21"/>
-  </w:num>
-  <w:num w:numId="47" w16cid:durableId="340667868">
-    <w:abstractNumId w:val="4"/>
-  </w:num>
-  <w:num w:numId="48" w16cid:durableId="788624933">
-    <w:abstractNumId w:val="23"/>
-  </w:num>
-  <w:num w:numId="49" w16cid:durableId="730418927">
-    <w:abstractNumId w:val="56"/>
-  </w:num>
-  <w:num w:numId="50" w16cid:durableId="310908081">
-    <w:abstractNumId w:val="51"/>
-  </w:num>
-  <w:num w:numId="51" w16cid:durableId="1863784959">
-    <w:abstractNumId w:val="1"/>
-  </w:num>
-  <w:num w:numId="52" w16cid:durableId="492374413">
-    <w:abstractNumId w:val="12"/>
-  </w:num>
-  <w:num w:numId="53" w16cid:durableId="51926827">
-    <w:abstractNumId w:val="41"/>
-  </w:num>
-  <w:num w:numId="54" w16cid:durableId="657535964">
-    <w:abstractNumId w:val="37"/>
-  </w:num>
-  <w:num w:numId="55" w16cid:durableId="534315019">
-    <w:abstractNumId w:val="45"/>
-  </w:num>
-  <w:num w:numId="56" w16cid:durableId="736124932">
-    <w:abstractNumId w:val="30"/>
-  </w:num>
-  <w:num w:numId="57" w16cid:durableId="56511874">
-    <w:abstractNumId w:val="38"/>
-  </w:num>
-  <w:num w:numId="58" w16cid:durableId="1941520501">
-    <w:abstractNumId w:val="3"/>
-  </w:num>
-  <w:num w:numId="59" w16cid:durableId="429812259">
-    <w:abstractNumId w:val="9"/>
-  </w:num>
-  <w:num w:numId="60" w16cid:durableId="1048069180">
-    <w:abstractNumId w:val="55"/>
-  </w:num>
+  <w:numIdMacAtCleanup w:val="24"/>
 </w:numbering>
 </file>
 
@@ -13867,6 +9308,33 @@
 </file>
 
 <file path=customXml/item1.xml><?xml version="1.0" encoding="utf-8"?>
+<p:properties xmlns:p="http://schemas.microsoft.com/office/2006/metadata/properties" xmlns:xsi="http://www.w3.org/2001/XMLSchema-instance" xmlns:pc="http://schemas.microsoft.com/office/infopath/2007/PartnerControls">
+  <documentManagement>
+    <TaxCatchAll xmlns="f759e271-ad1d-4e86-8dc0-06afd83cffc2" xsi:nil="true"/>
+    <lcf76f155ced4ddcb4097134ff3c332f xmlns="ad8aa30b-d44b-4376-a93f-58e8449e5ba4">
+      <Terms xmlns="http://schemas.microsoft.com/office/infopath/2007/PartnerControls"/>
+    </lcf76f155ced4ddcb4097134ff3c332f>
+    <SharedWithUsers xmlns="f759e271-ad1d-4e86-8dc0-06afd83cffc2">
+      <UserInfo>
+        <DisplayName/>
+        <AccountId xsi:nil="true"/>
+        <AccountType/>
+      </UserInfo>
+    </SharedWithUsers>
+  </documentManagement>
+</p:properties>
+</file>
+
+<file path=customXml/item2.xml><?xml version="1.0" encoding="utf-8"?>
+<?mso-contentType ?>
+<FormTemplates xmlns="http://schemas.microsoft.com/sharepoint/v3/contenttype/forms">
+  <Display>DocumentLibraryForm</Display>
+  <Edit>DocumentLibraryForm</Edit>
+  <New>DocumentLibraryForm</New>
+</FormTemplates>
+</file>
+
+<file path=customXml/item3.xml><?xml version="1.0" encoding="utf-8"?>
 <ct:contentTypeSchema xmlns:ct="http://schemas.microsoft.com/office/2006/metadata/contentType" xmlns:ma="http://schemas.microsoft.com/office/2006/metadata/properties/metaAttributes" ct:_="" ma:_="" ma:contentTypeName="Document" ma:contentTypeID="0x010100BA60749CDFD69A44AA99DB59D3D228E9" ma:contentTypeVersion="19" ma:contentTypeDescription="Create a new document." ma:contentTypeScope="" ma:versionID="ce5c08b9a8ffbec0d408a8dcd17b49a5">
   <xsd:schema xmlns:xsd="http://www.w3.org/2001/XMLSchema" xmlns:xs="http://www.w3.org/2001/XMLSchema" xmlns:p="http://schemas.microsoft.com/office/2006/metadata/properties" xmlns:ns2="ad8aa30b-d44b-4376-a93f-58e8449e5ba4" xmlns:ns3="f759e271-ad1d-4e86-8dc0-06afd83cffc2" targetNamespace="http://schemas.microsoft.com/office/2006/metadata/properties" ma:root="true" ma:fieldsID="6d2ed902715046b32c153ed73c0f0687" ns2:_="" ns3:_="">
     <xsd:import namespace="ad8aa30b-d44b-4376-a93f-58e8449e5ba4"/>
@@ -14127,38 +9595,30 @@
 </ct:contentTypeSchema>
 </file>
 
-<file path=customXml/item2.xml><?xml version="1.0" encoding="utf-8"?>
-<?mso-contentType ?>
-<FormTemplates xmlns="http://schemas.microsoft.com/sharepoint/v3/contenttype/forms">
-  <Display>DocumentLibraryForm</Display>
-  <Edit>DocumentLibraryForm</Edit>
-  <New>DocumentLibraryForm</New>
-</FormTemplates>
-</file>
-
-<file path=customXml/item3.xml><?xml version="1.0" encoding="utf-8"?>
-<p:properties xmlns:p="http://schemas.microsoft.com/office/2006/metadata/properties" xmlns:xsi="http://www.w3.org/2001/XMLSchema-instance" xmlns:pc="http://schemas.microsoft.com/office/infopath/2007/PartnerControls">
-  <documentManagement>
-    <TaxCatchAll xmlns="f759e271-ad1d-4e86-8dc0-06afd83cffc2" xsi:nil="true"/>
-    <lcf76f155ced4ddcb4097134ff3c332f xmlns="ad8aa30b-d44b-4376-a93f-58e8449e5ba4">
-      <Terms xmlns="http://schemas.microsoft.com/office/infopath/2007/PartnerControls"/>
-    </lcf76f155ced4ddcb4097134ff3c332f>
-    <SharedWithUsers xmlns="f759e271-ad1d-4e86-8dc0-06afd83cffc2">
-      <UserInfo>
-        <DisplayName/>
-        <AccountId xsi:nil="true"/>
-        <AccountType/>
-      </UserInfo>
-    </SharedWithUsers>
-  </documentManagement>
-</p:properties>
-</file>
-
 <file path=customXml/item4.xml><?xml version="1.0" encoding="utf-8"?>
 <b:Sources xmlns:b="http://schemas.openxmlformats.org/officeDocument/2006/bibliography" xmlns="http://schemas.openxmlformats.org/officeDocument/2006/bibliography" SelectedStyle="\APASixthEditionOfficeOnline.xsl" StyleName="APA" Version="6"/>
 </file>
 
 <file path=customXml/itemProps1.xml><?xml version="1.0" encoding="utf-8"?>
+<ds:datastoreItem xmlns:ds="http://schemas.openxmlformats.org/officeDocument/2006/customXml" ds:itemID="{8F0C613A-696E-4404-AD87-E0D643D14975}">
+  <ds:schemaRefs>
+    <ds:schemaRef ds:uri="http://schemas.microsoft.com/office/2006/metadata/properties"/>
+    <ds:schemaRef ds:uri="http://schemas.microsoft.com/office/infopath/2007/PartnerControls"/>
+    <ds:schemaRef ds:uri="f759e271-ad1d-4e86-8dc0-06afd83cffc2"/>
+    <ds:schemaRef ds:uri="ad8aa30b-d44b-4376-a93f-58e8449e5ba4"/>
+  </ds:schemaRefs>
+</ds:datastoreItem>
+</file>
+
+<file path=customXml/itemProps2.xml><?xml version="1.0" encoding="utf-8"?>
+<ds:datastoreItem xmlns:ds="http://schemas.openxmlformats.org/officeDocument/2006/customXml" ds:itemID="{13D51B25-AACE-4E4E-B18F-F697368DC5CB}">
+  <ds:schemaRefs>
+    <ds:schemaRef ds:uri="http://schemas.microsoft.com/sharepoint/v3/contenttype/forms"/>
+  </ds:schemaRefs>
+</ds:datastoreItem>
+</file>
+
+<file path=customXml/itemProps3.xml><?xml version="1.0" encoding="utf-8"?>
 <ds:datastoreItem xmlns:ds="http://schemas.openxmlformats.org/officeDocument/2006/customXml" ds:itemID="{FBF7309C-E0BF-40A6-89C1-CD84F659019F}">
   <ds:schemaRefs>
     <ds:schemaRef ds:uri="http://schemas.microsoft.com/office/2006/metadata/contentType"/>
@@ -14177,25 +9637,6 @@
 </ds:datastoreItem>
 </file>
 
-<file path=customXml/itemProps2.xml><?xml version="1.0" encoding="utf-8"?>
-<ds:datastoreItem xmlns:ds="http://schemas.openxmlformats.org/officeDocument/2006/customXml" ds:itemID="{13D51B25-AACE-4E4E-B18F-F697368DC5CB}">
-  <ds:schemaRefs>
-    <ds:schemaRef ds:uri="http://schemas.microsoft.com/sharepoint/v3/contenttype/forms"/>
-  </ds:schemaRefs>
-</ds:datastoreItem>
-</file>
-
-<file path=customXml/itemProps3.xml><?xml version="1.0" encoding="utf-8"?>
-<ds:datastoreItem xmlns:ds="http://schemas.openxmlformats.org/officeDocument/2006/customXml" ds:itemID="{8F0C613A-696E-4404-AD87-E0D643D14975}">
-  <ds:schemaRefs>
-    <ds:schemaRef ds:uri="http://schemas.microsoft.com/office/2006/metadata/properties"/>
-    <ds:schemaRef ds:uri="http://schemas.microsoft.com/office/infopath/2007/PartnerControls"/>
-    <ds:schemaRef ds:uri="f759e271-ad1d-4e86-8dc0-06afd83cffc2"/>
-    <ds:schemaRef ds:uri="ad8aa30b-d44b-4376-a93f-58e8449e5ba4"/>
-  </ds:schemaRefs>
-</ds:datastoreItem>
-</file>
-
 <file path=customXml/itemProps4.xml><?xml version="1.0" encoding="utf-8"?>
 <ds:datastoreItem xmlns:ds="http://schemas.openxmlformats.org/officeDocument/2006/customXml" ds:itemID="{20AAF766-E7D3-4AF4-9E24-1DBD527B4EDD}">
   <ds:schemaRefs>
